--- a/docs/word/08-用户手册.docx
+++ b/docs/word/08-用户手册.docx
@@ -6,7 +6,23 @@
       <w:pPr>
         <w:pStyle w:val="Heading1"/>
         <w:bidi w:val="0"/>
-        <w:spacing w:before="120" w:after="240"/>
+        <w:spacing w:before="240" w:after="283"/>
+        <w:jc w:val="left"/>
+        <w:rPr/>
+      </w:pPr>
+      <w:r>
+        <w:rPr/>
+        <w:t>08-</w:t>
+      </w:r>
+      <w:r>
+        <w:rPr/>
+        <w:t>用户手册</w:t>
+      </w:r>
+    </w:p>
+    <w:p>
+      <w:pPr>
+        <w:pStyle w:val="Heading1"/>
+        <w:bidi w:val="0"/>
         <w:jc w:val="left"/>
         <w:rPr/>
       </w:pPr>
@@ -17,42 +33,36 @@
     </w:p>
     <w:tbl>
       <w:tblPr>
-        <w:tblW w:w="5000" w:type="pct"/>
-        <w:jc w:val="left"/>
-        <w:tblInd w:w="45" w:type="dxa"/>
+        <w:tblW w:w="6042" w:type="dxa"/>
+        <w:jc w:val="left"/>
+        <w:tblInd w:w="28" w:type="dxa"/>
         <w:tblLayout w:type="fixed"/>
         <w:tblCellMar>
-          <w:top w:w="45" w:type="dxa"/>
-          <w:left w:w="45" w:type="dxa"/>
-          <w:bottom w:w="45" w:type="dxa"/>
-          <w:right w:w="45" w:type="dxa"/>
+          <w:top w:w="28" w:type="dxa"/>
+          <w:left w:w="28" w:type="dxa"/>
+          <w:bottom w:w="28" w:type="dxa"/>
+          <w:right w:w="28" w:type="dxa"/>
         </w:tblCellMar>
       </w:tblPr>
       <w:tblGrid>
-        <w:gridCol w:w="2508"/>
-        <w:gridCol w:w="8830"/>
+        <w:gridCol w:w="937"/>
+        <w:gridCol w:w="5105"/>
       </w:tblGrid>
       <w:tr>
-        <w:trPr>
-          <w:tblHeader w:val="true"/>
-        </w:trPr>
-        <w:tc>
-          <w:tcPr>
-            <w:tcW w:w="2508" w:type="dxa"/>
-            <w:tcBorders>
-              <w:top w:val="single" w:sz="6" w:space="0" w:color="808080"/>
-              <w:left w:val="single" w:sz="6" w:space="0" w:color="808080"/>
-              <w:bottom w:val="single" w:sz="2" w:space="0" w:color="808080"/>
-              <w:right w:val="single" w:sz="6" w:space="0" w:color="808080"/>
-            </w:tcBorders>
-            <w:shd w:fill="DCE6F1" w:val="clear"/>
+        <w:trPr/>
+        <w:tc>
+          <w:tcPr>
+            <w:tcW w:w="937" w:type="dxa"/>
+            <w:tcBorders/>
+            <w:vAlign w:val="center"/>
           </w:tcPr>
           <w:p>
             <w:pPr>
               <w:pStyle w:val="Style19"/>
-              <w:bidi w:val="0"/>
-              <w:spacing w:before="0" w:after="120"/>
-              <w:ind w:hanging="0" w:left="0" w:right="0"/>
+              <w:suppressLineNumbers/>
+              <w:shd w:fill="EEF1F4" w:val="clear"/>
+              <w:bidi w:val="0"/>
+              <w:spacing w:before="0" w:after="283"/>
               <w:jc w:val="left"/>
               <w:rPr/>
             </w:pPr>
@@ -64,21 +74,17 @@
         </w:tc>
         <w:tc>
           <w:tcPr>
-            <w:tcW w:w="8830" w:type="dxa"/>
-            <w:tcBorders>
-              <w:top w:val="single" w:sz="6" w:space="0" w:color="808080"/>
-              <w:left w:val="single" w:sz="2" w:space="0" w:color="808080"/>
-              <w:bottom w:val="single" w:sz="2" w:space="0" w:color="808080"/>
-              <w:right w:val="single" w:sz="6" w:space="0" w:color="808080"/>
-            </w:tcBorders>
-            <w:shd w:fill="DCE6F1" w:val="clear"/>
+            <w:tcW w:w="5105" w:type="dxa"/>
+            <w:tcBorders/>
+            <w:vAlign w:val="center"/>
           </w:tcPr>
           <w:p>
             <w:pPr>
               <w:pStyle w:val="Style19"/>
-              <w:bidi w:val="0"/>
-              <w:spacing w:before="0" w:after="120"/>
-              <w:ind w:hanging="0" w:left="0" w:right="0"/>
+              <w:suppressLineNumbers/>
+              <w:shd w:fill="EEF1F4" w:val="clear"/>
+              <w:bidi w:val="0"/>
+              <w:spacing w:before="0" w:after="283"/>
               <w:jc w:val="left"/>
               <w:rPr/>
             </w:pPr>
@@ -93,19 +99,15 @@
         <w:trPr/>
         <w:tc>
           <w:tcPr>
-            <w:tcW w:w="2508" w:type="dxa"/>
-            <w:tcBorders>
-              <w:left w:val="single" w:sz="6" w:space="0" w:color="808080"/>
-              <w:bottom w:val="single" w:sz="2" w:space="0" w:color="808080"/>
-              <w:right w:val="single" w:sz="6" w:space="0" w:color="808080"/>
-            </w:tcBorders>
-          </w:tcPr>
-          <w:p>
-            <w:pPr>
-              <w:pStyle w:val="Style14"/>
-              <w:bidi w:val="0"/>
-              <w:spacing w:before="0" w:after="120"/>
-              <w:ind w:hanging="0" w:left="0" w:right="0"/>
+            <w:tcW w:w="937" w:type="dxa"/>
+            <w:tcBorders/>
+            <w:vAlign w:val="center"/>
+          </w:tcPr>
+          <w:p>
+            <w:pPr>
+              <w:pStyle w:val="Style14"/>
+              <w:bidi w:val="0"/>
+              <w:spacing w:before="0" w:after="283"/>
               <w:jc w:val="left"/>
               <w:rPr/>
             </w:pPr>
@@ -117,19 +119,15 @@
         </w:tc>
         <w:tc>
           <w:tcPr>
-            <w:tcW w:w="8830" w:type="dxa"/>
-            <w:tcBorders>
-              <w:left w:val="single" w:sz="2" w:space="0" w:color="808080"/>
-              <w:bottom w:val="single" w:sz="2" w:space="0" w:color="808080"/>
-              <w:right w:val="single" w:sz="6" w:space="0" w:color="808080"/>
-            </w:tcBorders>
-          </w:tcPr>
-          <w:p>
-            <w:pPr>
-              <w:pStyle w:val="Style14"/>
-              <w:bidi w:val="0"/>
-              <w:spacing w:before="0" w:after="120"/>
-              <w:ind w:hanging="0" w:left="0" w:right="0"/>
+            <w:tcW w:w="5105" w:type="dxa"/>
+            <w:tcBorders/>
+            <w:vAlign w:val="center"/>
+          </w:tcPr>
+          <w:p>
+            <w:pPr>
+              <w:pStyle w:val="Style14"/>
+              <w:bidi w:val="0"/>
+              <w:spacing w:before="0" w:after="283"/>
               <w:jc w:val="left"/>
               <w:rPr/>
             </w:pPr>
@@ -152,19 +150,15 @@
         <w:trPr/>
         <w:tc>
           <w:tcPr>
-            <w:tcW w:w="2508" w:type="dxa"/>
-            <w:tcBorders>
-              <w:left w:val="single" w:sz="6" w:space="0" w:color="808080"/>
-              <w:bottom w:val="single" w:sz="2" w:space="0" w:color="808080"/>
-              <w:right w:val="single" w:sz="6" w:space="0" w:color="808080"/>
-            </w:tcBorders>
-          </w:tcPr>
-          <w:p>
-            <w:pPr>
-              <w:pStyle w:val="Style14"/>
-              <w:bidi w:val="0"/>
-              <w:spacing w:before="0" w:after="120"/>
-              <w:ind w:hanging="0" w:left="0" w:right="0"/>
+            <w:tcW w:w="937" w:type="dxa"/>
+            <w:tcBorders/>
+            <w:vAlign w:val="center"/>
+          </w:tcPr>
+          <w:p>
+            <w:pPr>
+              <w:pStyle w:val="Style14"/>
+              <w:bidi w:val="0"/>
+              <w:spacing w:before="0" w:after="283"/>
               <w:jc w:val="left"/>
               <w:rPr/>
             </w:pPr>
@@ -176,19 +170,15 @@
         </w:tc>
         <w:tc>
           <w:tcPr>
-            <w:tcW w:w="8830" w:type="dxa"/>
-            <w:tcBorders>
-              <w:left w:val="single" w:sz="2" w:space="0" w:color="808080"/>
-              <w:bottom w:val="single" w:sz="2" w:space="0" w:color="808080"/>
-              <w:right w:val="single" w:sz="6" w:space="0" w:color="808080"/>
-            </w:tcBorders>
-          </w:tcPr>
-          <w:p>
-            <w:pPr>
-              <w:pStyle w:val="Style14"/>
-              <w:bidi w:val="0"/>
-              <w:spacing w:before="0" w:after="120"/>
-              <w:ind w:hanging="0" w:left="0" w:right="0"/>
+            <w:tcW w:w="5105" w:type="dxa"/>
+            <w:tcBorders/>
+            <w:vAlign w:val="center"/>
+          </w:tcPr>
+          <w:p>
+            <w:pPr>
+              <w:pStyle w:val="Style14"/>
+              <w:bidi w:val="0"/>
+              <w:spacing w:before="0" w:after="283"/>
               <w:jc w:val="left"/>
               <w:rPr/>
             </w:pPr>
@@ -203,19 +193,15 @@
         <w:trPr/>
         <w:tc>
           <w:tcPr>
-            <w:tcW w:w="2508" w:type="dxa"/>
-            <w:tcBorders>
-              <w:left w:val="single" w:sz="6" w:space="0" w:color="808080"/>
-              <w:bottom w:val="single" w:sz="2" w:space="0" w:color="808080"/>
-              <w:right w:val="single" w:sz="6" w:space="0" w:color="808080"/>
-            </w:tcBorders>
-          </w:tcPr>
-          <w:p>
-            <w:pPr>
-              <w:pStyle w:val="Style14"/>
-              <w:bidi w:val="0"/>
-              <w:spacing w:before="0" w:after="120"/>
-              <w:ind w:hanging="0" w:left="0" w:right="0"/>
+            <w:tcW w:w="937" w:type="dxa"/>
+            <w:tcBorders/>
+            <w:vAlign w:val="center"/>
+          </w:tcPr>
+          <w:p>
+            <w:pPr>
+              <w:pStyle w:val="Style14"/>
+              <w:bidi w:val="0"/>
+              <w:spacing w:before="0" w:after="283"/>
               <w:jc w:val="left"/>
               <w:rPr/>
             </w:pPr>
@@ -227,19 +213,15 @@
         </w:tc>
         <w:tc>
           <w:tcPr>
-            <w:tcW w:w="8830" w:type="dxa"/>
-            <w:tcBorders>
-              <w:left w:val="single" w:sz="2" w:space="0" w:color="808080"/>
-              <w:bottom w:val="single" w:sz="2" w:space="0" w:color="808080"/>
-              <w:right w:val="single" w:sz="6" w:space="0" w:color="808080"/>
-            </w:tcBorders>
-          </w:tcPr>
-          <w:p>
-            <w:pPr>
-              <w:pStyle w:val="Style14"/>
-              <w:bidi w:val="0"/>
-              <w:spacing w:before="0" w:after="120"/>
-              <w:ind w:hanging="0" w:left="0" w:right="0"/>
+            <w:tcW w:w="5105" w:type="dxa"/>
+            <w:tcBorders/>
+            <w:vAlign w:val="center"/>
+          </w:tcPr>
+          <w:p>
+            <w:pPr>
+              <w:pStyle w:val="Style14"/>
+              <w:bidi w:val="0"/>
+              <w:spacing w:before="0" w:after="283"/>
               <w:jc w:val="left"/>
               <w:rPr/>
             </w:pPr>
@@ -262,19 +244,15 @@
         <w:trPr/>
         <w:tc>
           <w:tcPr>
-            <w:tcW w:w="2508" w:type="dxa"/>
-            <w:tcBorders>
-              <w:left w:val="single" w:sz="6" w:space="0" w:color="808080"/>
-              <w:bottom w:val="single" w:sz="6" w:space="0" w:color="808080"/>
-              <w:right w:val="single" w:sz="6" w:space="0" w:color="808080"/>
-            </w:tcBorders>
-          </w:tcPr>
-          <w:p>
-            <w:pPr>
-              <w:pStyle w:val="Style14"/>
-              <w:bidi w:val="0"/>
-              <w:spacing w:before="0" w:after="120"/>
-              <w:ind w:hanging="0" w:left="0" w:right="0"/>
+            <w:tcW w:w="937" w:type="dxa"/>
+            <w:tcBorders/>
+            <w:vAlign w:val="center"/>
+          </w:tcPr>
+          <w:p>
+            <w:pPr>
+              <w:pStyle w:val="Style14"/>
+              <w:bidi w:val="0"/>
+              <w:spacing w:before="0" w:after="283"/>
               <w:jc w:val="left"/>
               <w:rPr/>
             </w:pPr>
@@ -286,18 +264,15 @@
         </w:tc>
         <w:tc>
           <w:tcPr>
-            <w:tcW w:w="8830" w:type="dxa"/>
-            <w:tcBorders>
-              <w:left w:val="single" w:sz="2" w:space="0" w:color="808080"/>
-              <w:bottom w:val="single" w:sz="6" w:space="0" w:color="808080"/>
-              <w:right w:val="single" w:sz="6" w:space="0" w:color="808080"/>
-            </w:tcBorders>
-          </w:tcPr>
-          <w:p>
-            <w:pPr>
-              <w:pStyle w:val="Style14"/>
-              <w:bidi w:val="0"/>
-              <w:spacing w:before="0" w:after="120"/>
+            <w:tcW w:w="5105" w:type="dxa"/>
+            <w:tcBorders/>
+            <w:vAlign w:val="center"/>
+          </w:tcPr>
+          <w:p>
+            <w:pPr>
+              <w:pStyle w:val="Style14"/>
+              <w:bidi w:val="0"/>
+              <w:spacing w:before="0" w:after="283"/>
               <w:jc w:val="left"/>
               <w:rPr/>
             </w:pPr>
@@ -340,6 +315,7 @@
       <w:pPr>
         <w:pStyle w:val="BodyText"/>
         <w:bidi w:val="0"/>
+        <w:jc w:val="left"/>
         <w:rPr/>
       </w:pPr>
       <w:r>
@@ -349,43 +325,37 @@
     </w:p>
     <w:tbl>
       <w:tblPr>
-        <w:tblW w:w="5000" w:type="pct"/>
-        <w:jc w:val="left"/>
-        <w:tblInd w:w="45" w:type="dxa"/>
+        <w:tblW w:w="8284" w:type="dxa"/>
+        <w:jc w:val="left"/>
+        <w:tblInd w:w="28" w:type="dxa"/>
         <w:tblLayout w:type="fixed"/>
         <w:tblCellMar>
-          <w:top w:w="45" w:type="dxa"/>
-          <w:left w:w="45" w:type="dxa"/>
-          <w:bottom w:w="45" w:type="dxa"/>
-          <w:right w:w="45" w:type="dxa"/>
+          <w:top w:w="28" w:type="dxa"/>
+          <w:left w:w="28" w:type="dxa"/>
+          <w:bottom w:w="28" w:type="dxa"/>
+          <w:right w:w="28" w:type="dxa"/>
         </w:tblCellMar>
       </w:tblPr>
       <w:tblGrid>
-        <w:gridCol w:w="2535"/>
-        <w:gridCol w:w="5530"/>
-        <w:gridCol w:w="3273"/>
+        <w:gridCol w:w="937"/>
+        <w:gridCol w:w="6089"/>
+        <w:gridCol w:w="1258"/>
       </w:tblGrid>
       <w:tr>
-        <w:trPr>
-          <w:tblHeader w:val="true"/>
-        </w:trPr>
-        <w:tc>
-          <w:tcPr>
-            <w:tcW w:w="2535" w:type="dxa"/>
-            <w:tcBorders>
-              <w:top w:val="single" w:sz="6" w:space="0" w:color="808080"/>
-              <w:left w:val="single" w:sz="6" w:space="0" w:color="808080"/>
-              <w:bottom w:val="single" w:sz="2" w:space="0" w:color="808080"/>
-              <w:right w:val="single" w:sz="6" w:space="0" w:color="808080"/>
-            </w:tcBorders>
-            <w:shd w:fill="DCE6F1" w:val="clear"/>
+        <w:trPr/>
+        <w:tc>
+          <w:tcPr>
+            <w:tcW w:w="937" w:type="dxa"/>
+            <w:tcBorders/>
+            <w:vAlign w:val="center"/>
           </w:tcPr>
           <w:p>
             <w:pPr>
               <w:pStyle w:val="Style19"/>
-              <w:bidi w:val="0"/>
-              <w:spacing w:before="0" w:after="120"/>
-              <w:ind w:hanging="0" w:left="0" w:right="0"/>
+              <w:suppressLineNumbers/>
+              <w:shd w:fill="EEF1F4" w:val="clear"/>
+              <w:bidi w:val="0"/>
+              <w:spacing w:before="0" w:after="283"/>
               <w:jc w:val="left"/>
               <w:rPr/>
             </w:pPr>
@@ -397,21 +367,17 @@
         </w:tc>
         <w:tc>
           <w:tcPr>
-            <w:tcW w:w="5530" w:type="dxa"/>
-            <w:tcBorders>
-              <w:top w:val="single" w:sz="6" w:space="0" w:color="808080"/>
-              <w:left w:val="single" w:sz="2" w:space="0" w:color="808080"/>
-              <w:bottom w:val="single" w:sz="2" w:space="0" w:color="808080"/>
-              <w:right w:val="single" w:sz="6" w:space="0" w:color="808080"/>
-            </w:tcBorders>
-            <w:shd w:fill="DCE6F1" w:val="clear"/>
+            <w:tcW w:w="6089" w:type="dxa"/>
+            <w:tcBorders/>
+            <w:vAlign w:val="center"/>
           </w:tcPr>
           <w:p>
             <w:pPr>
               <w:pStyle w:val="Style19"/>
-              <w:bidi w:val="0"/>
-              <w:spacing w:before="0" w:after="120"/>
-              <w:ind w:hanging="0" w:left="0" w:right="0"/>
+              <w:suppressLineNumbers/>
+              <w:shd w:fill="EEF1F4" w:val="clear"/>
+              <w:bidi w:val="0"/>
+              <w:spacing w:before="0" w:after="283"/>
               <w:jc w:val="left"/>
               <w:rPr/>
             </w:pPr>
@@ -423,21 +389,17 @@
         </w:tc>
         <w:tc>
           <w:tcPr>
-            <w:tcW w:w="3273" w:type="dxa"/>
-            <w:tcBorders>
-              <w:top w:val="single" w:sz="6" w:space="0" w:color="808080"/>
-              <w:left w:val="single" w:sz="2" w:space="0" w:color="808080"/>
-              <w:bottom w:val="single" w:sz="2" w:space="0" w:color="808080"/>
-              <w:right w:val="single" w:sz="6" w:space="0" w:color="808080"/>
-            </w:tcBorders>
-            <w:shd w:fill="DCE6F1" w:val="clear"/>
+            <w:tcW w:w="1258" w:type="dxa"/>
+            <w:tcBorders/>
+            <w:vAlign w:val="center"/>
           </w:tcPr>
           <w:p>
             <w:pPr>
               <w:pStyle w:val="Style19"/>
-              <w:bidi w:val="0"/>
-              <w:spacing w:before="0" w:after="120"/>
-              <w:ind w:hanging="0" w:left="0" w:right="0"/>
+              <w:suppressLineNumbers/>
+              <w:shd w:fill="EEF1F4" w:val="clear"/>
+              <w:bidi w:val="0"/>
+              <w:spacing w:before="0" w:after="283"/>
               <w:jc w:val="left"/>
               <w:rPr/>
             </w:pPr>
@@ -452,19 +414,15 @@
         <w:trPr/>
         <w:tc>
           <w:tcPr>
-            <w:tcW w:w="2535" w:type="dxa"/>
-            <w:tcBorders>
-              <w:left w:val="single" w:sz="6" w:space="0" w:color="808080"/>
-              <w:bottom w:val="single" w:sz="2" w:space="0" w:color="808080"/>
-              <w:right w:val="single" w:sz="6" w:space="0" w:color="808080"/>
-            </w:tcBorders>
-          </w:tcPr>
-          <w:p>
-            <w:pPr>
-              <w:pStyle w:val="Style14"/>
-              <w:bidi w:val="0"/>
-              <w:spacing w:before="0" w:after="120"/>
-              <w:ind w:hanging="0" w:left="0" w:right="0"/>
+            <w:tcW w:w="937" w:type="dxa"/>
+            <w:tcBorders/>
+            <w:vAlign w:val="center"/>
+          </w:tcPr>
+          <w:p>
+            <w:pPr>
+              <w:pStyle w:val="Style14"/>
+              <w:bidi w:val="0"/>
+              <w:spacing w:before="0" w:after="283"/>
               <w:jc w:val="left"/>
               <w:rPr/>
             </w:pPr>
@@ -476,19 +434,15 @@
         </w:tc>
         <w:tc>
           <w:tcPr>
-            <w:tcW w:w="5530" w:type="dxa"/>
-            <w:tcBorders>
-              <w:left w:val="single" w:sz="2" w:space="0" w:color="808080"/>
-              <w:bottom w:val="single" w:sz="2" w:space="0" w:color="808080"/>
-              <w:right w:val="single" w:sz="6" w:space="0" w:color="808080"/>
-            </w:tcBorders>
-          </w:tcPr>
-          <w:p>
-            <w:pPr>
-              <w:pStyle w:val="Style14"/>
-              <w:bidi w:val="0"/>
-              <w:spacing w:before="0" w:after="120"/>
-              <w:ind w:hanging="0" w:left="0" w:right="0"/>
+            <w:tcW w:w="6089" w:type="dxa"/>
+            <w:tcBorders/>
+            <w:vAlign w:val="center"/>
+          </w:tcPr>
+          <w:p>
+            <w:pPr>
+              <w:pStyle w:val="Style14"/>
+              <w:bidi w:val="0"/>
+              <w:spacing w:before="0" w:after="283"/>
               <w:jc w:val="left"/>
               <w:rPr/>
             </w:pPr>
@@ -500,27 +454,21 @@
         </w:tc>
         <w:tc>
           <w:tcPr>
-            <w:tcW w:w="3273" w:type="dxa"/>
-            <w:tcBorders>
-              <w:left w:val="single" w:sz="2" w:space="0" w:color="808080"/>
-              <w:bottom w:val="single" w:sz="2" w:space="0" w:color="808080"/>
-              <w:right w:val="single" w:sz="6" w:space="0" w:color="808080"/>
-            </w:tcBorders>
-          </w:tcPr>
-          <w:p>
-            <w:pPr>
-              <w:pStyle w:val="Style14"/>
-              <w:bidi w:val="0"/>
-              <w:spacing w:before="0" w:after="120"/>
-              <w:ind w:hanging="0" w:left="0" w:right="0"/>
-              <w:jc w:val="left"/>
-              <w:rPr/>
-            </w:pPr>
-            <w:r>
-              <w:rPr>
-                <w:rStyle w:val="Style10"/>
-              </w:rPr>
-              <w:t>/</w:t>
+            <w:tcW w:w="1258" w:type="dxa"/>
+            <w:tcBorders/>
+            <w:vAlign w:val="center"/>
+          </w:tcPr>
+          <w:p>
+            <w:pPr>
+              <w:pStyle w:val="Style14"/>
+              <w:bidi w:val="0"/>
+              <w:spacing w:before="0" w:after="283"/>
+              <w:jc w:val="left"/>
+              <w:rPr/>
+            </w:pPr>
+            <w:r>
+              <w:rPr/>
+              <w:t>`/`</w:t>
             </w:r>
           </w:p>
         </w:tc>
@@ -529,19 +477,15 @@
         <w:trPr/>
         <w:tc>
           <w:tcPr>
-            <w:tcW w:w="2535" w:type="dxa"/>
-            <w:tcBorders>
-              <w:left w:val="single" w:sz="6" w:space="0" w:color="808080"/>
-              <w:bottom w:val="single" w:sz="2" w:space="0" w:color="808080"/>
-              <w:right w:val="single" w:sz="6" w:space="0" w:color="808080"/>
-            </w:tcBorders>
-          </w:tcPr>
-          <w:p>
-            <w:pPr>
-              <w:pStyle w:val="Style14"/>
-              <w:bidi w:val="0"/>
-              <w:spacing w:before="0" w:after="120"/>
-              <w:ind w:hanging="0" w:left="0" w:right="0"/>
+            <w:tcW w:w="937" w:type="dxa"/>
+            <w:tcBorders/>
+            <w:vAlign w:val="center"/>
+          </w:tcPr>
+          <w:p>
+            <w:pPr>
+              <w:pStyle w:val="Style14"/>
+              <w:bidi w:val="0"/>
+              <w:spacing w:before="0" w:after="283"/>
               <w:jc w:val="left"/>
               <w:rPr/>
             </w:pPr>
@@ -553,19 +497,15 @@
         </w:tc>
         <w:tc>
           <w:tcPr>
-            <w:tcW w:w="5530" w:type="dxa"/>
-            <w:tcBorders>
-              <w:left w:val="single" w:sz="2" w:space="0" w:color="808080"/>
-              <w:bottom w:val="single" w:sz="2" w:space="0" w:color="808080"/>
-              <w:right w:val="single" w:sz="6" w:space="0" w:color="808080"/>
-            </w:tcBorders>
-          </w:tcPr>
-          <w:p>
-            <w:pPr>
-              <w:pStyle w:val="Style14"/>
-              <w:bidi w:val="0"/>
-              <w:spacing w:before="0" w:after="120"/>
-              <w:ind w:hanging="0" w:left="0" w:right="0"/>
+            <w:tcW w:w="6089" w:type="dxa"/>
+            <w:tcBorders/>
+            <w:vAlign w:val="center"/>
+          </w:tcPr>
+          <w:p>
+            <w:pPr>
+              <w:pStyle w:val="Style14"/>
+              <w:bidi w:val="0"/>
+              <w:spacing w:before="0" w:after="283"/>
               <w:jc w:val="left"/>
               <w:rPr/>
             </w:pPr>
@@ -585,19 +525,15 @@
         </w:tc>
         <w:tc>
           <w:tcPr>
-            <w:tcW w:w="3273" w:type="dxa"/>
-            <w:tcBorders>
-              <w:left w:val="single" w:sz="2" w:space="0" w:color="808080"/>
-              <w:bottom w:val="single" w:sz="2" w:space="0" w:color="808080"/>
-              <w:right w:val="single" w:sz="6" w:space="0" w:color="808080"/>
-            </w:tcBorders>
-          </w:tcPr>
-          <w:p>
-            <w:pPr>
-              <w:pStyle w:val="Style14"/>
-              <w:bidi w:val="0"/>
-              <w:spacing w:before="0" w:after="120"/>
-              <w:ind w:hanging="0" w:left="0" w:right="0"/>
+            <w:tcW w:w="1258" w:type="dxa"/>
+            <w:tcBorders/>
+            <w:vAlign w:val="center"/>
+          </w:tcPr>
+          <w:p>
+            <w:pPr>
+              <w:pStyle w:val="Style14"/>
+              <w:bidi w:val="0"/>
+              <w:spacing w:before="0" w:after="283"/>
               <w:jc w:val="left"/>
               <w:rPr/>
             </w:pPr>
@@ -620,19 +556,15 @@
         <w:trPr/>
         <w:tc>
           <w:tcPr>
-            <w:tcW w:w="2535" w:type="dxa"/>
-            <w:tcBorders>
-              <w:left w:val="single" w:sz="6" w:space="0" w:color="808080"/>
-              <w:bottom w:val="single" w:sz="6" w:space="0" w:color="808080"/>
-              <w:right w:val="single" w:sz="6" w:space="0" w:color="808080"/>
-            </w:tcBorders>
-          </w:tcPr>
-          <w:p>
-            <w:pPr>
-              <w:pStyle w:val="Style14"/>
-              <w:bidi w:val="0"/>
-              <w:spacing w:before="0" w:after="120"/>
-              <w:ind w:hanging="0" w:left="0" w:right="0"/>
+            <w:tcW w:w="937" w:type="dxa"/>
+            <w:tcBorders/>
+            <w:vAlign w:val="center"/>
+          </w:tcPr>
+          <w:p>
+            <w:pPr>
+              <w:pStyle w:val="Style14"/>
+              <w:bidi w:val="0"/>
+              <w:spacing w:before="0" w:after="283"/>
               <w:jc w:val="left"/>
               <w:rPr/>
             </w:pPr>
@@ -644,19 +576,15 @@
         </w:tc>
         <w:tc>
           <w:tcPr>
-            <w:tcW w:w="5530" w:type="dxa"/>
-            <w:tcBorders>
-              <w:left w:val="single" w:sz="2" w:space="0" w:color="808080"/>
-              <w:bottom w:val="single" w:sz="6" w:space="0" w:color="808080"/>
-              <w:right w:val="single" w:sz="6" w:space="0" w:color="808080"/>
-            </w:tcBorders>
-          </w:tcPr>
-          <w:p>
-            <w:pPr>
-              <w:pStyle w:val="Style14"/>
-              <w:bidi w:val="0"/>
-              <w:spacing w:before="0" w:after="120"/>
-              <w:ind w:hanging="0" w:left="0" w:right="0"/>
+            <w:tcW w:w="6089" w:type="dxa"/>
+            <w:tcBorders/>
+            <w:vAlign w:val="center"/>
+          </w:tcPr>
+          <w:p>
+            <w:pPr>
+              <w:pStyle w:val="Style14"/>
+              <w:bidi w:val="0"/>
+              <w:spacing w:before="0" w:after="283"/>
               <w:jc w:val="left"/>
               <w:rPr/>
             </w:pPr>
@@ -708,26 +636,21 @@
         </w:tc>
         <w:tc>
           <w:tcPr>
-            <w:tcW w:w="3273" w:type="dxa"/>
-            <w:tcBorders>
-              <w:left w:val="single" w:sz="2" w:space="0" w:color="808080"/>
-              <w:bottom w:val="single" w:sz="6" w:space="0" w:color="808080"/>
-              <w:right w:val="single" w:sz="6" w:space="0" w:color="808080"/>
-            </w:tcBorders>
-          </w:tcPr>
-          <w:p>
-            <w:pPr>
-              <w:pStyle w:val="Style14"/>
-              <w:bidi w:val="0"/>
-              <w:spacing w:before="0" w:after="120"/>
-              <w:jc w:val="left"/>
-              <w:rPr/>
-            </w:pPr>
-            <w:r>
-              <w:rPr>
-                <w:rStyle w:val="Style10"/>
-              </w:rPr>
-              <w:t>/admin</w:t>
+            <w:tcW w:w="1258" w:type="dxa"/>
+            <w:tcBorders/>
+            <w:vAlign w:val="center"/>
+          </w:tcPr>
+          <w:p>
+            <w:pPr>
+              <w:pStyle w:val="Style14"/>
+              <w:bidi w:val="0"/>
+              <w:spacing w:before="0" w:after="283"/>
+              <w:jc w:val="left"/>
+              <w:rPr/>
+            </w:pPr>
+            <w:r>
+              <w:rPr/>
+              <w:t>`/admin`</w:t>
             </w:r>
           </w:p>
         </w:tc>
@@ -737,6 +660,7 @@
       <w:pPr>
         <w:pStyle w:val="BodyText"/>
         <w:bidi w:val="0"/>
+        <w:jc w:val="left"/>
         <w:rPr/>
       </w:pPr>
       <w:r>
@@ -815,43 +739,37 @@
     </w:p>
     <w:tbl>
       <w:tblPr>
-        <w:tblW w:w="5000" w:type="pct"/>
-        <w:jc w:val="left"/>
-        <w:tblInd w:w="45" w:type="dxa"/>
+        <w:tblW w:w="3179" w:type="dxa"/>
+        <w:jc w:val="left"/>
+        <w:tblInd w:w="28" w:type="dxa"/>
         <w:tblLayout w:type="fixed"/>
         <w:tblCellMar>
-          <w:top w:w="45" w:type="dxa"/>
-          <w:left w:w="45" w:type="dxa"/>
-          <w:bottom w:w="45" w:type="dxa"/>
-          <w:right w:w="45" w:type="dxa"/>
+          <w:top w:w="28" w:type="dxa"/>
+          <w:left w:w="28" w:type="dxa"/>
+          <w:bottom w:w="28" w:type="dxa"/>
+          <w:right w:w="28" w:type="dxa"/>
         </w:tblCellMar>
       </w:tblPr>
       <w:tblGrid>
-        <w:gridCol w:w="2773"/>
-        <w:gridCol w:w="3999"/>
-        <w:gridCol w:w="4566"/>
+        <w:gridCol w:w="937"/>
+        <w:gridCol w:w="998"/>
+        <w:gridCol w:w="1244"/>
       </w:tblGrid>
       <w:tr>
-        <w:trPr>
-          <w:tblHeader w:val="true"/>
-        </w:trPr>
-        <w:tc>
-          <w:tcPr>
-            <w:tcW w:w="2773" w:type="dxa"/>
-            <w:tcBorders>
-              <w:top w:val="single" w:sz="6" w:space="0" w:color="808080"/>
-              <w:left w:val="single" w:sz="6" w:space="0" w:color="808080"/>
-              <w:bottom w:val="single" w:sz="2" w:space="0" w:color="808080"/>
-              <w:right w:val="single" w:sz="6" w:space="0" w:color="808080"/>
-            </w:tcBorders>
-            <w:shd w:fill="DCE6F1" w:val="clear"/>
+        <w:trPr/>
+        <w:tc>
+          <w:tcPr>
+            <w:tcW w:w="937" w:type="dxa"/>
+            <w:tcBorders/>
+            <w:vAlign w:val="center"/>
           </w:tcPr>
           <w:p>
             <w:pPr>
               <w:pStyle w:val="Style19"/>
-              <w:bidi w:val="0"/>
-              <w:spacing w:before="0" w:after="120"/>
-              <w:ind w:hanging="0" w:left="0" w:right="0"/>
+              <w:suppressLineNumbers/>
+              <w:shd w:fill="EEF1F4" w:val="clear"/>
+              <w:bidi w:val="0"/>
+              <w:spacing w:before="0" w:after="283"/>
               <w:jc w:val="left"/>
               <w:rPr/>
             </w:pPr>
@@ -863,21 +781,17 @@
         </w:tc>
         <w:tc>
           <w:tcPr>
-            <w:tcW w:w="3999" w:type="dxa"/>
-            <w:tcBorders>
-              <w:top w:val="single" w:sz="6" w:space="0" w:color="808080"/>
-              <w:left w:val="single" w:sz="2" w:space="0" w:color="808080"/>
-              <w:bottom w:val="single" w:sz="2" w:space="0" w:color="808080"/>
-              <w:right w:val="single" w:sz="6" w:space="0" w:color="808080"/>
-            </w:tcBorders>
-            <w:shd w:fill="DCE6F1" w:val="clear"/>
+            <w:tcW w:w="998" w:type="dxa"/>
+            <w:tcBorders/>
+            <w:vAlign w:val="center"/>
           </w:tcPr>
           <w:p>
             <w:pPr>
               <w:pStyle w:val="Style19"/>
-              <w:bidi w:val="0"/>
-              <w:spacing w:before="0" w:after="120"/>
-              <w:ind w:hanging="0" w:left="0" w:right="0"/>
+              <w:suppressLineNumbers/>
+              <w:shd w:fill="EEF1F4" w:val="clear"/>
+              <w:bidi w:val="0"/>
+              <w:spacing w:before="0" w:after="283"/>
               <w:jc w:val="left"/>
               <w:rPr/>
             </w:pPr>
@@ -889,21 +803,17 @@
         </w:tc>
         <w:tc>
           <w:tcPr>
-            <w:tcW w:w="4566" w:type="dxa"/>
-            <w:tcBorders>
-              <w:top w:val="single" w:sz="6" w:space="0" w:color="808080"/>
-              <w:left w:val="single" w:sz="2" w:space="0" w:color="808080"/>
-              <w:bottom w:val="single" w:sz="2" w:space="0" w:color="808080"/>
-              <w:right w:val="single" w:sz="6" w:space="0" w:color="808080"/>
-            </w:tcBorders>
-            <w:shd w:fill="DCE6F1" w:val="clear"/>
+            <w:tcW w:w="1244" w:type="dxa"/>
+            <w:tcBorders/>
+            <w:vAlign w:val="center"/>
           </w:tcPr>
           <w:p>
             <w:pPr>
               <w:pStyle w:val="Style19"/>
-              <w:bidi w:val="0"/>
-              <w:spacing w:before="0" w:after="120"/>
-              <w:ind w:hanging="0" w:left="0" w:right="0"/>
+              <w:suppressLineNumbers/>
+              <w:shd w:fill="EEF1F4" w:val="clear"/>
+              <w:bidi w:val="0"/>
+              <w:spacing w:before="0" w:after="283"/>
               <w:jc w:val="left"/>
               <w:rPr/>
             </w:pPr>
@@ -918,19 +828,15 @@
         <w:trPr/>
         <w:tc>
           <w:tcPr>
-            <w:tcW w:w="2773" w:type="dxa"/>
-            <w:tcBorders>
-              <w:left w:val="single" w:sz="6" w:space="0" w:color="808080"/>
-              <w:bottom w:val="single" w:sz="2" w:space="0" w:color="808080"/>
-              <w:right w:val="single" w:sz="6" w:space="0" w:color="808080"/>
-            </w:tcBorders>
-          </w:tcPr>
-          <w:p>
-            <w:pPr>
-              <w:pStyle w:val="Style14"/>
-              <w:bidi w:val="0"/>
-              <w:spacing w:before="0" w:after="120"/>
-              <w:ind w:hanging="0" w:left="0" w:right="0"/>
+            <w:tcW w:w="937" w:type="dxa"/>
+            <w:tcBorders/>
+            <w:vAlign w:val="center"/>
+          </w:tcPr>
+          <w:p>
+            <w:pPr>
+              <w:pStyle w:val="Style14"/>
+              <w:bidi w:val="0"/>
+              <w:spacing w:before="0" w:after="283"/>
               <w:jc w:val="left"/>
               <w:rPr/>
             </w:pPr>
@@ -942,53 +848,41 @@
         </w:tc>
         <w:tc>
           <w:tcPr>
-            <w:tcW w:w="3999" w:type="dxa"/>
-            <w:tcBorders>
-              <w:left w:val="single" w:sz="2" w:space="0" w:color="808080"/>
-              <w:bottom w:val="single" w:sz="2" w:space="0" w:color="808080"/>
-              <w:right w:val="single" w:sz="6" w:space="0" w:color="808080"/>
-            </w:tcBorders>
-          </w:tcPr>
-          <w:p>
-            <w:pPr>
-              <w:pStyle w:val="Style14"/>
-              <w:bidi w:val="0"/>
-              <w:spacing w:before="0" w:after="120"/>
-              <w:ind w:hanging="0" w:left="0" w:right="0"/>
-              <w:jc w:val="left"/>
-              <w:rPr/>
-            </w:pPr>
-            <w:r>
-              <w:rPr>
-                <w:rStyle w:val="Style10"/>
-              </w:rPr>
-              <w:t>admin</w:t>
-            </w:r>
-          </w:p>
-        </w:tc>
-        <w:tc>
-          <w:tcPr>
-            <w:tcW w:w="4566" w:type="dxa"/>
-            <w:tcBorders>
-              <w:left w:val="single" w:sz="2" w:space="0" w:color="808080"/>
-              <w:bottom w:val="single" w:sz="2" w:space="0" w:color="808080"/>
-              <w:right w:val="single" w:sz="6" w:space="0" w:color="808080"/>
-            </w:tcBorders>
-          </w:tcPr>
-          <w:p>
-            <w:pPr>
-              <w:pStyle w:val="Style14"/>
-              <w:bidi w:val="0"/>
-              <w:spacing w:before="0" w:after="120"/>
-              <w:ind w:hanging="0" w:left="0" w:right="0"/>
-              <w:jc w:val="left"/>
-              <w:rPr/>
-            </w:pPr>
-            <w:r>
-              <w:rPr>
-                <w:rStyle w:val="Style10"/>
-              </w:rPr>
-              <w:t>admin123</w:t>
+            <w:tcW w:w="998" w:type="dxa"/>
+            <w:tcBorders/>
+            <w:vAlign w:val="center"/>
+          </w:tcPr>
+          <w:p>
+            <w:pPr>
+              <w:pStyle w:val="Style14"/>
+              <w:bidi w:val="0"/>
+              <w:spacing w:before="0" w:after="283"/>
+              <w:jc w:val="left"/>
+              <w:rPr/>
+            </w:pPr>
+            <w:r>
+              <w:rPr/>
+              <w:t>`admin`</w:t>
+            </w:r>
+          </w:p>
+        </w:tc>
+        <w:tc>
+          <w:tcPr>
+            <w:tcW w:w="1244" w:type="dxa"/>
+            <w:tcBorders/>
+            <w:vAlign w:val="center"/>
+          </w:tcPr>
+          <w:p>
+            <w:pPr>
+              <w:pStyle w:val="Style14"/>
+              <w:bidi w:val="0"/>
+              <w:spacing w:before="0" w:after="283"/>
+              <w:jc w:val="left"/>
+              <w:rPr/>
+            </w:pPr>
+            <w:r>
+              <w:rPr/>
+              <w:t>`admin123`</w:t>
             </w:r>
           </w:p>
         </w:tc>
@@ -997,19 +891,15 @@
         <w:trPr/>
         <w:tc>
           <w:tcPr>
-            <w:tcW w:w="2773" w:type="dxa"/>
-            <w:tcBorders>
-              <w:left w:val="single" w:sz="6" w:space="0" w:color="808080"/>
-              <w:bottom w:val="single" w:sz="6" w:space="0" w:color="808080"/>
-              <w:right w:val="single" w:sz="6" w:space="0" w:color="808080"/>
-            </w:tcBorders>
-          </w:tcPr>
-          <w:p>
-            <w:pPr>
-              <w:pStyle w:val="Style14"/>
-              <w:bidi w:val="0"/>
-              <w:spacing w:before="0" w:after="120"/>
-              <w:ind w:hanging="0" w:left="0" w:right="0"/>
+            <w:tcW w:w="937" w:type="dxa"/>
+            <w:tcBorders/>
+            <w:vAlign w:val="center"/>
+          </w:tcPr>
+          <w:p>
+            <w:pPr>
+              <w:pStyle w:val="Style14"/>
+              <w:bidi w:val="0"/>
+              <w:spacing w:before="0" w:after="283"/>
               <w:jc w:val="left"/>
               <w:rPr/>
             </w:pPr>
@@ -1021,52 +911,41 @@
         </w:tc>
         <w:tc>
           <w:tcPr>
-            <w:tcW w:w="3999" w:type="dxa"/>
-            <w:tcBorders>
-              <w:left w:val="single" w:sz="2" w:space="0" w:color="808080"/>
-              <w:bottom w:val="single" w:sz="6" w:space="0" w:color="808080"/>
-              <w:right w:val="single" w:sz="6" w:space="0" w:color="808080"/>
-            </w:tcBorders>
-          </w:tcPr>
-          <w:p>
-            <w:pPr>
-              <w:pStyle w:val="Style14"/>
-              <w:bidi w:val="0"/>
-              <w:spacing w:before="0" w:after="120"/>
-              <w:ind w:hanging="0" w:left="0" w:right="0"/>
-              <w:jc w:val="left"/>
-              <w:rPr/>
-            </w:pPr>
-            <w:r>
-              <w:rPr>
-                <w:rStyle w:val="Style10"/>
-              </w:rPr>
-              <w:t>user001</w:t>
-            </w:r>
-          </w:p>
-        </w:tc>
-        <w:tc>
-          <w:tcPr>
-            <w:tcW w:w="4566" w:type="dxa"/>
-            <w:tcBorders>
-              <w:left w:val="single" w:sz="2" w:space="0" w:color="808080"/>
-              <w:bottom w:val="single" w:sz="6" w:space="0" w:color="808080"/>
-              <w:right w:val="single" w:sz="6" w:space="0" w:color="808080"/>
-            </w:tcBorders>
-          </w:tcPr>
-          <w:p>
-            <w:pPr>
-              <w:pStyle w:val="Style14"/>
-              <w:bidi w:val="0"/>
-              <w:spacing w:before="0" w:after="120"/>
-              <w:jc w:val="left"/>
-              <w:rPr/>
-            </w:pPr>
-            <w:r>
-              <w:rPr>
-                <w:rStyle w:val="Style10"/>
-              </w:rPr>
-              <w:t>123456</w:t>
+            <w:tcW w:w="998" w:type="dxa"/>
+            <w:tcBorders/>
+            <w:vAlign w:val="center"/>
+          </w:tcPr>
+          <w:p>
+            <w:pPr>
+              <w:pStyle w:val="Style14"/>
+              <w:bidi w:val="0"/>
+              <w:spacing w:before="0" w:after="283"/>
+              <w:jc w:val="left"/>
+              <w:rPr/>
+            </w:pPr>
+            <w:r>
+              <w:rPr/>
+              <w:t>`user001`</w:t>
+            </w:r>
+          </w:p>
+        </w:tc>
+        <w:tc>
+          <w:tcPr>
+            <w:tcW w:w="1244" w:type="dxa"/>
+            <w:tcBorders/>
+            <w:vAlign w:val="center"/>
+          </w:tcPr>
+          <w:p>
+            <w:pPr>
+              <w:pStyle w:val="Style14"/>
+              <w:bidi w:val="0"/>
+              <w:spacing w:before="0" w:after="283"/>
+              <w:jc w:val="left"/>
+              <w:rPr/>
+            </w:pPr>
+            <w:r>
+              <w:rPr/>
+              <w:t>`123456`</w:t>
             </w:r>
           </w:p>
         </w:tc>
@@ -1102,11 +981,12 @@
         <w:bidi w:val="0"/>
         <w:spacing w:before="0" w:after="0"/>
         <w:ind w:hanging="283" w:left="709"/>
-        <w:rPr/>
-      </w:pPr>
-      <w:r>
-        <w:rPr/>
-        <w:t>右上角点「注册」。</w:t>
+        <w:jc w:val="left"/>
+        <w:rPr/>
+      </w:pPr>
+      <w:r>
+        <w:rPr/>
+        <w:t xml:space="preserve">右上角点「注册」。 </w:t>
       </w:r>
     </w:p>
     <w:p>
@@ -1123,6 +1003,7 @@
         <w:bidi w:val="0"/>
         <w:spacing w:before="0" w:after="0"/>
         <w:ind w:hanging="283" w:left="709"/>
+        <w:jc w:val="left"/>
         <w:rPr/>
       </w:pPr>
       <w:r>
@@ -1135,7 +1016,7 @@
       </w:r>
       <w:r>
         <w:rPr/>
-        <w:t>位，密码两次输入必须一致。</w:t>
+        <w:t xml:space="preserve">位，密码两次输入必须一致。 </w:t>
       </w:r>
     </w:p>
     <w:p>
@@ -1151,6 +1032,7 @@
         </w:tabs>
         <w:bidi w:val="0"/>
         <w:ind w:hanging="283" w:left="709"/>
+        <w:jc w:val="left"/>
         <w:rPr/>
       </w:pPr>
       <w:r>
@@ -1165,7 +1047,7 @@
       </w:r>
       <w:r>
         <w:rPr/>
-        <w:t>并跳回原页面。</w:t>
+        <w:t xml:space="preserve">并跳回原页面。 </w:t>
       </w:r>
     </w:p>
     <w:p>
@@ -1198,11 +1080,12 @@
         <w:bidi w:val="0"/>
         <w:spacing w:before="0" w:after="0"/>
         <w:ind w:hanging="283" w:left="709"/>
-        <w:rPr/>
-      </w:pPr>
-      <w:r>
-        <w:rPr/>
-        <w:t>右上角点「登录」→ 输入用户名与口令 → 成功后右上角显示昵称。</w:t>
+        <w:jc w:val="left"/>
+        <w:rPr/>
+      </w:pPr>
+      <w:r>
+        <w:rPr/>
+        <w:t xml:space="preserve">右上角点「登录」→ 输入用户名与口令 → 成功后右上角显示昵称。 </w:t>
       </w:r>
     </w:p>
     <w:p>
@@ -1218,11 +1101,12 @@
         </w:tabs>
         <w:bidi w:val="0"/>
         <w:ind w:hanging="283" w:left="709"/>
-        <w:rPr/>
-      </w:pPr>
-      <w:r>
-        <w:rPr/>
-        <w:t>登录状态保存在浏览器本地，关闭页面再打开仍保持登录；点「退出」清除。</w:t>
+        <w:jc w:val="left"/>
+        <w:rPr/>
+      </w:pPr>
+      <w:r>
+        <w:rPr/>
+        <w:t xml:space="preserve">登录状态保存在浏览器本地，关闭页面再打开仍保持登录；点「退出」清除。 </w:t>
       </w:r>
     </w:p>
     <w:p>
@@ -1234,19 +1118,7 @@
       </w:pPr>
       <w:r>
         <w:rPr/>
-        <w:t>提示：如果在其他页面点了需要登录的功能（如加入购物车），系统会先跳到登录页，</w:t>
-      </w:r>
-    </w:p>
-    <w:p>
-      <w:pPr>
-        <w:pStyle w:val="Style18"/>
-        <w:bidi w:val="0"/>
-        <w:jc w:val="left"/>
-        <w:rPr/>
-      </w:pPr>
-      <w:r>
-        <w:rPr/>
-        <w:t>登录成功后自动回到原页面。</w:t>
+        <w:t>提示：如果在其他页面点了需要登录的功能（如加入购物车），系统会先跳到登录页， 登录成功后自动回到原页面。</w:t>
       </w:r>
     </w:p>
     <w:p>
@@ -1292,50 +1164,42 @@
         <w:t xml:space="preserve">首页 </w:t>
       </w:r>
       <w:r>
-        <w:rPr>
-          <w:rStyle w:val="Style10"/>
-        </w:rPr>
-        <w:t>/</w:t>
+        <w:rPr/>
+        <w:t>`/`</w:t>
       </w:r>
     </w:p>
     <w:tbl>
       <w:tblPr>
-        <w:tblW w:w="5000" w:type="pct"/>
-        <w:jc w:val="left"/>
-        <w:tblInd w:w="45" w:type="dxa"/>
+        <w:tblW w:w="7004" w:type="dxa"/>
+        <w:jc w:val="left"/>
+        <w:tblInd w:w="28" w:type="dxa"/>
         <w:tblLayout w:type="fixed"/>
         <w:tblCellMar>
-          <w:top w:w="45" w:type="dxa"/>
-          <w:left w:w="45" w:type="dxa"/>
-          <w:bottom w:w="45" w:type="dxa"/>
-          <w:right w:w="45" w:type="dxa"/>
+          <w:top w:w="28" w:type="dxa"/>
+          <w:left w:w="28" w:type="dxa"/>
+          <w:bottom w:w="28" w:type="dxa"/>
+          <w:right w:w="28" w:type="dxa"/>
         </w:tblCellMar>
       </w:tblPr>
       <w:tblGrid>
-        <w:gridCol w:w="3210"/>
-        <w:gridCol w:w="8128"/>
+        <w:gridCol w:w="937"/>
+        <w:gridCol w:w="6067"/>
       </w:tblGrid>
       <w:tr>
-        <w:trPr>
-          <w:tblHeader w:val="true"/>
-        </w:trPr>
-        <w:tc>
-          <w:tcPr>
-            <w:tcW w:w="3210" w:type="dxa"/>
-            <w:tcBorders>
-              <w:top w:val="single" w:sz="6" w:space="0" w:color="808080"/>
-              <w:left w:val="single" w:sz="6" w:space="0" w:color="808080"/>
-              <w:bottom w:val="single" w:sz="2" w:space="0" w:color="808080"/>
-              <w:right w:val="single" w:sz="6" w:space="0" w:color="808080"/>
-            </w:tcBorders>
-            <w:shd w:fill="DCE6F1" w:val="clear"/>
+        <w:trPr/>
+        <w:tc>
+          <w:tcPr>
+            <w:tcW w:w="937" w:type="dxa"/>
+            <w:tcBorders/>
+            <w:vAlign w:val="center"/>
           </w:tcPr>
           <w:p>
             <w:pPr>
               <w:pStyle w:val="Style19"/>
-              <w:bidi w:val="0"/>
-              <w:spacing w:before="0" w:after="120"/>
-              <w:ind w:hanging="0" w:left="0" w:right="0"/>
+              <w:suppressLineNumbers/>
+              <w:shd w:fill="EEF1F4" w:val="clear"/>
+              <w:bidi w:val="0"/>
+              <w:spacing w:before="0" w:after="283"/>
               <w:jc w:val="left"/>
               <w:rPr/>
             </w:pPr>
@@ -1347,21 +1211,17 @@
         </w:tc>
         <w:tc>
           <w:tcPr>
-            <w:tcW w:w="8128" w:type="dxa"/>
-            <w:tcBorders>
-              <w:top w:val="single" w:sz="6" w:space="0" w:color="808080"/>
-              <w:left w:val="single" w:sz="2" w:space="0" w:color="808080"/>
-              <w:bottom w:val="single" w:sz="2" w:space="0" w:color="808080"/>
-              <w:right w:val="single" w:sz="6" w:space="0" w:color="808080"/>
-            </w:tcBorders>
-            <w:shd w:fill="DCE6F1" w:val="clear"/>
+            <w:tcW w:w="6067" w:type="dxa"/>
+            <w:tcBorders/>
+            <w:vAlign w:val="center"/>
           </w:tcPr>
           <w:p>
             <w:pPr>
               <w:pStyle w:val="Style19"/>
-              <w:bidi w:val="0"/>
-              <w:spacing w:before="0" w:after="120"/>
-              <w:ind w:hanging="0" w:left="0" w:right="0"/>
+              <w:suppressLineNumbers/>
+              <w:shd w:fill="EEF1F4" w:val="clear"/>
+              <w:bidi w:val="0"/>
+              <w:spacing w:before="0" w:after="283"/>
               <w:jc w:val="left"/>
               <w:rPr/>
             </w:pPr>
@@ -1376,19 +1236,15 @@
         <w:trPr/>
         <w:tc>
           <w:tcPr>
-            <w:tcW w:w="3210" w:type="dxa"/>
-            <w:tcBorders>
-              <w:left w:val="single" w:sz="6" w:space="0" w:color="808080"/>
-              <w:bottom w:val="single" w:sz="2" w:space="0" w:color="808080"/>
-              <w:right w:val="single" w:sz="6" w:space="0" w:color="808080"/>
-            </w:tcBorders>
-          </w:tcPr>
-          <w:p>
-            <w:pPr>
-              <w:pStyle w:val="Style14"/>
-              <w:bidi w:val="0"/>
-              <w:spacing w:before="0" w:after="120"/>
-              <w:ind w:hanging="0" w:left="0" w:right="0"/>
+            <w:tcW w:w="937" w:type="dxa"/>
+            <w:tcBorders/>
+            <w:vAlign w:val="center"/>
+          </w:tcPr>
+          <w:p>
+            <w:pPr>
+              <w:pStyle w:val="Style14"/>
+              <w:bidi w:val="0"/>
+              <w:spacing w:before="0" w:after="283"/>
               <w:jc w:val="left"/>
               <w:rPr/>
             </w:pPr>
@@ -1400,19 +1256,15 @@
         </w:tc>
         <w:tc>
           <w:tcPr>
-            <w:tcW w:w="8128" w:type="dxa"/>
-            <w:tcBorders>
-              <w:left w:val="single" w:sz="2" w:space="0" w:color="808080"/>
-              <w:bottom w:val="single" w:sz="2" w:space="0" w:color="808080"/>
-              <w:right w:val="single" w:sz="6" w:space="0" w:color="808080"/>
-            </w:tcBorders>
-          </w:tcPr>
-          <w:p>
-            <w:pPr>
-              <w:pStyle w:val="Style14"/>
-              <w:bidi w:val="0"/>
-              <w:spacing w:before="0" w:after="120"/>
-              <w:ind w:hanging="0" w:left="0" w:right="0"/>
+            <w:tcW w:w="6067" w:type="dxa"/>
+            <w:tcBorders/>
+            <w:vAlign w:val="center"/>
+          </w:tcPr>
+          <w:p>
+            <w:pPr>
+              <w:pStyle w:val="Style14"/>
+              <w:bidi w:val="0"/>
+              <w:spacing w:before="0" w:after="283"/>
               <w:jc w:val="left"/>
               <w:rPr/>
             </w:pPr>
@@ -1427,19 +1279,15 @@
         <w:trPr/>
         <w:tc>
           <w:tcPr>
-            <w:tcW w:w="3210" w:type="dxa"/>
-            <w:tcBorders>
-              <w:left w:val="single" w:sz="6" w:space="0" w:color="808080"/>
-              <w:bottom w:val="single" w:sz="6" w:space="0" w:color="808080"/>
-              <w:right w:val="single" w:sz="6" w:space="0" w:color="808080"/>
-            </w:tcBorders>
-          </w:tcPr>
-          <w:p>
-            <w:pPr>
-              <w:pStyle w:val="Style14"/>
-              <w:bidi w:val="0"/>
-              <w:spacing w:before="0" w:after="120"/>
-              <w:ind w:hanging="0" w:left="0" w:right="0"/>
+            <w:tcW w:w="937" w:type="dxa"/>
+            <w:tcBorders/>
+            <w:vAlign w:val="center"/>
+          </w:tcPr>
+          <w:p>
+            <w:pPr>
+              <w:pStyle w:val="Style14"/>
+              <w:bidi w:val="0"/>
+              <w:spacing w:before="0" w:after="283"/>
               <w:jc w:val="left"/>
               <w:rPr/>
             </w:pPr>
@@ -1451,18 +1299,15 @@
         </w:tc>
         <w:tc>
           <w:tcPr>
-            <w:tcW w:w="8128" w:type="dxa"/>
-            <w:tcBorders>
-              <w:left w:val="single" w:sz="2" w:space="0" w:color="808080"/>
-              <w:bottom w:val="single" w:sz="6" w:space="0" w:color="808080"/>
-              <w:right w:val="single" w:sz="6" w:space="0" w:color="808080"/>
-            </w:tcBorders>
-          </w:tcPr>
-          <w:p>
-            <w:pPr>
-              <w:pStyle w:val="Style14"/>
-              <w:bidi w:val="0"/>
-              <w:spacing w:before="0" w:after="120"/>
+            <w:tcW w:w="6067" w:type="dxa"/>
+            <w:tcBorders/>
+            <w:vAlign w:val="center"/>
+          </w:tcPr>
+          <w:p>
+            <w:pPr>
+              <w:pStyle w:val="Style14"/>
+              <w:bidi w:val="0"/>
+              <w:spacing w:before="0" w:after="283"/>
               <w:jc w:val="left"/>
               <w:rPr/>
             </w:pPr>
@@ -1486,6 +1331,7 @@
       <w:pPr>
         <w:pStyle w:val="BodyText"/>
         <w:bidi w:val="0"/>
+        <w:jc w:val="left"/>
         <w:rPr/>
       </w:pPr>
       <w:r>
@@ -1509,10 +1355,8 @@
         <w:t xml:space="preserve">商品列表 </w:t>
       </w:r>
       <w:r>
-        <w:rPr>
-          <w:rStyle w:val="Style10"/>
-        </w:rPr>
-        <w:t>/products</w:t>
+        <w:rPr/>
+        <w:t>`/products`</w:t>
       </w:r>
     </w:p>
     <w:p>
@@ -1529,6 +1373,7 @@
         <w:bidi w:val="0"/>
         <w:spacing w:before="0" w:after="0"/>
         <w:ind w:hanging="283" w:left="709"/>
+        <w:jc w:val="left"/>
         <w:rPr/>
       </w:pPr>
       <w:r>
@@ -1539,7 +1384,7 @@
       </w:r>
       <w:r>
         <w:rPr/>
-        <w:t>：按商品名称搜索，回车或点「搜索」生效。</w:t>
+        <w:t xml:space="preserve">：按商品名称搜索，回车或点「搜索」生效。 </w:t>
       </w:r>
     </w:p>
     <w:p>
@@ -1556,6 +1401,7 @@
         <w:bidi w:val="0"/>
         <w:spacing w:before="0" w:after="0"/>
         <w:ind w:hanging="283" w:left="709"/>
+        <w:jc w:val="left"/>
         <w:rPr/>
       </w:pPr>
       <w:r>
@@ -1566,7 +1412,7 @@
       </w:r>
       <w:r>
         <w:rPr/>
-        <w:t>：两级类目下拉，选一级类目会包含其下所有商品。</w:t>
+        <w:t xml:space="preserve">：两级类目下拉，选一级类目会包含其下所有商品。 </w:t>
       </w:r>
     </w:p>
     <w:p>
@@ -1583,6 +1429,7 @@
         <w:bidi w:val="0"/>
         <w:spacing w:before="0" w:after="0"/>
         <w:ind w:hanging="283" w:left="709"/>
+        <w:jc w:val="left"/>
         <w:rPr/>
       </w:pPr>
       <w:r>
@@ -1601,7 +1448,7 @@
       </w:r>
       <w:r>
         <w:rPr/>
-        <w:t>最高价，任一可留空。</w:t>
+        <w:t xml:space="preserve">最高价，任一可留空。 </w:t>
       </w:r>
     </w:p>
     <w:p>
@@ -1618,6 +1465,7 @@
         <w:bidi w:val="0"/>
         <w:spacing w:before="0" w:after="0"/>
         <w:ind w:hanging="283" w:left="709"/>
+        <w:jc w:val="left"/>
         <w:rPr/>
       </w:pPr>
       <w:r>
@@ -1628,7 +1476,7 @@
       </w:r>
       <w:r>
         <w:rPr/>
-        <w:t>：默认（销量优先）、销量优先、价格从低到高、价格从高到低。</w:t>
+        <w:t xml:space="preserve">：默认（销量优先）、销量优先、价格从低到高、价格从高到低。 </w:t>
       </w:r>
     </w:p>
     <w:p>
@@ -1645,6 +1493,7 @@
         <w:bidi w:val="0"/>
         <w:spacing w:before="0" w:after="0"/>
         <w:ind w:hanging="283" w:left="709"/>
+        <w:jc w:val="left"/>
         <w:rPr/>
       </w:pPr>
       <w:r>
@@ -1655,7 +1504,7 @@
       </w:r>
       <w:r>
         <w:rPr/>
-        <w:t>：一键清空所有条件。</w:t>
+        <w:t xml:space="preserve">：一键清空所有条件。 </w:t>
       </w:r>
     </w:p>
     <w:p>
@@ -1671,6 +1520,7 @@
         </w:tabs>
         <w:bidi w:val="0"/>
         <w:ind w:hanging="283" w:left="709"/>
+        <w:jc w:val="left"/>
         <w:rPr/>
       </w:pPr>
       <w:r>
@@ -1685,7 +1535,7 @@
       </w:r>
       <w:r>
         <w:rPr/>
-        <w:t>商品；已被管理员下架的商品不会出现。</w:t>
+        <w:t xml:space="preserve">商品；已被管理员下架的商品不会出现。 </w:t>
       </w:r>
     </w:p>
     <w:p>
@@ -1704,16 +1554,15 @@
         <w:t xml:space="preserve">商品详情 </w:t>
       </w:r>
       <w:r>
-        <w:rPr>
-          <w:rStyle w:val="Style10"/>
-        </w:rPr>
-        <w:t>/products/:id</w:t>
+        <w:rPr/>
+        <w:t>`/products/:id`</w:t>
       </w:r>
     </w:p>
     <w:p>
       <w:pPr>
         <w:pStyle w:val="BodyText"/>
         <w:bidi w:val="0"/>
+        <w:jc w:val="left"/>
         <w:rPr/>
       </w:pPr>
       <w:r>
@@ -1735,6 +1584,7 @@
         <w:bidi w:val="0"/>
         <w:spacing w:before="0" w:after="0"/>
         <w:ind w:hanging="283" w:left="709"/>
+        <w:jc w:val="left"/>
         <w:rPr/>
       </w:pPr>
       <w:r>
@@ -1753,7 +1603,7 @@
       </w:r>
       <w:r>
         <w:rPr/>
-        <w:t>原价、类目、销量、库存、描述。</w:t>
+        <w:t xml:space="preserve">原价、类目、销量、库存、描述。 </w:t>
       </w:r>
     </w:p>
     <w:p>
@@ -1770,6 +1620,7 @@
         <w:bidi w:val="0"/>
         <w:spacing w:before="0" w:after="0"/>
         <w:ind w:hanging="283" w:left="709"/>
+        <w:jc w:val="left"/>
         <w:rPr/>
       </w:pPr>
       <w:r>
@@ -1780,7 +1631,7 @@
       </w:r>
       <w:r>
         <w:rPr/>
-        <w:t>：选择数量（不超过库存）→ 点「加入购物车」→ 右上角提示成功。</w:t>
+        <w:t xml:space="preserve">：选择数量（不超过库存）→ 点「加入购物车」→ 右上角提示成功。 </w:t>
       </w:r>
     </w:p>
     <w:p>
@@ -1797,6 +1648,7 @@
         <w:bidi w:val="0"/>
         <w:spacing w:before="0" w:after="0"/>
         <w:ind w:hanging="283" w:left="709"/>
+        <w:jc w:val="left"/>
         <w:rPr/>
       </w:pPr>
       <w:r>
@@ -1831,7 +1683,7 @@
       </w:r>
       <w:r>
         <w:rPr/>
-        <w:t>条，点卡片跳转详情。</w:t>
+        <w:t xml:space="preserve">条，点卡片跳转详情。 </w:t>
       </w:r>
     </w:p>
     <w:p>
@@ -1846,8 +1698,8 @@
           <w:tab w:val="left" w:pos="709" w:leader="none"/>
         </w:tabs>
         <w:bidi w:val="0"/>
-        <w:spacing w:before="0" w:after="0"/>
         <w:ind w:hanging="283" w:left="709"/>
+        <w:jc w:val="left"/>
         <w:rPr/>
       </w:pPr>
       <w:r>
@@ -1858,7 +1710,7 @@
       </w:r>
       <w:r>
         <w:rPr/>
-        <w:t>：</w:t>
+        <w:t xml:space="preserve">： </w:t>
       </w:r>
     </w:p>
     <w:p>
@@ -1866,7 +1718,7 @@
         <w:pStyle w:val="BodyText"/>
         <w:numPr>
           <w:ilvl w:val="1"/>
-          <w:numId w:val="4"/>
+          <w:numId w:val="5"/>
         </w:numPr>
         <w:tabs>
           <w:tab w:val="clear" w:pos="1134"/>
@@ -1875,6 +1727,7 @@
         <w:bidi w:val="0"/>
         <w:spacing w:before="0" w:after="0"/>
         <w:ind w:hanging="283" w:left="1418"/>
+        <w:jc w:val="left"/>
         <w:rPr/>
       </w:pPr>
       <w:r>
@@ -1905,7 +1758,7 @@
       </w:r>
       <w:r>
         <w:rPr/>
-        <w:t>字内容。</w:t>
+        <w:t xml:space="preserve">字内容。 </w:t>
       </w:r>
     </w:p>
     <w:p>
@@ -1913,7 +1766,7 @@
         <w:pStyle w:val="BodyText"/>
         <w:numPr>
           <w:ilvl w:val="1"/>
-          <w:numId w:val="4"/>
+          <w:numId w:val="5"/>
         </w:numPr>
         <w:tabs>
           <w:tab w:val="clear" w:pos="1134"/>
@@ -1922,6 +1775,7 @@
         <w:bidi w:val="0"/>
         <w:spacing w:before="0" w:after="0"/>
         <w:ind w:hanging="283" w:left="1418"/>
+        <w:jc w:val="left"/>
         <w:rPr/>
       </w:pPr>
       <w:r>
@@ -1936,7 +1790,7 @@
       </w:r>
       <w:r>
         <w:rPr/>
-        <w:t>，重复提交会提示「您已评价过该商品」。</w:t>
+        <w:t xml:space="preserve">，重复提交会提示「您已评价过该商品」。 </w:t>
       </w:r>
     </w:p>
     <w:p>
@@ -1944,7 +1798,7 @@
         <w:pStyle w:val="BodyText"/>
         <w:numPr>
           <w:ilvl w:val="1"/>
-          <w:numId w:val="4"/>
+          <w:numId w:val="5"/>
         </w:numPr>
         <w:tabs>
           <w:tab w:val="clear" w:pos="1134"/>
@@ -1952,11 +1806,12 @@
         </w:tabs>
         <w:bidi w:val="0"/>
         <w:ind w:hanging="283" w:left="1418"/>
-        <w:rPr/>
-      </w:pPr>
-      <w:r>
-        <w:rPr/>
-        <w:t>下方按时间倒序展示所有评价，分页显示。</w:t>
+        <w:jc w:val="left"/>
+        <w:rPr/>
+      </w:pPr>
+      <w:r>
+        <w:rPr/>
+        <w:t xml:space="preserve">下方按时间倒序展示所有评价，分页显示。 </w:t>
       </w:r>
     </w:p>
     <w:p>
@@ -1987,10 +1842,8 @@
         <w:t xml:space="preserve">购物车 </w:t>
       </w:r>
       <w:r>
-        <w:rPr>
-          <w:rStyle w:val="Style10"/>
-        </w:rPr>
-        <w:t>/cart</w:t>
+        <w:rPr/>
+        <w:t>`/cart`</w:t>
       </w:r>
       <w:r>
         <w:rPr/>
@@ -1999,42 +1852,36 @@
     </w:p>
     <w:tbl>
       <w:tblPr>
-        <w:tblW w:w="5000" w:type="pct"/>
-        <w:jc w:val="left"/>
-        <w:tblInd w:w="45" w:type="dxa"/>
+        <w:tblW w:w="5168" w:type="dxa"/>
+        <w:jc w:val="left"/>
+        <w:tblInd w:w="28" w:type="dxa"/>
         <w:tblLayout w:type="fixed"/>
         <w:tblCellMar>
-          <w:top w:w="45" w:type="dxa"/>
-          <w:left w:w="45" w:type="dxa"/>
-          <w:bottom w:w="45" w:type="dxa"/>
-          <w:right w:w="45" w:type="dxa"/>
+          <w:top w:w="28" w:type="dxa"/>
+          <w:left w:w="28" w:type="dxa"/>
+          <w:bottom w:w="28" w:type="dxa"/>
+          <w:right w:w="28" w:type="dxa"/>
         </w:tblCellMar>
       </w:tblPr>
       <w:tblGrid>
-        <w:gridCol w:w="3419"/>
-        <w:gridCol w:w="7919"/>
+        <w:gridCol w:w="1141"/>
+        <w:gridCol w:w="4027"/>
       </w:tblGrid>
       <w:tr>
-        <w:trPr>
-          <w:tblHeader w:val="true"/>
-        </w:trPr>
-        <w:tc>
-          <w:tcPr>
-            <w:tcW w:w="3419" w:type="dxa"/>
-            <w:tcBorders>
-              <w:top w:val="single" w:sz="6" w:space="0" w:color="808080"/>
-              <w:left w:val="single" w:sz="6" w:space="0" w:color="808080"/>
-              <w:bottom w:val="single" w:sz="2" w:space="0" w:color="808080"/>
-              <w:right w:val="single" w:sz="6" w:space="0" w:color="808080"/>
-            </w:tcBorders>
-            <w:shd w:fill="DCE6F1" w:val="clear"/>
+        <w:trPr/>
+        <w:tc>
+          <w:tcPr>
+            <w:tcW w:w="1141" w:type="dxa"/>
+            <w:tcBorders/>
+            <w:vAlign w:val="center"/>
           </w:tcPr>
           <w:p>
             <w:pPr>
               <w:pStyle w:val="Style19"/>
-              <w:bidi w:val="0"/>
-              <w:spacing w:before="0" w:after="120"/>
-              <w:ind w:hanging="0" w:left="0" w:right="0"/>
+              <w:suppressLineNumbers/>
+              <w:shd w:fill="EEF1F4" w:val="clear"/>
+              <w:bidi w:val="0"/>
+              <w:spacing w:before="0" w:after="283"/>
               <w:jc w:val="left"/>
               <w:rPr/>
             </w:pPr>
@@ -2046,21 +1893,17 @@
         </w:tc>
         <w:tc>
           <w:tcPr>
-            <w:tcW w:w="7919" w:type="dxa"/>
-            <w:tcBorders>
-              <w:top w:val="single" w:sz="6" w:space="0" w:color="808080"/>
-              <w:left w:val="single" w:sz="2" w:space="0" w:color="808080"/>
-              <w:bottom w:val="single" w:sz="2" w:space="0" w:color="808080"/>
-              <w:right w:val="single" w:sz="6" w:space="0" w:color="808080"/>
-            </w:tcBorders>
-            <w:shd w:fill="DCE6F1" w:val="clear"/>
+            <w:tcW w:w="4027" w:type="dxa"/>
+            <w:tcBorders/>
+            <w:vAlign w:val="center"/>
           </w:tcPr>
           <w:p>
             <w:pPr>
               <w:pStyle w:val="Style19"/>
-              <w:bidi w:val="0"/>
-              <w:spacing w:before="0" w:after="120"/>
-              <w:ind w:hanging="0" w:left="0" w:right="0"/>
+              <w:suppressLineNumbers/>
+              <w:shd w:fill="EEF1F4" w:val="clear"/>
+              <w:bidi w:val="0"/>
+              <w:spacing w:before="0" w:after="283"/>
               <w:jc w:val="left"/>
               <w:rPr/>
             </w:pPr>
@@ -2075,19 +1918,15 @@
         <w:trPr/>
         <w:tc>
           <w:tcPr>
-            <w:tcW w:w="3419" w:type="dxa"/>
-            <w:tcBorders>
-              <w:left w:val="single" w:sz="6" w:space="0" w:color="808080"/>
-              <w:bottom w:val="single" w:sz="2" w:space="0" w:color="808080"/>
-              <w:right w:val="single" w:sz="6" w:space="0" w:color="808080"/>
-            </w:tcBorders>
-          </w:tcPr>
-          <w:p>
-            <w:pPr>
-              <w:pStyle w:val="Style14"/>
-              <w:bidi w:val="0"/>
-              <w:spacing w:before="0" w:after="120"/>
-              <w:ind w:hanging="0" w:left="0" w:right="0"/>
+            <w:tcW w:w="1141" w:type="dxa"/>
+            <w:tcBorders/>
+            <w:vAlign w:val="center"/>
+          </w:tcPr>
+          <w:p>
+            <w:pPr>
+              <w:pStyle w:val="Style14"/>
+              <w:bidi w:val="0"/>
+              <w:spacing w:before="0" w:after="283"/>
               <w:jc w:val="left"/>
               <w:rPr/>
             </w:pPr>
@@ -2099,19 +1938,15 @@
         </w:tc>
         <w:tc>
           <w:tcPr>
-            <w:tcW w:w="7919" w:type="dxa"/>
-            <w:tcBorders>
-              <w:left w:val="single" w:sz="2" w:space="0" w:color="808080"/>
-              <w:bottom w:val="single" w:sz="2" w:space="0" w:color="808080"/>
-              <w:right w:val="single" w:sz="6" w:space="0" w:color="808080"/>
-            </w:tcBorders>
-          </w:tcPr>
-          <w:p>
-            <w:pPr>
-              <w:pStyle w:val="Style14"/>
-              <w:bidi w:val="0"/>
-              <w:spacing w:before="0" w:after="120"/>
-              <w:ind w:hanging="0" w:left="0" w:right="0"/>
+            <w:tcW w:w="4027" w:type="dxa"/>
+            <w:tcBorders/>
+            <w:vAlign w:val="center"/>
+          </w:tcPr>
+          <w:p>
+            <w:pPr>
+              <w:pStyle w:val="Style14"/>
+              <w:bidi w:val="0"/>
+              <w:spacing w:before="0" w:after="283"/>
               <w:jc w:val="left"/>
               <w:rPr/>
             </w:pPr>
@@ -2126,19 +1961,15 @@
         <w:trPr/>
         <w:tc>
           <w:tcPr>
-            <w:tcW w:w="3419" w:type="dxa"/>
-            <w:tcBorders>
-              <w:left w:val="single" w:sz="6" w:space="0" w:color="808080"/>
-              <w:bottom w:val="single" w:sz="2" w:space="0" w:color="808080"/>
-              <w:right w:val="single" w:sz="6" w:space="0" w:color="808080"/>
-            </w:tcBorders>
-          </w:tcPr>
-          <w:p>
-            <w:pPr>
-              <w:pStyle w:val="Style14"/>
-              <w:bidi w:val="0"/>
-              <w:spacing w:before="0" w:after="120"/>
-              <w:ind w:hanging="0" w:left="0" w:right="0"/>
+            <w:tcW w:w="1141" w:type="dxa"/>
+            <w:tcBorders/>
+            <w:vAlign w:val="center"/>
+          </w:tcPr>
+          <w:p>
+            <w:pPr>
+              <w:pStyle w:val="Style14"/>
+              <w:bidi w:val="0"/>
+              <w:spacing w:before="0" w:after="283"/>
               <w:jc w:val="left"/>
               <w:rPr/>
             </w:pPr>
@@ -2150,19 +1981,15 @@
         </w:tc>
         <w:tc>
           <w:tcPr>
-            <w:tcW w:w="7919" w:type="dxa"/>
-            <w:tcBorders>
-              <w:left w:val="single" w:sz="2" w:space="0" w:color="808080"/>
-              <w:bottom w:val="single" w:sz="2" w:space="0" w:color="808080"/>
-              <w:right w:val="single" w:sz="6" w:space="0" w:color="808080"/>
-            </w:tcBorders>
-          </w:tcPr>
-          <w:p>
-            <w:pPr>
-              <w:pStyle w:val="Style14"/>
-              <w:bidi w:val="0"/>
-              <w:spacing w:before="0" w:after="120"/>
-              <w:ind w:hanging="0" w:left="0" w:right="0"/>
+            <w:tcW w:w="4027" w:type="dxa"/>
+            <w:tcBorders/>
+            <w:vAlign w:val="center"/>
+          </w:tcPr>
+          <w:p>
+            <w:pPr>
+              <w:pStyle w:val="Style14"/>
+              <w:bidi w:val="0"/>
+              <w:spacing w:before="0" w:after="283"/>
               <w:jc w:val="left"/>
               <w:rPr/>
             </w:pPr>
@@ -2177,19 +2004,15 @@
         <w:trPr/>
         <w:tc>
           <w:tcPr>
-            <w:tcW w:w="3419" w:type="dxa"/>
-            <w:tcBorders>
-              <w:left w:val="single" w:sz="6" w:space="0" w:color="808080"/>
-              <w:bottom w:val="single" w:sz="2" w:space="0" w:color="808080"/>
-              <w:right w:val="single" w:sz="6" w:space="0" w:color="808080"/>
-            </w:tcBorders>
-          </w:tcPr>
-          <w:p>
-            <w:pPr>
-              <w:pStyle w:val="Style14"/>
-              <w:bidi w:val="0"/>
-              <w:spacing w:before="0" w:after="120"/>
-              <w:ind w:hanging="0" w:left="0" w:right="0"/>
+            <w:tcW w:w="1141" w:type="dxa"/>
+            <w:tcBorders/>
+            <w:vAlign w:val="center"/>
+          </w:tcPr>
+          <w:p>
+            <w:pPr>
+              <w:pStyle w:val="Style14"/>
+              <w:bidi w:val="0"/>
+              <w:spacing w:before="0" w:after="283"/>
               <w:jc w:val="left"/>
               <w:rPr/>
             </w:pPr>
@@ -2201,19 +2024,15 @@
         </w:tc>
         <w:tc>
           <w:tcPr>
-            <w:tcW w:w="7919" w:type="dxa"/>
-            <w:tcBorders>
-              <w:left w:val="single" w:sz="2" w:space="0" w:color="808080"/>
-              <w:bottom w:val="single" w:sz="2" w:space="0" w:color="808080"/>
-              <w:right w:val="single" w:sz="6" w:space="0" w:color="808080"/>
-            </w:tcBorders>
-          </w:tcPr>
-          <w:p>
-            <w:pPr>
-              <w:pStyle w:val="Style14"/>
-              <w:bidi w:val="0"/>
-              <w:spacing w:before="0" w:after="120"/>
-              <w:ind w:hanging="0" w:left="0" w:right="0"/>
+            <w:tcW w:w="4027" w:type="dxa"/>
+            <w:tcBorders/>
+            <w:vAlign w:val="center"/>
+          </w:tcPr>
+          <w:p>
+            <w:pPr>
+              <w:pStyle w:val="Style14"/>
+              <w:bidi w:val="0"/>
+              <w:spacing w:before="0" w:after="283"/>
               <w:jc w:val="left"/>
               <w:rPr/>
             </w:pPr>
@@ -2228,19 +2047,15 @@
         <w:trPr/>
         <w:tc>
           <w:tcPr>
-            <w:tcW w:w="3419" w:type="dxa"/>
-            <w:tcBorders>
-              <w:left w:val="single" w:sz="6" w:space="0" w:color="808080"/>
-              <w:bottom w:val="single" w:sz="2" w:space="0" w:color="808080"/>
-              <w:right w:val="single" w:sz="6" w:space="0" w:color="808080"/>
-            </w:tcBorders>
-          </w:tcPr>
-          <w:p>
-            <w:pPr>
-              <w:pStyle w:val="Style14"/>
-              <w:bidi w:val="0"/>
-              <w:spacing w:before="0" w:after="120"/>
-              <w:ind w:hanging="0" w:left="0" w:right="0"/>
+            <w:tcW w:w="1141" w:type="dxa"/>
+            <w:tcBorders/>
+            <w:vAlign w:val="center"/>
+          </w:tcPr>
+          <w:p>
+            <w:pPr>
+              <w:pStyle w:val="Style14"/>
+              <w:bidi w:val="0"/>
+              <w:spacing w:before="0" w:after="283"/>
               <w:jc w:val="left"/>
               <w:rPr/>
             </w:pPr>
@@ -2252,19 +2067,15 @@
         </w:tc>
         <w:tc>
           <w:tcPr>
-            <w:tcW w:w="7919" w:type="dxa"/>
-            <w:tcBorders>
-              <w:left w:val="single" w:sz="2" w:space="0" w:color="808080"/>
-              <w:bottom w:val="single" w:sz="2" w:space="0" w:color="808080"/>
-              <w:right w:val="single" w:sz="6" w:space="0" w:color="808080"/>
-            </w:tcBorders>
-          </w:tcPr>
-          <w:p>
-            <w:pPr>
-              <w:pStyle w:val="Style14"/>
-              <w:bidi w:val="0"/>
-              <w:spacing w:before="0" w:after="120"/>
-              <w:ind w:hanging="0" w:left="0" w:right="0"/>
+            <w:tcW w:w="4027" w:type="dxa"/>
+            <w:tcBorders/>
+            <w:vAlign w:val="center"/>
+          </w:tcPr>
+          <w:p>
+            <w:pPr>
+              <w:pStyle w:val="Style14"/>
+              <w:bidi w:val="0"/>
+              <w:spacing w:before="0" w:after="283"/>
               <w:jc w:val="left"/>
               <w:rPr/>
             </w:pPr>
@@ -2279,19 +2090,15 @@
         <w:trPr/>
         <w:tc>
           <w:tcPr>
-            <w:tcW w:w="3419" w:type="dxa"/>
-            <w:tcBorders>
-              <w:left w:val="single" w:sz="6" w:space="0" w:color="808080"/>
-              <w:bottom w:val="single" w:sz="6" w:space="0" w:color="808080"/>
-              <w:right w:val="single" w:sz="6" w:space="0" w:color="808080"/>
-            </w:tcBorders>
-          </w:tcPr>
-          <w:p>
-            <w:pPr>
-              <w:pStyle w:val="Style14"/>
-              <w:bidi w:val="0"/>
-              <w:spacing w:before="0" w:after="120"/>
-              <w:ind w:hanging="0" w:left="0" w:right="0"/>
+            <w:tcW w:w="1141" w:type="dxa"/>
+            <w:tcBorders/>
+            <w:vAlign w:val="center"/>
+          </w:tcPr>
+          <w:p>
+            <w:pPr>
+              <w:pStyle w:val="Style14"/>
+              <w:bidi w:val="0"/>
+              <w:spacing w:before="0" w:after="283"/>
               <w:jc w:val="left"/>
               <w:rPr/>
             </w:pPr>
@@ -2303,18 +2110,15 @@
         </w:tc>
         <w:tc>
           <w:tcPr>
-            <w:tcW w:w="7919" w:type="dxa"/>
-            <w:tcBorders>
-              <w:left w:val="single" w:sz="2" w:space="0" w:color="808080"/>
-              <w:bottom w:val="single" w:sz="6" w:space="0" w:color="808080"/>
-              <w:right w:val="single" w:sz="6" w:space="0" w:color="808080"/>
-            </w:tcBorders>
-          </w:tcPr>
-          <w:p>
-            <w:pPr>
-              <w:pStyle w:val="Style14"/>
-              <w:bidi w:val="0"/>
-              <w:spacing w:before="0" w:after="120"/>
+            <w:tcW w:w="4027" w:type="dxa"/>
+            <w:tcBorders/>
+            <w:vAlign w:val="center"/>
+          </w:tcPr>
+          <w:p>
+            <w:pPr>
+              <w:pStyle w:val="Style14"/>
+              <w:bidi w:val="0"/>
+              <w:spacing w:before="0" w:after="283"/>
               <w:jc w:val="left"/>
               <w:rPr/>
             </w:pPr>
@@ -2342,10 +2146,8 @@
         <w:t xml:space="preserve">订单 </w:t>
       </w:r>
       <w:r>
-        <w:rPr>
-          <w:rStyle w:val="Style10"/>
-        </w:rPr>
-        <w:t>/orders</w:t>
+        <w:rPr/>
+        <w:t>`/orders`</w:t>
       </w:r>
       <w:r>
         <w:rPr/>
@@ -2356,6 +2158,7 @@
       <w:pPr>
         <w:pStyle w:val="BodyText"/>
         <w:bidi w:val="0"/>
+        <w:jc w:val="left"/>
         <w:rPr>
           <w:b/>
         </w:rPr>
@@ -2365,594 +2168,6 @@
           <w:b/>
         </w:rPr>
         <w:t>提交订单</w:t>
-      </w:r>
-    </w:p>
-    <w:p>
-      <w:pPr>
-        <w:pStyle w:val="BodyText"/>
-        <w:numPr>
-          <w:ilvl w:val="0"/>
-          <w:numId w:val="5"/>
-        </w:numPr>
-        <w:tabs>
-          <w:tab w:val="clear" w:pos="1134"/>
-          <w:tab w:val="left" w:pos="709" w:leader="none"/>
-        </w:tabs>
-        <w:bidi w:val="0"/>
-        <w:spacing w:before="0" w:after="0"/>
-        <w:ind w:hanging="283" w:left="709"/>
-        <w:rPr/>
-      </w:pPr>
-      <w:r>
-        <w:rPr/>
-        <w:t>先在购物车勾选商品。</w:t>
-      </w:r>
-    </w:p>
-    <w:p>
-      <w:pPr>
-        <w:pStyle w:val="BodyText"/>
-        <w:numPr>
-          <w:ilvl w:val="0"/>
-          <w:numId w:val="5"/>
-        </w:numPr>
-        <w:tabs>
-          <w:tab w:val="clear" w:pos="1134"/>
-          <w:tab w:val="left" w:pos="709" w:leader="none"/>
-        </w:tabs>
-        <w:bidi w:val="0"/>
-        <w:spacing w:before="0" w:after="0"/>
-        <w:ind w:hanging="283" w:left="709"/>
-        <w:rPr/>
-      </w:pPr>
-      <w:r>
-        <w:rPr/>
-        <w:t>订单页填写收货人、手机号（</w:t>
-      </w:r>
-      <w:r>
-        <w:rPr/>
-        <w:t xml:space="preserve">11 </w:t>
-      </w:r>
-      <w:r>
-        <w:rPr/>
-        <w:t>位）、收货地址。</w:t>
-      </w:r>
-    </w:p>
-    <w:p>
-      <w:pPr>
-        <w:pStyle w:val="BodyText"/>
-        <w:numPr>
-          <w:ilvl w:val="0"/>
-          <w:numId w:val="5"/>
-        </w:numPr>
-        <w:tabs>
-          <w:tab w:val="clear" w:pos="1134"/>
-          <w:tab w:val="left" w:pos="709" w:leader="none"/>
-        </w:tabs>
-        <w:bidi w:val="0"/>
-        <w:ind w:hanging="283" w:left="709"/>
-        <w:rPr/>
-      </w:pPr>
-      <w:r>
-        <w:rPr/>
-        <w:t>点「提交订单」→ 返回订单号，列表自动刷新。</w:t>
-      </w:r>
-    </w:p>
-    <w:p>
-      <w:pPr>
-        <w:pStyle w:val="BodyText"/>
-        <w:bidi w:val="0"/>
-        <w:rPr/>
-      </w:pPr>
-      <w:r>
-        <w:rPr/>
-        <w:t>下单时系统会：扣减库存、累加销量、写入订单明细（商品名与价格快照）、 记录一次「购买」行为、清空已结算的购物车条目。</w:t>
-      </w:r>
-    </w:p>
-    <w:p>
-      <w:pPr>
-        <w:pStyle w:val="BodyText"/>
-        <w:bidi w:val="0"/>
-        <w:rPr>
-          <w:b/>
-        </w:rPr>
-      </w:pPr>
-      <w:r>
-        <w:rPr>
-          <w:b/>
-        </w:rPr>
-        <w:t>订单列表</w:t>
-      </w:r>
-    </w:p>
-    <w:tbl>
-      <w:tblPr>
-        <w:tblW w:w="5000" w:type="pct"/>
-        <w:jc w:val="left"/>
-        <w:tblInd w:w="45" w:type="dxa"/>
-        <w:tblLayout w:type="fixed"/>
-        <w:tblCellMar>
-          <w:top w:w="45" w:type="dxa"/>
-          <w:left w:w="45" w:type="dxa"/>
-          <w:bottom w:w="45" w:type="dxa"/>
-          <w:right w:w="45" w:type="dxa"/>
-        </w:tblCellMar>
-      </w:tblPr>
-      <w:tblGrid>
-        <w:gridCol w:w="3186"/>
-        <w:gridCol w:w="8152"/>
-      </w:tblGrid>
-      <w:tr>
-        <w:trPr>
-          <w:tblHeader w:val="true"/>
-        </w:trPr>
-        <w:tc>
-          <w:tcPr>
-            <w:tcW w:w="3186" w:type="dxa"/>
-            <w:tcBorders>
-              <w:top w:val="single" w:sz="6" w:space="0" w:color="808080"/>
-              <w:left w:val="single" w:sz="6" w:space="0" w:color="808080"/>
-              <w:bottom w:val="single" w:sz="2" w:space="0" w:color="808080"/>
-              <w:right w:val="single" w:sz="6" w:space="0" w:color="808080"/>
-            </w:tcBorders>
-            <w:shd w:fill="DCE6F1" w:val="clear"/>
-          </w:tcPr>
-          <w:p>
-            <w:pPr>
-              <w:pStyle w:val="Style19"/>
-              <w:bidi w:val="0"/>
-              <w:spacing w:before="0" w:after="120"/>
-              <w:ind w:hanging="0" w:left="0" w:right="0"/>
-              <w:jc w:val="left"/>
-              <w:rPr/>
-            </w:pPr>
-            <w:r>
-              <w:rPr/>
-              <w:t>列</w:t>
-            </w:r>
-          </w:p>
-        </w:tc>
-        <w:tc>
-          <w:tcPr>
-            <w:tcW w:w="8152" w:type="dxa"/>
-            <w:tcBorders>
-              <w:top w:val="single" w:sz="6" w:space="0" w:color="808080"/>
-              <w:left w:val="single" w:sz="2" w:space="0" w:color="808080"/>
-              <w:bottom w:val="single" w:sz="2" w:space="0" w:color="808080"/>
-              <w:right w:val="single" w:sz="6" w:space="0" w:color="808080"/>
-            </w:tcBorders>
-            <w:shd w:fill="DCE6F1" w:val="clear"/>
-          </w:tcPr>
-          <w:p>
-            <w:pPr>
-              <w:pStyle w:val="Style19"/>
-              <w:bidi w:val="0"/>
-              <w:spacing w:before="0" w:after="120"/>
-              <w:ind w:hanging="0" w:left="0" w:right="0"/>
-              <w:jc w:val="left"/>
-              <w:rPr/>
-            </w:pPr>
-            <w:r>
-              <w:rPr/>
-              <w:t>说明</w:t>
-            </w:r>
-          </w:p>
-        </w:tc>
-      </w:tr>
-      <w:tr>
-        <w:trPr/>
-        <w:tc>
-          <w:tcPr>
-            <w:tcW w:w="3186" w:type="dxa"/>
-            <w:tcBorders>
-              <w:left w:val="single" w:sz="6" w:space="0" w:color="808080"/>
-              <w:bottom w:val="single" w:sz="2" w:space="0" w:color="808080"/>
-              <w:right w:val="single" w:sz="6" w:space="0" w:color="808080"/>
-            </w:tcBorders>
-          </w:tcPr>
-          <w:p>
-            <w:pPr>
-              <w:pStyle w:val="Style14"/>
-              <w:bidi w:val="0"/>
-              <w:spacing w:before="0" w:after="120"/>
-              <w:ind w:hanging="0" w:left="0" w:right="0"/>
-              <w:jc w:val="left"/>
-              <w:rPr/>
-            </w:pPr>
-            <w:r>
-              <w:rPr/>
-              <w:t>订单号</w:t>
-            </w:r>
-          </w:p>
-        </w:tc>
-        <w:tc>
-          <w:tcPr>
-            <w:tcW w:w="8152" w:type="dxa"/>
-            <w:tcBorders>
-              <w:left w:val="single" w:sz="2" w:space="0" w:color="808080"/>
-              <w:bottom w:val="single" w:sz="2" w:space="0" w:color="808080"/>
-              <w:right w:val="single" w:sz="6" w:space="0" w:color="808080"/>
-            </w:tcBorders>
-          </w:tcPr>
-          <w:p>
-            <w:pPr>
-              <w:pStyle w:val="Style14"/>
-              <w:bidi w:val="0"/>
-              <w:spacing w:before="0" w:after="120"/>
-              <w:ind w:hanging="0" w:left="0" w:right="0"/>
-              <w:jc w:val="left"/>
-              <w:rPr/>
-            </w:pPr>
-            <w:r>
-              <w:rPr/>
-              <w:t>业务唯一编号，可用于沟通</w:t>
-            </w:r>
-          </w:p>
-        </w:tc>
-      </w:tr>
-      <w:tr>
-        <w:trPr/>
-        <w:tc>
-          <w:tcPr>
-            <w:tcW w:w="3186" w:type="dxa"/>
-            <w:tcBorders>
-              <w:left w:val="single" w:sz="6" w:space="0" w:color="808080"/>
-              <w:bottom w:val="single" w:sz="2" w:space="0" w:color="808080"/>
-              <w:right w:val="single" w:sz="6" w:space="0" w:color="808080"/>
-            </w:tcBorders>
-          </w:tcPr>
-          <w:p>
-            <w:pPr>
-              <w:pStyle w:val="Style14"/>
-              <w:bidi w:val="0"/>
-              <w:spacing w:before="0" w:after="120"/>
-              <w:ind w:hanging="0" w:left="0" w:right="0"/>
-              <w:jc w:val="left"/>
-              <w:rPr/>
-            </w:pPr>
-            <w:r>
-              <w:rPr/>
-              <w:t>商品</w:t>
-            </w:r>
-          </w:p>
-        </w:tc>
-        <w:tc>
-          <w:tcPr>
-            <w:tcW w:w="8152" w:type="dxa"/>
-            <w:tcBorders>
-              <w:left w:val="single" w:sz="2" w:space="0" w:color="808080"/>
-              <w:bottom w:val="single" w:sz="2" w:space="0" w:color="808080"/>
-              <w:right w:val="single" w:sz="6" w:space="0" w:color="808080"/>
-            </w:tcBorders>
-          </w:tcPr>
-          <w:p>
-            <w:pPr>
-              <w:pStyle w:val="Style14"/>
-              <w:bidi w:val="0"/>
-              <w:spacing w:before="0" w:after="120"/>
-              <w:ind w:hanging="0" w:left="0" w:right="0"/>
-              <w:jc w:val="left"/>
-              <w:rPr/>
-            </w:pPr>
-            <w:r>
-              <w:rPr/>
-              <w:t xml:space="preserve">明细摘要，如「演示商品 </w:t>
-            </w:r>
-            <w:r>
-              <w:rPr/>
-              <w:t>12×2</w:t>
-            </w:r>
-            <w:r>
-              <w:rPr/>
-              <w:t>」</w:t>
-            </w:r>
-          </w:p>
-        </w:tc>
-      </w:tr>
-      <w:tr>
-        <w:trPr/>
-        <w:tc>
-          <w:tcPr>
-            <w:tcW w:w="3186" w:type="dxa"/>
-            <w:tcBorders>
-              <w:left w:val="single" w:sz="6" w:space="0" w:color="808080"/>
-              <w:bottom w:val="single" w:sz="2" w:space="0" w:color="808080"/>
-              <w:right w:val="single" w:sz="6" w:space="0" w:color="808080"/>
-            </w:tcBorders>
-          </w:tcPr>
-          <w:p>
-            <w:pPr>
-              <w:pStyle w:val="Style14"/>
-              <w:bidi w:val="0"/>
-              <w:spacing w:before="0" w:after="120"/>
-              <w:ind w:hanging="0" w:left="0" w:right="0"/>
-              <w:jc w:val="left"/>
-              <w:rPr/>
-            </w:pPr>
-            <w:r>
-              <w:rPr/>
-              <w:t>金额</w:t>
-            </w:r>
-          </w:p>
-        </w:tc>
-        <w:tc>
-          <w:tcPr>
-            <w:tcW w:w="8152" w:type="dxa"/>
-            <w:tcBorders>
-              <w:left w:val="single" w:sz="2" w:space="0" w:color="808080"/>
-              <w:bottom w:val="single" w:sz="2" w:space="0" w:color="808080"/>
-              <w:right w:val="single" w:sz="6" w:space="0" w:color="808080"/>
-            </w:tcBorders>
-          </w:tcPr>
-          <w:p>
-            <w:pPr>
-              <w:pStyle w:val="Style14"/>
-              <w:bidi w:val="0"/>
-              <w:spacing w:before="0" w:after="120"/>
-              <w:ind w:hanging="0" w:left="0" w:right="0"/>
-              <w:jc w:val="left"/>
-              <w:rPr/>
-            </w:pPr>
-            <w:r>
-              <w:rPr/>
-              <w:t>订单总金额</w:t>
-            </w:r>
-          </w:p>
-        </w:tc>
-      </w:tr>
-      <w:tr>
-        <w:trPr/>
-        <w:tc>
-          <w:tcPr>
-            <w:tcW w:w="3186" w:type="dxa"/>
-            <w:tcBorders>
-              <w:left w:val="single" w:sz="6" w:space="0" w:color="808080"/>
-              <w:bottom w:val="single" w:sz="2" w:space="0" w:color="808080"/>
-              <w:right w:val="single" w:sz="6" w:space="0" w:color="808080"/>
-            </w:tcBorders>
-          </w:tcPr>
-          <w:p>
-            <w:pPr>
-              <w:pStyle w:val="Style14"/>
-              <w:bidi w:val="0"/>
-              <w:spacing w:before="0" w:after="120"/>
-              <w:ind w:hanging="0" w:left="0" w:right="0"/>
-              <w:jc w:val="left"/>
-              <w:rPr/>
-            </w:pPr>
-            <w:r>
-              <w:rPr/>
-              <w:t>状态</w:t>
-            </w:r>
-          </w:p>
-        </w:tc>
-        <w:tc>
-          <w:tcPr>
-            <w:tcW w:w="8152" w:type="dxa"/>
-            <w:tcBorders>
-              <w:left w:val="single" w:sz="2" w:space="0" w:color="808080"/>
-              <w:bottom w:val="single" w:sz="2" w:space="0" w:color="808080"/>
-              <w:right w:val="single" w:sz="6" w:space="0" w:color="808080"/>
-            </w:tcBorders>
-          </w:tcPr>
-          <w:p>
-            <w:pPr>
-              <w:pStyle w:val="Style14"/>
-              <w:bidi w:val="0"/>
-              <w:spacing w:before="0" w:after="120"/>
-              <w:ind w:hanging="0" w:left="0" w:right="0"/>
-              <w:jc w:val="left"/>
-              <w:rPr/>
-            </w:pPr>
-            <w:r>
-              <w:rPr/>
-              <w:t xml:space="preserve">待支付 </w:t>
-            </w:r>
-            <w:r>
-              <w:rPr/>
-              <w:t xml:space="preserve">/ </w:t>
-            </w:r>
-            <w:r>
-              <w:rPr/>
-              <w:t xml:space="preserve">已支付 </w:t>
-            </w:r>
-            <w:r>
-              <w:rPr/>
-              <w:t xml:space="preserve">/ </w:t>
-            </w:r>
-            <w:r>
-              <w:rPr/>
-              <w:t xml:space="preserve">已发货 </w:t>
-            </w:r>
-            <w:r>
-              <w:rPr/>
-              <w:t xml:space="preserve">/ </w:t>
-            </w:r>
-            <w:r>
-              <w:rPr/>
-              <w:t xml:space="preserve">已完成 </w:t>
-            </w:r>
-            <w:r>
-              <w:rPr/>
-              <w:t xml:space="preserve">/ </w:t>
-            </w:r>
-            <w:r>
-              <w:rPr/>
-              <w:t>已取消</w:t>
-            </w:r>
-          </w:p>
-        </w:tc>
-      </w:tr>
-      <w:tr>
-        <w:trPr/>
-        <w:tc>
-          <w:tcPr>
-            <w:tcW w:w="3186" w:type="dxa"/>
-            <w:tcBorders>
-              <w:left w:val="single" w:sz="6" w:space="0" w:color="808080"/>
-              <w:bottom w:val="single" w:sz="2" w:space="0" w:color="808080"/>
-              <w:right w:val="single" w:sz="6" w:space="0" w:color="808080"/>
-            </w:tcBorders>
-          </w:tcPr>
-          <w:p>
-            <w:pPr>
-              <w:pStyle w:val="Style14"/>
-              <w:bidi w:val="0"/>
-              <w:spacing w:before="0" w:after="120"/>
-              <w:ind w:hanging="0" w:left="0" w:right="0"/>
-              <w:jc w:val="left"/>
-              <w:rPr/>
-            </w:pPr>
-            <w:r>
-              <w:rPr/>
-              <w:t>详情</w:t>
-            </w:r>
-          </w:p>
-        </w:tc>
-        <w:tc>
-          <w:tcPr>
-            <w:tcW w:w="8152" w:type="dxa"/>
-            <w:tcBorders>
-              <w:left w:val="single" w:sz="2" w:space="0" w:color="808080"/>
-              <w:bottom w:val="single" w:sz="2" w:space="0" w:color="808080"/>
-              <w:right w:val="single" w:sz="6" w:space="0" w:color="808080"/>
-            </w:tcBorders>
-          </w:tcPr>
-          <w:p>
-            <w:pPr>
-              <w:pStyle w:val="Style14"/>
-              <w:bidi w:val="0"/>
-              <w:spacing w:before="0" w:after="120"/>
-              <w:ind w:hanging="0" w:left="0" w:right="0"/>
-              <w:jc w:val="left"/>
-              <w:rPr/>
-            </w:pPr>
-            <w:r>
-              <w:rPr/>
-              <w:t>弹窗展示收货信息与完整明细</w:t>
-            </w:r>
-          </w:p>
-        </w:tc>
-      </w:tr>
-      <w:tr>
-        <w:trPr/>
-        <w:tc>
-          <w:tcPr>
-            <w:tcW w:w="3186" w:type="dxa"/>
-            <w:tcBorders>
-              <w:left w:val="single" w:sz="6" w:space="0" w:color="808080"/>
-              <w:bottom w:val="single" w:sz="6" w:space="0" w:color="808080"/>
-              <w:right w:val="single" w:sz="6" w:space="0" w:color="808080"/>
-            </w:tcBorders>
-          </w:tcPr>
-          <w:p>
-            <w:pPr>
-              <w:pStyle w:val="Style14"/>
-              <w:bidi w:val="0"/>
-              <w:spacing w:before="0" w:after="120"/>
-              <w:ind w:hanging="0" w:left="0" w:right="0"/>
-              <w:jc w:val="left"/>
-              <w:rPr/>
-            </w:pPr>
-            <w:r>
-              <w:rPr/>
-              <w:t>取消</w:t>
-            </w:r>
-          </w:p>
-        </w:tc>
-        <w:tc>
-          <w:tcPr>
-            <w:tcW w:w="8152" w:type="dxa"/>
-            <w:tcBorders>
-              <w:left w:val="single" w:sz="2" w:space="0" w:color="808080"/>
-              <w:bottom w:val="single" w:sz="6" w:space="0" w:color="808080"/>
-              <w:right w:val="single" w:sz="6" w:space="0" w:color="808080"/>
-            </w:tcBorders>
-          </w:tcPr>
-          <w:p>
-            <w:pPr>
-              <w:pStyle w:val="Style14"/>
-              <w:bidi w:val="0"/>
-              <w:spacing w:before="0" w:after="120"/>
-              <w:jc w:val="left"/>
-              <w:rPr/>
-            </w:pPr>
-            <w:r>
-              <w:rPr/>
-              <w:t>仅「待支付」「已支付」可取消，取消后库存回滚</w:t>
-            </w:r>
-          </w:p>
-        </w:tc>
-      </w:tr>
-    </w:tbl>
-    <w:p>
-      <w:pPr>
-        <w:pStyle w:val="Style13"/>
-        <w:bidi w:val="0"/>
-        <w:jc w:val="left"/>
-        <w:rPr/>
-      </w:pPr>
-      <w:r>
-        <w:rPr/>
-      </w:r>
-    </w:p>
-    <w:p>
-      <w:pPr>
-        <w:pStyle w:val="Heading2"/>
-        <w:bidi w:val="0"/>
-        <w:jc w:val="left"/>
-        <w:rPr/>
-      </w:pPr>
-      <w:r>
-        <w:rPr/>
-        <w:t xml:space="preserve">4. </w:t>
-      </w:r>
-      <w:r>
-        <w:rPr/>
-        <w:t xml:space="preserve">管理端 </w:t>
-      </w:r>
-      <w:r>
-        <w:rPr>
-          <w:rStyle w:val="Style10"/>
-        </w:rPr>
-        <w:t>/admin</w:t>
-      </w:r>
-      <w:r>
-        <w:rPr/>
-        <w:t>（需管理员）</w:t>
-      </w:r>
-    </w:p>
-    <w:p>
-      <w:pPr>
-        <w:pStyle w:val="BodyText"/>
-        <w:bidi w:val="0"/>
-        <w:rPr/>
-      </w:pPr>
-      <w:r>
-        <w:rPr/>
-        <w:t xml:space="preserve">管理员登录后顶部导航出现「后台」，普通用户访问会被提示「仅管理员可访问后台」。 后台分为 </w:t>
-      </w:r>
-      <w:r>
-        <w:rPr/>
-        <w:t xml:space="preserve">5 </w:t>
-      </w:r>
-      <w:r>
-        <w:rPr/>
-        <w:t>个页签。</w:t>
-      </w:r>
-    </w:p>
-    <w:p>
-      <w:pPr>
-        <w:pStyle w:val="Heading3"/>
-        <w:bidi w:val="0"/>
-        <w:jc w:val="left"/>
-        <w:rPr/>
-      </w:pPr>
-      <w:r>
-        <w:rPr/>
-        <w:t xml:space="preserve">4.1 </w:t>
-      </w:r>
-      <w:r>
-        <w:rPr/>
-        <w:t>概览</w:t>
       </w:r>
     </w:p>
     <w:p>
@@ -2969,11 +2184,12 @@
         <w:bidi w:val="0"/>
         <w:spacing w:before="0" w:after="0"/>
         <w:ind w:hanging="283" w:left="709"/>
-        <w:rPr/>
-      </w:pPr>
-      <w:r>
-        <w:rPr/>
-        <w:t>五张统计卡：用户数、商品数、订单数、行为数、总销量。</w:t>
+        <w:jc w:val="left"/>
+        <w:rPr/>
+      </w:pPr>
+      <w:r>
+        <w:rPr/>
+        <w:t xml:space="preserve">先在购物车勾选商品。 </w:t>
       </w:r>
     </w:p>
     <w:p>
@@ -2990,142 +2206,20 @@
         <w:bidi w:val="0"/>
         <w:spacing w:before="0" w:after="0"/>
         <w:ind w:hanging="283" w:left="709"/>
-        <w:rPr/>
-      </w:pPr>
-      <w:r>
-        <w:rPr>
-          <w:b/>
-        </w:rPr>
-        <w:t>推荐效果离线评测</w:t>
-      </w:r>
-      <w:r>
-        <w:rPr/>
-        <w:t>：点「运行评测」后返回</w:t>
-      </w:r>
-    </w:p>
-    <w:p>
-      <w:pPr>
-        <w:pStyle w:val="BodyText"/>
-        <w:numPr>
-          <w:ilvl w:val="1"/>
-          <w:numId w:val="6"/>
-        </w:numPr>
-        <w:tabs>
-          <w:tab w:val="clear" w:pos="1134"/>
-          <w:tab w:val="left" w:pos="1418" w:leader="none"/>
-        </w:tabs>
-        <w:bidi w:val="0"/>
-        <w:spacing w:before="0" w:after="0"/>
-        <w:ind w:hanging="283" w:left="1418"/>
-        <w:rPr/>
-      </w:pPr>
-      <w:r>
-        <w:rPr/>
-        <w:t>Precision</w:t>
-      </w:r>
-      <w:r>
-        <w:rPr/>
-        <w:t>（准确率）：推荐出去的商品有多少被用户真实行为命中</w:t>
-      </w:r>
-    </w:p>
-    <w:p>
-      <w:pPr>
-        <w:pStyle w:val="BodyText"/>
-        <w:numPr>
-          <w:ilvl w:val="1"/>
-          <w:numId w:val="6"/>
-        </w:numPr>
-        <w:tabs>
-          <w:tab w:val="clear" w:pos="1134"/>
-          <w:tab w:val="left" w:pos="1418" w:leader="none"/>
-        </w:tabs>
-        <w:bidi w:val="0"/>
-        <w:spacing w:before="0" w:after="0"/>
-        <w:ind w:hanging="283" w:left="1418"/>
-        <w:rPr/>
-      </w:pPr>
-      <w:r>
-        <w:rPr/>
-        <w:t>Recall</w:t>
-      </w:r>
-      <w:r>
-        <w:rPr/>
-        <w:t>（召回率）：用户真实感兴趣的商品有多少被推荐出来</w:t>
-      </w:r>
-    </w:p>
-    <w:p>
-      <w:pPr>
-        <w:pStyle w:val="BodyText"/>
-        <w:numPr>
-          <w:ilvl w:val="1"/>
-          <w:numId w:val="6"/>
-        </w:numPr>
-        <w:tabs>
-          <w:tab w:val="clear" w:pos="1134"/>
-          <w:tab w:val="left" w:pos="1418" w:leader="none"/>
-        </w:tabs>
-        <w:bidi w:val="0"/>
-        <w:spacing w:before="0" w:after="0"/>
-        <w:ind w:hanging="283" w:left="1418"/>
-        <w:rPr/>
-      </w:pPr>
-      <w:r>
-        <w:rPr/>
-        <w:t>F1</w:t>
-      </w:r>
-      <w:r>
-        <w:rPr/>
-        <w:t>：二者的调和平均</w:t>
-      </w:r>
-    </w:p>
-    <w:p>
-      <w:pPr>
-        <w:pStyle w:val="BodyText"/>
-        <w:numPr>
-          <w:ilvl w:val="1"/>
-          <w:numId w:val="6"/>
-        </w:numPr>
-        <w:tabs>
-          <w:tab w:val="clear" w:pos="1134"/>
-          <w:tab w:val="left" w:pos="1418" w:leader="none"/>
-        </w:tabs>
-        <w:bidi w:val="0"/>
-        <w:spacing w:before="0" w:after="0"/>
-        <w:ind w:hanging="283" w:left="1418"/>
-        <w:rPr/>
-      </w:pPr>
-      <w:r>
-        <w:rPr/>
-        <w:t>覆盖率：推荐结果覆盖了多少比例的商品（括号内为 覆盖数</w:t>
-      </w:r>
-      <w:r>
-        <w:rPr/>
-        <w:t>/</w:t>
-      </w:r>
-      <w:r>
-        <w:rPr/>
-        <w:t>商品总数）</w:t>
-      </w:r>
-    </w:p>
-    <w:p>
-      <w:pPr>
-        <w:pStyle w:val="BodyText"/>
-        <w:numPr>
-          <w:ilvl w:val="1"/>
-          <w:numId w:val="6"/>
-        </w:numPr>
-        <w:tabs>
-          <w:tab w:val="clear" w:pos="1134"/>
-          <w:tab w:val="left" w:pos="1418" w:leader="none"/>
-        </w:tabs>
-        <w:bidi w:val="0"/>
-        <w:spacing w:before="0" w:after="0"/>
-        <w:ind w:hanging="283" w:left="1418"/>
-        <w:rPr/>
-      </w:pPr>
-      <w:r>
-        <w:rPr/>
-        <w:t>参评用户数、平均流行度</w:t>
+        <w:jc w:val="left"/>
+        <w:rPr/>
+      </w:pPr>
+      <w:r>
+        <w:rPr/>
+        <w:t>订单页填写收货人、手机号（</w:t>
+      </w:r>
+      <w:r>
+        <w:rPr/>
+        <w:t xml:space="preserve">11 </w:t>
+      </w:r>
+      <w:r>
+        <w:rPr/>
+        <w:t xml:space="preserve">位）、收货地址。 </w:t>
       </w:r>
     </w:p>
     <w:p>
@@ -3141,117 +2235,96 @@
         </w:tabs>
         <w:bidi w:val="0"/>
         <w:ind w:hanging="283" w:left="709"/>
-        <w:rPr/>
-      </w:pPr>
-      <w:r>
-        <w:rPr/>
-        <w:t>评测采用留出法：</w:t>
-      </w:r>
-      <w:r>
-        <w:rPr/>
-        <w:t xml:space="preserve">80% </w:t>
-      </w:r>
-      <w:r>
-        <w:rPr/>
-        <w:t>行为做训练、</w:t>
-      </w:r>
-      <w:r>
-        <w:rPr/>
-        <w:t xml:space="preserve">20% </w:t>
-      </w:r>
-      <w:r>
-        <w:rPr/>
-        <w:t>做测试，</w:t>
-      </w:r>
-      <w:r>
-        <w:rPr/>
-        <w:t>TopN=10</w:t>
-      </w:r>
-      <w:r>
-        <w:rPr/>
-        <w:t>，指标随数据变化而变化。</w:t>
-      </w:r>
-    </w:p>
-    <w:p>
-      <w:pPr>
-        <w:pStyle w:val="Heading3"/>
-        <w:bidi w:val="0"/>
-        <w:jc w:val="left"/>
-        <w:rPr/>
-      </w:pPr>
-      <w:r>
-        <w:rPr/>
-        <w:t xml:space="preserve">4.2 </w:t>
-      </w:r>
-      <w:r>
-        <w:rPr/>
-        <w:t>商品管理</w:t>
+        <w:jc w:val="left"/>
+        <w:rPr/>
+      </w:pPr>
+      <w:r>
+        <w:rPr/>
+        <w:t xml:space="preserve">点「提交订单」→ 返回订单号，列表自动刷新。 </w:t>
+      </w:r>
+    </w:p>
+    <w:p>
+      <w:pPr>
+        <w:pStyle w:val="BodyText"/>
+        <w:bidi w:val="0"/>
+        <w:jc w:val="left"/>
+        <w:rPr/>
+      </w:pPr>
+      <w:r>
+        <w:rPr/>
+        <w:t>下单时系统会：扣减库存、累加销量、写入订单明细（商品名与价格快照）、 记录一次「购买」行为、清空已结算的购物车条目。</w:t>
+      </w:r>
+    </w:p>
+    <w:p>
+      <w:pPr>
+        <w:pStyle w:val="BodyText"/>
+        <w:bidi w:val="0"/>
+        <w:jc w:val="left"/>
+        <w:rPr>
+          <w:b/>
+        </w:rPr>
+      </w:pPr>
+      <w:r>
+        <w:rPr>
+          <w:b/>
+        </w:rPr>
+        <w:t>订单列表</w:t>
       </w:r>
     </w:p>
     <w:tbl>
       <w:tblPr>
-        <w:tblW w:w="5000" w:type="pct"/>
-        <w:jc w:val="left"/>
-        <w:tblInd w:w="45" w:type="dxa"/>
+        <w:tblW w:w="5372" w:type="dxa"/>
+        <w:jc w:val="left"/>
+        <w:tblInd w:w="28" w:type="dxa"/>
         <w:tblLayout w:type="fixed"/>
         <w:tblCellMar>
-          <w:top w:w="45" w:type="dxa"/>
-          <w:left w:w="45" w:type="dxa"/>
-          <w:bottom w:w="45" w:type="dxa"/>
-          <w:right w:w="45" w:type="dxa"/>
+          <w:top w:w="28" w:type="dxa"/>
+          <w:left w:w="28" w:type="dxa"/>
+          <w:bottom w:w="28" w:type="dxa"/>
+          <w:right w:w="28" w:type="dxa"/>
         </w:tblCellMar>
       </w:tblPr>
       <w:tblGrid>
-        <w:gridCol w:w="3260"/>
-        <w:gridCol w:w="8078"/>
+        <w:gridCol w:w="733"/>
+        <w:gridCol w:w="4639"/>
       </w:tblGrid>
       <w:tr>
-        <w:trPr>
-          <w:tblHeader w:val="true"/>
-        </w:trPr>
-        <w:tc>
-          <w:tcPr>
-            <w:tcW w:w="3260" w:type="dxa"/>
-            <w:tcBorders>
-              <w:top w:val="single" w:sz="6" w:space="0" w:color="808080"/>
-              <w:left w:val="single" w:sz="6" w:space="0" w:color="808080"/>
-              <w:bottom w:val="single" w:sz="2" w:space="0" w:color="808080"/>
-              <w:right w:val="single" w:sz="6" w:space="0" w:color="808080"/>
-            </w:tcBorders>
-            <w:shd w:fill="DCE6F1" w:val="clear"/>
+        <w:trPr/>
+        <w:tc>
+          <w:tcPr>
+            <w:tcW w:w="733" w:type="dxa"/>
+            <w:tcBorders/>
+            <w:vAlign w:val="center"/>
           </w:tcPr>
           <w:p>
             <w:pPr>
               <w:pStyle w:val="Style19"/>
-              <w:bidi w:val="0"/>
-              <w:spacing w:before="0" w:after="120"/>
-              <w:ind w:hanging="0" w:left="0" w:right="0"/>
-              <w:jc w:val="left"/>
-              <w:rPr/>
-            </w:pPr>
-            <w:r>
-              <w:rPr/>
-              <w:t>操作</w:t>
-            </w:r>
-          </w:p>
-        </w:tc>
-        <w:tc>
-          <w:tcPr>
-            <w:tcW w:w="8078" w:type="dxa"/>
-            <w:tcBorders>
-              <w:top w:val="single" w:sz="6" w:space="0" w:color="808080"/>
-              <w:left w:val="single" w:sz="2" w:space="0" w:color="808080"/>
-              <w:bottom w:val="single" w:sz="2" w:space="0" w:color="808080"/>
-              <w:right w:val="single" w:sz="6" w:space="0" w:color="808080"/>
-            </w:tcBorders>
-            <w:shd w:fill="DCE6F1" w:val="clear"/>
+              <w:suppressLineNumbers/>
+              <w:shd w:fill="EEF1F4" w:val="clear"/>
+              <w:bidi w:val="0"/>
+              <w:spacing w:before="0" w:after="283"/>
+              <w:jc w:val="left"/>
+              <w:rPr/>
+            </w:pPr>
+            <w:r>
+              <w:rPr/>
+              <w:t>列</w:t>
+            </w:r>
+          </w:p>
+        </w:tc>
+        <w:tc>
+          <w:tcPr>
+            <w:tcW w:w="4639" w:type="dxa"/>
+            <w:tcBorders/>
+            <w:vAlign w:val="center"/>
           </w:tcPr>
           <w:p>
             <w:pPr>
               <w:pStyle w:val="Style19"/>
-              <w:bidi w:val="0"/>
-              <w:spacing w:before="0" w:after="120"/>
-              <w:ind w:hanging="0" w:left="0" w:right="0"/>
+              <w:suppressLineNumbers/>
+              <w:shd w:fill="EEF1F4" w:val="clear"/>
+              <w:bidi w:val="0"/>
+              <w:spacing w:before="0" w:after="283"/>
               <w:jc w:val="left"/>
               <w:rPr/>
             </w:pPr>
@@ -3266,73 +2339,41 @@
         <w:trPr/>
         <w:tc>
           <w:tcPr>
-            <w:tcW w:w="3260" w:type="dxa"/>
-            <w:tcBorders>
-              <w:left w:val="single" w:sz="6" w:space="0" w:color="808080"/>
-              <w:bottom w:val="single" w:sz="2" w:space="0" w:color="808080"/>
-              <w:right w:val="single" w:sz="6" w:space="0" w:color="808080"/>
-            </w:tcBorders>
-          </w:tcPr>
-          <w:p>
-            <w:pPr>
-              <w:pStyle w:val="Style14"/>
-              <w:bidi w:val="0"/>
-              <w:spacing w:before="0" w:after="120"/>
-              <w:ind w:hanging="0" w:left="0" w:right="0"/>
-              <w:jc w:val="left"/>
-              <w:rPr/>
-            </w:pPr>
-            <w:r>
-              <w:rPr/>
-              <w:t>查询</w:t>
-            </w:r>
-          </w:p>
-        </w:tc>
-        <w:tc>
-          <w:tcPr>
-            <w:tcW w:w="8078" w:type="dxa"/>
-            <w:tcBorders>
-              <w:left w:val="single" w:sz="2" w:space="0" w:color="808080"/>
-              <w:bottom w:val="single" w:sz="2" w:space="0" w:color="808080"/>
-              <w:right w:val="single" w:sz="6" w:space="0" w:color="808080"/>
-            </w:tcBorders>
-          </w:tcPr>
-          <w:p>
-            <w:pPr>
-              <w:pStyle w:val="Style14"/>
-              <w:bidi w:val="0"/>
-              <w:spacing w:before="0" w:after="120"/>
-              <w:ind w:hanging="0" w:left="0" w:right="0"/>
-              <w:jc w:val="left"/>
-              <w:rPr/>
-            </w:pPr>
-            <w:r>
-              <w:rPr/>
-              <w:t xml:space="preserve">支持商品名称关键字 </w:t>
-            </w:r>
-            <w:r>
-              <w:rPr/>
-              <w:t xml:space="preserve">+ </w:t>
-            </w:r>
-            <w:r>
-              <w:rPr/>
-              <w:t>上架状态（全部</w:t>
-            </w:r>
-            <w:r>
-              <w:rPr/>
-              <w:t>/</w:t>
-            </w:r>
-            <w:r>
-              <w:rPr/>
-              <w:t>上架中</w:t>
-            </w:r>
-            <w:r>
-              <w:rPr/>
-              <w:t>/</w:t>
-            </w:r>
-            <w:r>
-              <w:rPr/>
-              <w:t>已下架）</w:t>
+            <w:tcW w:w="733" w:type="dxa"/>
+            <w:tcBorders/>
+            <w:vAlign w:val="center"/>
+          </w:tcPr>
+          <w:p>
+            <w:pPr>
+              <w:pStyle w:val="Style14"/>
+              <w:bidi w:val="0"/>
+              <w:spacing w:before="0" w:after="283"/>
+              <w:jc w:val="left"/>
+              <w:rPr/>
+            </w:pPr>
+            <w:r>
+              <w:rPr/>
+              <w:t>订单号</w:t>
+            </w:r>
+          </w:p>
+        </w:tc>
+        <w:tc>
+          <w:tcPr>
+            <w:tcW w:w="4639" w:type="dxa"/>
+            <w:tcBorders/>
+            <w:vAlign w:val="center"/>
+          </w:tcPr>
+          <w:p>
+            <w:pPr>
+              <w:pStyle w:val="Style14"/>
+              <w:bidi w:val="0"/>
+              <w:spacing w:before="0" w:after="283"/>
+              <w:jc w:val="left"/>
+              <w:rPr/>
+            </w:pPr>
+            <w:r>
+              <w:rPr/>
+              <w:t>业务唯一编号，可用于沟通</w:t>
             </w:r>
           </w:p>
         </w:tc>
@@ -3341,49 +2382,49 @@
         <w:trPr/>
         <w:tc>
           <w:tcPr>
-            <w:tcW w:w="3260" w:type="dxa"/>
-            <w:tcBorders>
-              <w:left w:val="single" w:sz="6" w:space="0" w:color="808080"/>
-              <w:bottom w:val="single" w:sz="2" w:space="0" w:color="808080"/>
-              <w:right w:val="single" w:sz="6" w:space="0" w:color="808080"/>
-            </w:tcBorders>
-          </w:tcPr>
-          <w:p>
-            <w:pPr>
-              <w:pStyle w:val="Style14"/>
-              <w:bidi w:val="0"/>
-              <w:spacing w:before="0" w:after="120"/>
-              <w:ind w:hanging="0" w:left="0" w:right="0"/>
-              <w:jc w:val="left"/>
-              <w:rPr/>
-            </w:pPr>
-            <w:r>
-              <w:rPr/>
-              <w:t>新增商品</w:t>
-            </w:r>
-          </w:p>
-        </w:tc>
-        <w:tc>
-          <w:tcPr>
-            <w:tcW w:w="8078" w:type="dxa"/>
-            <w:tcBorders>
-              <w:left w:val="single" w:sz="2" w:space="0" w:color="808080"/>
-              <w:bottom w:val="single" w:sz="2" w:space="0" w:color="808080"/>
-              <w:right w:val="single" w:sz="6" w:space="0" w:color="808080"/>
-            </w:tcBorders>
-          </w:tcPr>
-          <w:p>
-            <w:pPr>
-              <w:pStyle w:val="Style14"/>
-              <w:bidi w:val="0"/>
-              <w:spacing w:before="0" w:after="120"/>
-              <w:ind w:hanging="0" w:left="0" w:right="0"/>
-              <w:jc w:val="left"/>
-              <w:rPr/>
-            </w:pPr>
-            <w:r>
-              <w:rPr/>
-              <w:t>填名称、类目、价格、库存等，保存后立即出现在列表</w:t>
+            <w:tcW w:w="733" w:type="dxa"/>
+            <w:tcBorders/>
+            <w:vAlign w:val="center"/>
+          </w:tcPr>
+          <w:p>
+            <w:pPr>
+              <w:pStyle w:val="Style14"/>
+              <w:bidi w:val="0"/>
+              <w:spacing w:before="0" w:after="283"/>
+              <w:jc w:val="left"/>
+              <w:rPr/>
+            </w:pPr>
+            <w:r>
+              <w:rPr/>
+              <w:t>商品</w:t>
+            </w:r>
+          </w:p>
+        </w:tc>
+        <w:tc>
+          <w:tcPr>
+            <w:tcW w:w="4639" w:type="dxa"/>
+            <w:tcBorders/>
+            <w:vAlign w:val="center"/>
+          </w:tcPr>
+          <w:p>
+            <w:pPr>
+              <w:pStyle w:val="Style14"/>
+              <w:bidi w:val="0"/>
+              <w:spacing w:before="0" w:after="283"/>
+              <w:jc w:val="left"/>
+              <w:rPr/>
+            </w:pPr>
+            <w:r>
+              <w:rPr/>
+              <w:t xml:space="preserve">明细摘要，如「演示商品 </w:t>
+            </w:r>
+            <w:r>
+              <w:rPr/>
+              <w:t>12×2</w:t>
+            </w:r>
+            <w:r>
+              <w:rPr/>
+              <w:t>」</w:t>
             </w:r>
           </w:p>
         </w:tc>
@@ -3392,49 +2433,41 @@
         <w:trPr/>
         <w:tc>
           <w:tcPr>
-            <w:tcW w:w="3260" w:type="dxa"/>
-            <w:tcBorders>
-              <w:left w:val="single" w:sz="6" w:space="0" w:color="808080"/>
-              <w:bottom w:val="single" w:sz="2" w:space="0" w:color="808080"/>
-              <w:right w:val="single" w:sz="6" w:space="0" w:color="808080"/>
-            </w:tcBorders>
-          </w:tcPr>
-          <w:p>
-            <w:pPr>
-              <w:pStyle w:val="Style14"/>
-              <w:bidi w:val="0"/>
-              <w:spacing w:before="0" w:after="120"/>
-              <w:ind w:hanging="0" w:left="0" w:right="0"/>
-              <w:jc w:val="left"/>
-              <w:rPr/>
-            </w:pPr>
-            <w:r>
-              <w:rPr/>
-              <w:t>编辑</w:t>
-            </w:r>
-          </w:p>
-        </w:tc>
-        <w:tc>
-          <w:tcPr>
-            <w:tcW w:w="8078" w:type="dxa"/>
-            <w:tcBorders>
-              <w:left w:val="single" w:sz="2" w:space="0" w:color="808080"/>
-              <w:bottom w:val="single" w:sz="2" w:space="0" w:color="808080"/>
-              <w:right w:val="single" w:sz="6" w:space="0" w:color="808080"/>
-            </w:tcBorders>
-          </w:tcPr>
-          <w:p>
-            <w:pPr>
-              <w:pStyle w:val="Style14"/>
-              <w:bidi w:val="0"/>
-              <w:spacing w:before="0" w:after="120"/>
-              <w:ind w:hanging="0" w:left="0" w:right="0"/>
-              <w:jc w:val="left"/>
-              <w:rPr/>
-            </w:pPr>
-            <w:r>
-              <w:rPr/>
-              <w:t>修改任意字段并保存</w:t>
+            <w:tcW w:w="733" w:type="dxa"/>
+            <w:tcBorders/>
+            <w:vAlign w:val="center"/>
+          </w:tcPr>
+          <w:p>
+            <w:pPr>
+              <w:pStyle w:val="Style14"/>
+              <w:bidi w:val="0"/>
+              <w:spacing w:before="0" w:after="283"/>
+              <w:jc w:val="left"/>
+              <w:rPr/>
+            </w:pPr>
+            <w:r>
+              <w:rPr/>
+              <w:t>金额</w:t>
+            </w:r>
+          </w:p>
+        </w:tc>
+        <w:tc>
+          <w:tcPr>
+            <w:tcW w:w="4639" w:type="dxa"/>
+            <w:tcBorders/>
+            <w:vAlign w:val="center"/>
+          </w:tcPr>
+          <w:p>
+            <w:pPr>
+              <w:pStyle w:val="Style14"/>
+              <w:bidi w:val="0"/>
+              <w:spacing w:before="0" w:after="283"/>
+              <w:jc w:val="left"/>
+              <w:rPr/>
+            </w:pPr>
+            <w:r>
+              <w:rPr/>
+              <w:t>订单总金额</w:t>
             </w:r>
           </w:p>
         </w:tc>
@@ -3443,25 +2476,41 @@
         <w:trPr/>
         <w:tc>
           <w:tcPr>
-            <w:tcW w:w="3260" w:type="dxa"/>
-            <w:tcBorders>
-              <w:left w:val="single" w:sz="6" w:space="0" w:color="808080"/>
-              <w:bottom w:val="single" w:sz="2" w:space="0" w:color="808080"/>
-              <w:right w:val="single" w:sz="6" w:space="0" w:color="808080"/>
-            </w:tcBorders>
-          </w:tcPr>
-          <w:p>
-            <w:pPr>
-              <w:pStyle w:val="Style14"/>
-              <w:bidi w:val="0"/>
-              <w:spacing w:before="0" w:after="120"/>
-              <w:ind w:hanging="0" w:left="0" w:right="0"/>
-              <w:jc w:val="left"/>
-              <w:rPr/>
-            </w:pPr>
-            <w:r>
-              <w:rPr/>
-              <w:t xml:space="preserve">上架 </w:t>
+            <w:tcW w:w="733" w:type="dxa"/>
+            <w:tcBorders/>
+            <w:vAlign w:val="center"/>
+          </w:tcPr>
+          <w:p>
+            <w:pPr>
+              <w:pStyle w:val="Style14"/>
+              <w:bidi w:val="0"/>
+              <w:spacing w:before="0" w:after="283"/>
+              <w:jc w:val="left"/>
+              <w:rPr/>
+            </w:pPr>
+            <w:r>
+              <w:rPr/>
+              <w:t>状态</w:t>
+            </w:r>
+          </w:p>
+        </w:tc>
+        <w:tc>
+          <w:tcPr>
+            <w:tcW w:w="4639" w:type="dxa"/>
+            <w:tcBorders/>
+            <w:vAlign w:val="center"/>
+          </w:tcPr>
+          <w:p>
+            <w:pPr>
+              <w:pStyle w:val="Style14"/>
+              <w:bidi w:val="0"/>
+              <w:spacing w:before="0" w:after="283"/>
+              <w:jc w:val="left"/>
+              <w:rPr/>
+            </w:pPr>
+            <w:r>
+              <w:rPr/>
+              <w:t xml:space="preserve">待支付 </w:t>
             </w:r>
             <w:r>
               <w:rPr/>
@@ -3469,31 +2518,31 @@
             </w:r>
             <w:r>
               <w:rPr/>
-              <w:t>下架</w:t>
-            </w:r>
-          </w:p>
-        </w:tc>
-        <w:tc>
-          <w:tcPr>
-            <w:tcW w:w="8078" w:type="dxa"/>
-            <w:tcBorders>
-              <w:left w:val="single" w:sz="2" w:space="0" w:color="808080"/>
-              <w:bottom w:val="single" w:sz="2" w:space="0" w:color="808080"/>
-              <w:right w:val="single" w:sz="6" w:space="0" w:color="808080"/>
-            </w:tcBorders>
-          </w:tcPr>
-          <w:p>
-            <w:pPr>
-              <w:pStyle w:val="Style14"/>
-              <w:bidi w:val="0"/>
-              <w:spacing w:before="0" w:after="120"/>
-              <w:ind w:hanging="0" w:left="0" w:right="0"/>
-              <w:jc w:val="left"/>
-              <w:rPr/>
-            </w:pPr>
-            <w:r>
-              <w:rPr/>
-              <w:t>下架后前台列表与详情不再可见（详情会提示「商品不存在或已下架」）</w:t>
+              <w:t xml:space="preserve">已支付 </w:t>
+            </w:r>
+            <w:r>
+              <w:rPr/>
+              <w:t xml:space="preserve">/ </w:t>
+            </w:r>
+            <w:r>
+              <w:rPr/>
+              <w:t xml:space="preserve">已发货 </w:t>
+            </w:r>
+            <w:r>
+              <w:rPr/>
+              <w:t xml:space="preserve">/ </w:t>
+            </w:r>
+            <w:r>
+              <w:rPr/>
+              <w:t xml:space="preserve">已完成 </w:t>
+            </w:r>
+            <w:r>
+              <w:rPr/>
+              <w:t xml:space="preserve">/ </w:t>
+            </w:r>
+            <w:r>
+              <w:rPr/>
+              <w:t>已取消</w:t>
             </w:r>
           </w:p>
         </w:tc>
@@ -3502,48 +2551,84 @@
         <w:trPr/>
         <w:tc>
           <w:tcPr>
-            <w:tcW w:w="3260" w:type="dxa"/>
-            <w:tcBorders>
-              <w:left w:val="single" w:sz="6" w:space="0" w:color="808080"/>
-              <w:bottom w:val="single" w:sz="6" w:space="0" w:color="808080"/>
-              <w:right w:val="single" w:sz="6" w:space="0" w:color="808080"/>
-            </w:tcBorders>
-          </w:tcPr>
-          <w:p>
-            <w:pPr>
-              <w:pStyle w:val="Style14"/>
-              <w:bidi w:val="0"/>
-              <w:spacing w:before="0" w:after="120"/>
-              <w:ind w:hanging="0" w:left="0" w:right="0"/>
-              <w:jc w:val="left"/>
-              <w:rPr/>
-            </w:pPr>
-            <w:r>
-              <w:rPr/>
-              <w:t>删除</w:t>
-            </w:r>
-          </w:p>
-        </w:tc>
-        <w:tc>
-          <w:tcPr>
-            <w:tcW w:w="8078" w:type="dxa"/>
-            <w:tcBorders>
-              <w:left w:val="single" w:sz="2" w:space="0" w:color="808080"/>
-              <w:bottom w:val="single" w:sz="6" w:space="0" w:color="808080"/>
-              <w:right w:val="single" w:sz="6" w:space="0" w:color="808080"/>
-            </w:tcBorders>
-          </w:tcPr>
-          <w:p>
-            <w:pPr>
-              <w:pStyle w:val="Style14"/>
-              <w:bidi w:val="0"/>
-              <w:spacing w:before="0" w:after="120"/>
-              <w:jc w:val="left"/>
-              <w:rPr/>
-            </w:pPr>
-            <w:r>
-              <w:rPr/>
-              <w:t>逻辑删除，前台不可见；历史订单明细保留快照，不受影响</w:t>
+            <w:tcW w:w="733" w:type="dxa"/>
+            <w:tcBorders/>
+            <w:vAlign w:val="center"/>
+          </w:tcPr>
+          <w:p>
+            <w:pPr>
+              <w:pStyle w:val="Style14"/>
+              <w:bidi w:val="0"/>
+              <w:spacing w:before="0" w:after="283"/>
+              <w:jc w:val="left"/>
+              <w:rPr/>
+            </w:pPr>
+            <w:r>
+              <w:rPr/>
+              <w:t>详情</w:t>
+            </w:r>
+          </w:p>
+        </w:tc>
+        <w:tc>
+          <w:tcPr>
+            <w:tcW w:w="4639" w:type="dxa"/>
+            <w:tcBorders/>
+            <w:vAlign w:val="center"/>
+          </w:tcPr>
+          <w:p>
+            <w:pPr>
+              <w:pStyle w:val="Style14"/>
+              <w:bidi w:val="0"/>
+              <w:spacing w:before="0" w:after="283"/>
+              <w:jc w:val="left"/>
+              <w:rPr/>
+            </w:pPr>
+            <w:r>
+              <w:rPr/>
+              <w:t>弹窗展示收货信息与完整明细</w:t>
+            </w:r>
+          </w:p>
+        </w:tc>
+      </w:tr>
+      <w:tr>
+        <w:trPr/>
+        <w:tc>
+          <w:tcPr>
+            <w:tcW w:w="733" w:type="dxa"/>
+            <w:tcBorders/>
+            <w:vAlign w:val="center"/>
+          </w:tcPr>
+          <w:p>
+            <w:pPr>
+              <w:pStyle w:val="Style14"/>
+              <w:bidi w:val="0"/>
+              <w:spacing w:before="0" w:after="283"/>
+              <w:jc w:val="left"/>
+              <w:rPr/>
+            </w:pPr>
+            <w:r>
+              <w:rPr/>
+              <w:t>取消</w:t>
+            </w:r>
+          </w:p>
+        </w:tc>
+        <w:tc>
+          <w:tcPr>
+            <w:tcW w:w="4639" w:type="dxa"/>
+            <w:tcBorders/>
+            <w:vAlign w:val="center"/>
+          </w:tcPr>
+          <w:p>
+            <w:pPr>
+              <w:pStyle w:val="Style14"/>
+              <w:bidi w:val="0"/>
+              <w:spacing w:before="0" w:after="283"/>
+              <w:jc w:val="left"/>
+              <w:rPr/>
+            </w:pPr>
+            <w:r>
+              <w:rPr/>
+              <w:t>仅「待支付」「已支付」可取消，取消后库存回滚</w:t>
             </w:r>
           </w:p>
         </w:tc>
@@ -3551,24 +2636,57 @@
     </w:tbl>
     <w:p>
       <w:pPr>
-        <w:pStyle w:val="Style18"/>
-        <w:bidi w:val="0"/>
-        <w:jc w:val="left"/>
-        <w:rPr/>
-      </w:pPr>
-      <w:r>
-        <w:rPr/>
-        <w:t>后台列表包含</w:t>
-      </w:r>
-      <w:r>
-        <w:rPr>
-          <w:b/>
-        </w:rPr>
-        <w:t>已下架</w:t>
-      </w:r>
-      <w:r>
-        <w:rPr/>
-        <w:t>商品，因此不存在「下架后再也找不到」的问题。</w:t>
+        <w:pStyle w:val="Style13"/>
+        <w:bidi w:val="0"/>
+        <w:jc w:val="left"/>
+        <w:rPr/>
+      </w:pPr>
+      <w:r>
+        <w:rPr/>
+      </w:r>
+    </w:p>
+    <w:p>
+      <w:pPr>
+        <w:pStyle w:val="Heading2"/>
+        <w:bidi w:val="0"/>
+        <w:jc w:val="left"/>
+        <w:rPr/>
+      </w:pPr>
+      <w:r>
+        <w:rPr/>
+        <w:t xml:space="preserve">4. </w:t>
+      </w:r>
+      <w:r>
+        <w:rPr/>
+        <w:t xml:space="preserve">管理端 </w:t>
+      </w:r>
+      <w:r>
+        <w:rPr/>
+        <w:t>`/admin`</w:t>
+      </w:r>
+      <w:r>
+        <w:rPr/>
+        <w:t>（需管理员）</w:t>
+      </w:r>
+    </w:p>
+    <w:p>
+      <w:pPr>
+        <w:pStyle w:val="BodyText"/>
+        <w:bidi w:val="0"/>
+        <w:jc w:val="left"/>
+        <w:rPr/>
+      </w:pPr>
+      <w:r>
+        <w:rPr/>
+        <w:t xml:space="preserve">管理员登录后顶部导航出现「后台」，普通用户访问会被提示「仅管理员可访问后台」。 后台分为 </w:t>
+      </w:r>
+      <w:r>
+        <w:rPr/>
+        <w:t xml:space="preserve">5 </w:t>
+      </w:r>
+      <w:r>
+        <w:rPr/>
+        <w:t>个页签。</w:t>
       </w:r>
     </w:p>
     <w:p>
@@ -3580,11 +2698,11 @@
       </w:pPr>
       <w:r>
         <w:rPr/>
-        <w:t xml:space="preserve">4.3 </w:t>
-      </w:r>
-      <w:r>
-        <w:rPr/>
-        <w:t>类目管理</w:t>
+        <w:t xml:space="preserve">4.1 </w:t>
+      </w:r>
+      <w:r>
+        <w:rPr/>
+        <w:t>概览</w:t>
       </w:r>
     </w:p>
     <w:p>
@@ -3601,11 +2719,12 @@
         <w:bidi w:val="0"/>
         <w:spacing w:before="0" w:after="0"/>
         <w:ind w:hanging="283" w:left="709"/>
-        <w:rPr/>
-      </w:pPr>
-      <w:r>
-        <w:rPr/>
-        <w:t>展示两级类目树，默认全部展开。</w:t>
+        <w:jc w:val="left"/>
+        <w:rPr/>
+      </w:pPr>
+      <w:r>
+        <w:rPr/>
+        <w:t xml:space="preserve">五张统计卡：用户数、商品数、订单数、行为数、总销量。 </w:t>
       </w:r>
     </w:p>
     <w:p>
@@ -3622,11 +2741,148 @@
         <w:bidi w:val="0"/>
         <w:spacing w:before="0" w:after="0"/>
         <w:ind w:hanging="283" w:left="709"/>
-        <w:rPr/>
-      </w:pPr>
-      <w:r>
-        <w:rPr/>
-        <w:t>「新增一级类目」：父级为「无」。</w:t>
+        <w:jc w:val="left"/>
+        <w:rPr/>
+      </w:pPr>
+      <w:r>
+        <w:rPr>
+          <w:b/>
+        </w:rPr>
+        <w:t>推荐效果离线评测</w:t>
+      </w:r>
+      <w:r>
+        <w:rPr/>
+        <w:t xml:space="preserve">：点「运行评测」后返回 </w:t>
+      </w:r>
+    </w:p>
+    <w:p>
+      <w:pPr>
+        <w:pStyle w:val="BodyText"/>
+        <w:numPr>
+          <w:ilvl w:val="1"/>
+          <w:numId w:val="7"/>
+        </w:numPr>
+        <w:tabs>
+          <w:tab w:val="clear" w:pos="1134"/>
+          <w:tab w:val="left" w:pos="1418" w:leader="none"/>
+        </w:tabs>
+        <w:bidi w:val="0"/>
+        <w:spacing w:before="0" w:after="0"/>
+        <w:ind w:hanging="283" w:left="1418"/>
+        <w:jc w:val="left"/>
+        <w:rPr/>
+      </w:pPr>
+      <w:r>
+        <w:rPr/>
+        <w:t>Precision</w:t>
+      </w:r>
+      <w:r>
+        <w:rPr/>
+        <w:t xml:space="preserve">（准确率）：推荐出去的商品有多少被用户真实行为命中 </w:t>
+      </w:r>
+    </w:p>
+    <w:p>
+      <w:pPr>
+        <w:pStyle w:val="BodyText"/>
+        <w:numPr>
+          <w:ilvl w:val="1"/>
+          <w:numId w:val="7"/>
+        </w:numPr>
+        <w:tabs>
+          <w:tab w:val="clear" w:pos="1134"/>
+          <w:tab w:val="left" w:pos="1418" w:leader="none"/>
+        </w:tabs>
+        <w:bidi w:val="0"/>
+        <w:spacing w:before="0" w:after="0"/>
+        <w:ind w:hanging="283" w:left="1418"/>
+        <w:jc w:val="left"/>
+        <w:rPr/>
+      </w:pPr>
+      <w:r>
+        <w:rPr/>
+        <w:t>Recall</w:t>
+      </w:r>
+      <w:r>
+        <w:rPr/>
+        <w:t xml:space="preserve">（召回率）：用户真实感兴趣的商品有多少被推荐出来 </w:t>
+      </w:r>
+    </w:p>
+    <w:p>
+      <w:pPr>
+        <w:pStyle w:val="BodyText"/>
+        <w:numPr>
+          <w:ilvl w:val="1"/>
+          <w:numId w:val="7"/>
+        </w:numPr>
+        <w:tabs>
+          <w:tab w:val="clear" w:pos="1134"/>
+          <w:tab w:val="left" w:pos="1418" w:leader="none"/>
+        </w:tabs>
+        <w:bidi w:val="0"/>
+        <w:spacing w:before="0" w:after="0"/>
+        <w:ind w:hanging="283" w:left="1418"/>
+        <w:jc w:val="left"/>
+        <w:rPr/>
+      </w:pPr>
+      <w:r>
+        <w:rPr/>
+        <w:t>F1</w:t>
+      </w:r>
+      <w:r>
+        <w:rPr/>
+        <w:t xml:space="preserve">：二者的调和平均 </w:t>
+      </w:r>
+    </w:p>
+    <w:p>
+      <w:pPr>
+        <w:pStyle w:val="BodyText"/>
+        <w:numPr>
+          <w:ilvl w:val="1"/>
+          <w:numId w:val="7"/>
+        </w:numPr>
+        <w:tabs>
+          <w:tab w:val="clear" w:pos="1134"/>
+          <w:tab w:val="left" w:pos="1418" w:leader="none"/>
+        </w:tabs>
+        <w:bidi w:val="0"/>
+        <w:spacing w:before="0" w:after="0"/>
+        <w:ind w:hanging="283" w:left="1418"/>
+        <w:jc w:val="left"/>
+        <w:rPr/>
+      </w:pPr>
+      <w:r>
+        <w:rPr/>
+        <w:t>覆盖率：推荐结果覆盖了多少比例的商品（括号内为 覆盖数</w:t>
+      </w:r>
+      <w:r>
+        <w:rPr/>
+        <w:t>/</w:t>
+      </w:r>
+      <w:r>
+        <w:rPr/>
+        <w:t xml:space="preserve">商品总数） </w:t>
+      </w:r>
+    </w:p>
+    <w:p>
+      <w:pPr>
+        <w:pStyle w:val="BodyText"/>
+        <w:numPr>
+          <w:ilvl w:val="1"/>
+          <w:numId w:val="7"/>
+        </w:numPr>
+        <w:tabs>
+          <w:tab w:val="clear" w:pos="1134"/>
+          <w:tab w:val="left" w:pos="1418" w:leader="none"/>
+        </w:tabs>
+        <w:bidi w:val="0"/>
+        <w:spacing w:before="0" w:after="0"/>
+        <w:ind w:hanging="283" w:left="1418"/>
+        <w:jc w:val="left"/>
+        <w:rPr/>
+      </w:pPr>
+      <w:r>
+        <w:rPr/>
+        <w:t xml:space="preserve">参评用户数、平均流行度 </w:t>
       </w:r>
     </w:p>
     <w:p>
@@ -3641,75 +2897,37 @@
           <w:tab w:val="left" w:pos="709" w:leader="none"/>
         </w:tabs>
         <w:bidi w:val="0"/>
-        <w:spacing w:before="0" w:after="0"/>
         <w:ind w:hanging="283" w:left="709"/>
-        <w:rPr/>
-      </w:pPr>
-      <w:r>
-        <w:rPr/>
-        <w:t>行内「新增子类目」：只能挂在一级类目下（本项目限定两级）。</w:t>
-      </w:r>
-    </w:p>
-    <w:p>
-      <w:pPr>
-        <w:pStyle w:val="BodyText"/>
-        <w:numPr>
-          <w:ilvl w:val="0"/>
-          <w:numId w:val="7"/>
-        </w:numPr>
-        <w:tabs>
-          <w:tab w:val="clear" w:pos="1134"/>
-          <w:tab w:val="left" w:pos="709" w:leader="none"/>
-        </w:tabs>
-        <w:bidi w:val="0"/>
-        <w:spacing w:before="0" w:after="0"/>
-        <w:ind w:hanging="283" w:left="709"/>
-        <w:rPr/>
-      </w:pPr>
-      <w:r>
-        <w:rPr/>
-        <w:t>删除规则（防止数据被孤立）：</w:t>
-      </w:r>
-    </w:p>
-    <w:p>
-      <w:pPr>
-        <w:pStyle w:val="BodyText"/>
-        <w:numPr>
-          <w:ilvl w:val="1"/>
-          <w:numId w:val="7"/>
-        </w:numPr>
-        <w:tabs>
-          <w:tab w:val="clear" w:pos="1134"/>
-          <w:tab w:val="left" w:pos="1418" w:leader="none"/>
-        </w:tabs>
-        <w:bidi w:val="0"/>
-        <w:spacing w:before="0" w:after="0"/>
-        <w:ind w:hanging="283" w:left="1418"/>
-        <w:rPr/>
-      </w:pPr>
-      <w:r>
-        <w:rPr/>
-        <w:t>有子类目的类目不能删；</w:t>
-      </w:r>
-    </w:p>
-    <w:p>
-      <w:pPr>
-        <w:pStyle w:val="BodyText"/>
-        <w:numPr>
-          <w:ilvl w:val="1"/>
-          <w:numId w:val="7"/>
-        </w:numPr>
-        <w:tabs>
-          <w:tab w:val="clear" w:pos="1134"/>
-          <w:tab w:val="left" w:pos="1418" w:leader="none"/>
-        </w:tabs>
-        <w:bidi w:val="0"/>
-        <w:ind w:hanging="283" w:left="1418"/>
-        <w:rPr/>
-      </w:pPr>
-      <w:r>
-        <w:rPr/>
-        <w:t>类目下仍有商品时不能删。</w:t>
+        <w:jc w:val="left"/>
+        <w:rPr/>
+      </w:pPr>
+      <w:r>
+        <w:rPr/>
+        <w:t>评测采用留出法：</w:t>
+      </w:r>
+      <w:r>
+        <w:rPr/>
+        <w:t xml:space="preserve">80% </w:t>
+      </w:r>
+      <w:r>
+        <w:rPr/>
+        <w:t>行为做训练、</w:t>
+      </w:r>
+      <w:r>
+        <w:rPr/>
+        <w:t xml:space="preserve">20% </w:t>
+      </w:r>
+      <w:r>
+        <w:rPr/>
+        <w:t>做测试，</w:t>
+      </w:r>
+      <w:r>
+        <w:rPr/>
+        <w:t>TopN=10</w:t>
+      </w:r>
+      <w:r>
+        <w:rPr/>
+        <w:t xml:space="preserve">，指标随数据变化而变化。 </w:t>
       </w:r>
     </w:p>
     <w:p>
@@ -3721,11 +2939,361 @@
       </w:pPr>
       <w:r>
         <w:rPr/>
-        <w:t xml:space="preserve">4.4 </w:t>
-      </w:r>
-      <w:r>
-        <w:rPr/>
-        <w:t>用户管理</w:t>
+        <w:t xml:space="preserve">4.2 </w:t>
+      </w:r>
+      <w:r>
+        <w:rPr/>
+        <w:t>商品管理</w:t>
+      </w:r>
+    </w:p>
+    <w:tbl>
+      <w:tblPr>
+        <w:tblW w:w="7823" w:type="dxa"/>
+        <w:jc w:val="left"/>
+        <w:tblInd w:w="28" w:type="dxa"/>
+        <w:tblLayout w:type="fixed"/>
+        <w:tblCellMar>
+          <w:top w:w="28" w:type="dxa"/>
+          <w:left w:w="28" w:type="dxa"/>
+          <w:bottom w:w="28" w:type="dxa"/>
+          <w:right w:w="28" w:type="dxa"/>
+        </w:tblCellMar>
+      </w:tblPr>
+      <w:tblGrid>
+        <w:gridCol w:w="1144"/>
+        <w:gridCol w:w="6679"/>
+      </w:tblGrid>
+      <w:tr>
+        <w:trPr/>
+        <w:tc>
+          <w:tcPr>
+            <w:tcW w:w="1144" w:type="dxa"/>
+            <w:tcBorders/>
+            <w:vAlign w:val="center"/>
+          </w:tcPr>
+          <w:p>
+            <w:pPr>
+              <w:pStyle w:val="Style19"/>
+              <w:suppressLineNumbers/>
+              <w:shd w:fill="EEF1F4" w:val="clear"/>
+              <w:bidi w:val="0"/>
+              <w:spacing w:before="0" w:after="283"/>
+              <w:jc w:val="left"/>
+              <w:rPr/>
+            </w:pPr>
+            <w:r>
+              <w:rPr/>
+              <w:t>操作</w:t>
+            </w:r>
+          </w:p>
+        </w:tc>
+        <w:tc>
+          <w:tcPr>
+            <w:tcW w:w="6679" w:type="dxa"/>
+            <w:tcBorders/>
+            <w:vAlign w:val="center"/>
+          </w:tcPr>
+          <w:p>
+            <w:pPr>
+              <w:pStyle w:val="Style19"/>
+              <w:suppressLineNumbers/>
+              <w:shd w:fill="EEF1F4" w:val="clear"/>
+              <w:bidi w:val="0"/>
+              <w:spacing w:before="0" w:after="283"/>
+              <w:jc w:val="left"/>
+              <w:rPr/>
+            </w:pPr>
+            <w:r>
+              <w:rPr/>
+              <w:t>说明</w:t>
+            </w:r>
+          </w:p>
+        </w:tc>
+      </w:tr>
+      <w:tr>
+        <w:trPr/>
+        <w:tc>
+          <w:tcPr>
+            <w:tcW w:w="1144" w:type="dxa"/>
+            <w:tcBorders/>
+            <w:vAlign w:val="center"/>
+          </w:tcPr>
+          <w:p>
+            <w:pPr>
+              <w:pStyle w:val="Style14"/>
+              <w:bidi w:val="0"/>
+              <w:spacing w:before="0" w:after="283"/>
+              <w:jc w:val="left"/>
+              <w:rPr/>
+            </w:pPr>
+            <w:r>
+              <w:rPr/>
+              <w:t>查询</w:t>
+            </w:r>
+          </w:p>
+        </w:tc>
+        <w:tc>
+          <w:tcPr>
+            <w:tcW w:w="6679" w:type="dxa"/>
+            <w:tcBorders/>
+            <w:vAlign w:val="center"/>
+          </w:tcPr>
+          <w:p>
+            <w:pPr>
+              <w:pStyle w:val="Style14"/>
+              <w:bidi w:val="0"/>
+              <w:spacing w:before="0" w:after="283"/>
+              <w:jc w:val="left"/>
+              <w:rPr/>
+            </w:pPr>
+            <w:r>
+              <w:rPr/>
+              <w:t xml:space="preserve">支持商品名称关键字 </w:t>
+            </w:r>
+            <w:r>
+              <w:rPr/>
+              <w:t xml:space="preserve">+ </w:t>
+            </w:r>
+            <w:r>
+              <w:rPr/>
+              <w:t>上架状态（全部</w:t>
+            </w:r>
+            <w:r>
+              <w:rPr/>
+              <w:t>/</w:t>
+            </w:r>
+            <w:r>
+              <w:rPr/>
+              <w:t>上架中</w:t>
+            </w:r>
+            <w:r>
+              <w:rPr/>
+              <w:t>/</w:t>
+            </w:r>
+            <w:r>
+              <w:rPr/>
+              <w:t>已下架）</w:t>
+            </w:r>
+          </w:p>
+        </w:tc>
+      </w:tr>
+      <w:tr>
+        <w:trPr/>
+        <w:tc>
+          <w:tcPr>
+            <w:tcW w:w="1144" w:type="dxa"/>
+            <w:tcBorders/>
+            <w:vAlign w:val="center"/>
+          </w:tcPr>
+          <w:p>
+            <w:pPr>
+              <w:pStyle w:val="Style14"/>
+              <w:bidi w:val="0"/>
+              <w:spacing w:before="0" w:after="283"/>
+              <w:jc w:val="left"/>
+              <w:rPr/>
+            </w:pPr>
+            <w:r>
+              <w:rPr/>
+              <w:t>新增商品</w:t>
+            </w:r>
+          </w:p>
+        </w:tc>
+        <w:tc>
+          <w:tcPr>
+            <w:tcW w:w="6679" w:type="dxa"/>
+            <w:tcBorders/>
+            <w:vAlign w:val="center"/>
+          </w:tcPr>
+          <w:p>
+            <w:pPr>
+              <w:pStyle w:val="Style14"/>
+              <w:bidi w:val="0"/>
+              <w:spacing w:before="0" w:after="283"/>
+              <w:jc w:val="left"/>
+              <w:rPr/>
+            </w:pPr>
+            <w:r>
+              <w:rPr/>
+              <w:t>填名称、类目、价格、库存等，保存后立即出现在列表</w:t>
+            </w:r>
+          </w:p>
+        </w:tc>
+      </w:tr>
+      <w:tr>
+        <w:trPr/>
+        <w:tc>
+          <w:tcPr>
+            <w:tcW w:w="1144" w:type="dxa"/>
+            <w:tcBorders/>
+            <w:vAlign w:val="center"/>
+          </w:tcPr>
+          <w:p>
+            <w:pPr>
+              <w:pStyle w:val="Style14"/>
+              <w:bidi w:val="0"/>
+              <w:spacing w:before="0" w:after="283"/>
+              <w:jc w:val="left"/>
+              <w:rPr/>
+            </w:pPr>
+            <w:r>
+              <w:rPr/>
+              <w:t>编辑</w:t>
+            </w:r>
+          </w:p>
+        </w:tc>
+        <w:tc>
+          <w:tcPr>
+            <w:tcW w:w="6679" w:type="dxa"/>
+            <w:tcBorders/>
+            <w:vAlign w:val="center"/>
+          </w:tcPr>
+          <w:p>
+            <w:pPr>
+              <w:pStyle w:val="Style14"/>
+              <w:bidi w:val="0"/>
+              <w:spacing w:before="0" w:after="283"/>
+              <w:jc w:val="left"/>
+              <w:rPr/>
+            </w:pPr>
+            <w:r>
+              <w:rPr/>
+              <w:t>修改任意字段并保存</w:t>
+            </w:r>
+          </w:p>
+        </w:tc>
+      </w:tr>
+      <w:tr>
+        <w:trPr/>
+        <w:tc>
+          <w:tcPr>
+            <w:tcW w:w="1144" w:type="dxa"/>
+            <w:tcBorders/>
+            <w:vAlign w:val="center"/>
+          </w:tcPr>
+          <w:p>
+            <w:pPr>
+              <w:pStyle w:val="Style14"/>
+              <w:bidi w:val="0"/>
+              <w:spacing w:before="0" w:after="283"/>
+              <w:jc w:val="left"/>
+              <w:rPr/>
+            </w:pPr>
+            <w:r>
+              <w:rPr/>
+              <w:t xml:space="preserve">上架 </w:t>
+            </w:r>
+            <w:r>
+              <w:rPr/>
+              <w:t xml:space="preserve">/ </w:t>
+            </w:r>
+            <w:r>
+              <w:rPr/>
+              <w:t>下架</w:t>
+            </w:r>
+          </w:p>
+        </w:tc>
+        <w:tc>
+          <w:tcPr>
+            <w:tcW w:w="6679" w:type="dxa"/>
+            <w:tcBorders/>
+            <w:vAlign w:val="center"/>
+          </w:tcPr>
+          <w:p>
+            <w:pPr>
+              <w:pStyle w:val="Style14"/>
+              <w:bidi w:val="0"/>
+              <w:spacing w:before="0" w:after="283"/>
+              <w:jc w:val="left"/>
+              <w:rPr/>
+            </w:pPr>
+            <w:r>
+              <w:rPr/>
+              <w:t>下架后前台列表与详情不再可见（详情会提示「商品不存在或已下架」）</w:t>
+            </w:r>
+          </w:p>
+        </w:tc>
+      </w:tr>
+      <w:tr>
+        <w:trPr/>
+        <w:tc>
+          <w:tcPr>
+            <w:tcW w:w="1144" w:type="dxa"/>
+            <w:tcBorders/>
+            <w:vAlign w:val="center"/>
+          </w:tcPr>
+          <w:p>
+            <w:pPr>
+              <w:pStyle w:val="Style14"/>
+              <w:bidi w:val="0"/>
+              <w:spacing w:before="0" w:after="283"/>
+              <w:jc w:val="left"/>
+              <w:rPr/>
+            </w:pPr>
+            <w:r>
+              <w:rPr/>
+              <w:t>删除</w:t>
+            </w:r>
+          </w:p>
+        </w:tc>
+        <w:tc>
+          <w:tcPr>
+            <w:tcW w:w="6679" w:type="dxa"/>
+            <w:tcBorders/>
+            <w:vAlign w:val="center"/>
+          </w:tcPr>
+          <w:p>
+            <w:pPr>
+              <w:pStyle w:val="Style14"/>
+              <w:bidi w:val="0"/>
+              <w:spacing w:before="0" w:after="283"/>
+              <w:jc w:val="left"/>
+              <w:rPr/>
+            </w:pPr>
+            <w:r>
+              <w:rPr/>
+              <w:t>逻辑删除，前台不可见；历史订单明细保留快照，不受影响</w:t>
+            </w:r>
+          </w:p>
+        </w:tc>
+      </w:tr>
+    </w:tbl>
+    <w:p>
+      <w:pPr>
+        <w:pStyle w:val="Style18"/>
+        <w:bidi w:val="0"/>
+        <w:jc w:val="left"/>
+        <w:rPr/>
+      </w:pPr>
+      <w:r>
+        <w:rPr/>
+        <w:t>后台列表包含</w:t>
+      </w:r>
+      <w:r>
+        <w:rPr>
+          <w:b/>
+        </w:rPr>
+        <w:t>已下架</w:t>
+      </w:r>
+      <w:r>
+        <w:rPr/>
+        <w:t>商品，因此不存在「下架后再也找不到」的问题。</w:t>
+      </w:r>
+    </w:p>
+    <w:p>
+      <w:pPr>
+        <w:pStyle w:val="Heading3"/>
+        <w:bidi w:val="0"/>
+        <w:jc w:val="left"/>
+        <w:rPr/>
+      </w:pPr>
+      <w:r>
+        <w:rPr/>
+        <w:t xml:space="preserve">4.3 </w:t>
+      </w:r>
+      <w:r>
+        <w:rPr/>
+        <w:t>类目管理</w:t>
       </w:r>
     </w:p>
     <w:p>
@@ -3742,11 +3310,12 @@
         <w:bidi w:val="0"/>
         <w:spacing w:before="0" w:after="0"/>
         <w:ind w:hanging="283" w:left="709"/>
-        <w:rPr/>
-      </w:pPr>
-      <w:r>
-        <w:rPr/>
-        <w:t>按用户名或昵称搜索，分页查看。</w:t>
+        <w:jc w:val="left"/>
+        <w:rPr/>
+      </w:pPr>
+      <w:r>
+        <w:rPr/>
+        <w:t xml:space="preserve">展示两级类目树，默认全部展开。 </w:t>
       </w:r>
     </w:p>
     <w:p>
@@ -3763,29 +3332,12 @@
         <w:bidi w:val="0"/>
         <w:spacing w:before="0" w:after="0"/>
         <w:ind w:hanging="283" w:left="709"/>
-        <w:rPr/>
-      </w:pPr>
-      <w:r>
-        <w:rPr/>
-        <w:t>列表展示角色与状态（正常</w:t>
-      </w:r>
-      <w:r>
-        <w:rPr/>
-        <w:t>/</w:t>
-      </w:r>
-      <w:r>
-        <w:rPr/>
-        <w:t>已禁用），</w:t>
-      </w:r>
-      <w:r>
-        <w:rPr>
-          <w:b/>
-        </w:rPr>
-        <w:t>不展示任何口令信息</w:t>
-      </w:r>
-      <w:r>
-        <w:rPr/>
-        <w:t>。</w:t>
+        <w:jc w:val="left"/>
+        <w:rPr/>
+      </w:pPr>
+      <w:r>
+        <w:rPr/>
+        <w:t xml:space="preserve">「新增一级类目」：父级为「无」。 </w:t>
       </w:r>
     </w:p>
     <w:p>
@@ -3802,11 +3354,12 @@
         <w:bidi w:val="0"/>
         <w:spacing w:before="0" w:after="0"/>
         <w:ind w:hanging="283" w:left="709"/>
-        <w:rPr/>
-      </w:pPr>
-      <w:r>
-        <w:rPr/>
-        <w:t>「禁用」后该用户立即无法登录，登录会提示账号已被禁用；「启用」可恢复。</w:t>
+        <w:jc w:val="left"/>
+        <w:rPr/>
+      </w:pPr>
+      <w:r>
+        <w:rPr/>
+        <w:t xml:space="preserve">行内「新增子类目」：只能挂在一级类目下（本项目限定两级）。 </w:t>
       </w:r>
     </w:p>
     <w:p>
@@ -3821,12 +3374,57 @@
           <w:tab w:val="left" w:pos="709" w:leader="none"/>
         </w:tabs>
         <w:bidi w:val="0"/>
+        <w:spacing w:before="0" w:after="0"/>
         <w:ind w:hanging="283" w:left="709"/>
-        <w:rPr/>
-      </w:pPr>
-      <w:r>
-        <w:rPr/>
-        <w:t>管理员账号自身不可被禁用（按钮置灰）。</w:t>
+        <w:jc w:val="left"/>
+        <w:rPr/>
+      </w:pPr>
+      <w:r>
+        <w:rPr/>
+        <w:t xml:space="preserve">删除规则（防止数据被孤立）： </w:t>
+      </w:r>
+    </w:p>
+    <w:p>
+      <w:pPr>
+        <w:pStyle w:val="BodyText"/>
+        <w:numPr>
+          <w:ilvl w:val="1"/>
+          <w:numId w:val="8"/>
+        </w:numPr>
+        <w:tabs>
+          <w:tab w:val="clear" w:pos="1134"/>
+          <w:tab w:val="left" w:pos="1418" w:leader="none"/>
+        </w:tabs>
+        <w:bidi w:val="0"/>
+        <w:spacing w:before="0" w:after="0"/>
+        <w:ind w:hanging="283" w:left="1418"/>
+        <w:jc w:val="left"/>
+        <w:rPr/>
+      </w:pPr>
+      <w:r>
+        <w:rPr/>
+        <w:t xml:space="preserve">有子类目的类目不能删； </w:t>
+      </w:r>
+    </w:p>
+    <w:p>
+      <w:pPr>
+        <w:pStyle w:val="BodyText"/>
+        <w:numPr>
+          <w:ilvl w:val="1"/>
+          <w:numId w:val="8"/>
+        </w:numPr>
+        <w:tabs>
+          <w:tab w:val="clear" w:pos="1134"/>
+          <w:tab w:val="left" w:pos="1418" w:leader="none"/>
+        </w:tabs>
+        <w:bidi w:val="0"/>
+        <w:ind w:hanging="283" w:left="1418"/>
+        <w:jc w:val="left"/>
+        <w:rPr/>
+      </w:pPr>
+      <w:r>
+        <w:rPr/>
+        <w:t xml:space="preserve">类目下仍有商品时不能删。 </w:t>
       </w:r>
     </w:p>
     <w:p>
@@ -3838,11 +3436,11 @@
       </w:pPr>
       <w:r>
         <w:rPr/>
-        <w:t xml:space="preserve">4.5 </w:t>
-      </w:r>
-      <w:r>
-        <w:rPr/>
-        <w:t>订单管理</w:t>
+        <w:t xml:space="preserve">4.4 </w:t>
+      </w:r>
+      <w:r>
+        <w:rPr/>
+        <w:t>用户管理</w:t>
       </w:r>
     </w:p>
     <w:p>
@@ -3859,11 +3457,12 @@
         <w:bidi w:val="0"/>
         <w:spacing w:before="0" w:after="0"/>
         <w:ind w:hanging="283" w:left="709"/>
-        <w:rPr/>
-      </w:pPr>
-      <w:r>
-        <w:rPr/>
-        <w:t>按状态筛选，分页查看全平台订单。</w:t>
+        <w:jc w:val="left"/>
+        <w:rPr/>
+      </w:pPr>
+      <w:r>
+        <w:rPr/>
+        <w:t xml:space="preserve">按用户名或昵称搜索，分页查看。 </w:t>
       </w:r>
     </w:p>
     <w:p>
@@ -3880,11 +3479,12 @@
         <w:bidi w:val="0"/>
         <w:spacing w:before="0" w:after="0"/>
         <w:ind w:hanging="283" w:left="709"/>
-        <w:rPr/>
-      </w:pPr>
-      <w:r>
-        <w:rPr/>
-        <w:t>「变更状态」下拉可把订单改为待支付</w:t>
+        <w:jc w:val="left"/>
+        <w:rPr/>
+      </w:pPr>
+      <w:r>
+        <w:rPr/>
+        <w:t>列表展示角色与状态（正常</w:t>
       </w:r>
       <w:r>
         <w:rPr/>
@@ -3892,73 +3492,17 @@
       </w:r>
       <w:r>
         <w:rPr/>
-        <w:t>已支付</w:t>
-      </w:r>
-      <w:r>
-        <w:rPr/>
-        <w:t>/</w:t>
-      </w:r>
-      <w:r>
-        <w:rPr/>
-        <w:t>已发货</w:t>
-      </w:r>
-      <w:r>
-        <w:rPr/>
-        <w:t>/</w:t>
-      </w:r>
-      <w:r>
-        <w:rPr/>
-        <w:t>已完成</w:t>
-      </w:r>
-      <w:r>
-        <w:rPr/>
-        <w:t>/</w:t>
-      </w:r>
-      <w:r>
-        <w:rPr/>
-        <w:t>已取消：</w:t>
-      </w:r>
-    </w:p>
-    <w:p>
-      <w:pPr>
-        <w:pStyle w:val="BodyText"/>
-        <w:numPr>
-          <w:ilvl w:val="1"/>
-          <w:numId w:val="9"/>
-        </w:numPr>
-        <w:tabs>
-          <w:tab w:val="clear" w:pos="1134"/>
-          <w:tab w:val="left" w:pos="1418" w:leader="none"/>
-        </w:tabs>
-        <w:bidi w:val="0"/>
-        <w:spacing w:before="0" w:after="0"/>
-        <w:ind w:hanging="283" w:left="1418"/>
-        <w:rPr/>
-      </w:pPr>
-      <w:r>
-        <w:rPr/>
-        <w:t>改为「已支付」时，若订单此前没有支付时间，系统自动补记；</w:t>
-      </w:r>
-    </w:p>
-    <w:p>
-      <w:pPr>
-        <w:pStyle w:val="BodyText"/>
-        <w:numPr>
-          <w:ilvl w:val="1"/>
-          <w:numId w:val="9"/>
-        </w:numPr>
-        <w:tabs>
-          <w:tab w:val="clear" w:pos="1134"/>
-          <w:tab w:val="left" w:pos="1418" w:leader="none"/>
-        </w:tabs>
-        <w:bidi w:val="0"/>
-        <w:spacing w:before="0" w:after="0"/>
-        <w:ind w:hanging="283" w:left="1418"/>
-        <w:rPr/>
-      </w:pPr>
-      <w:r>
-        <w:rPr/>
-        <w:t>已取消的订单不可再变更。</w:t>
+        <w:t>已禁用），</w:t>
+      </w:r>
+      <w:r>
+        <w:rPr>
+          <w:b/>
+        </w:rPr>
+        <w:t>不展示任何口令信息</w:t>
+      </w:r>
+      <w:r>
+        <w:rPr/>
+        <w:t xml:space="preserve">。 </w:t>
       </w:r>
     </w:p>
     <w:p>
@@ -3973,12 +3517,192 @@
           <w:tab w:val="left" w:pos="709" w:leader="none"/>
         </w:tabs>
         <w:bidi w:val="0"/>
+        <w:spacing w:before="0" w:after="0"/>
         <w:ind w:hanging="283" w:left="709"/>
-        <w:rPr/>
-      </w:pPr>
-      <w:r>
-        <w:rPr/>
-        <w:t>列表中的商品摘要来自订单明细快照，商品改名或删除不影响历史展示。</w:t>
+        <w:jc w:val="left"/>
+        <w:rPr/>
+      </w:pPr>
+      <w:r>
+        <w:rPr/>
+        <w:t xml:space="preserve">「禁用」后该用户立即无法登录，登录会提示账号已被禁用；「启用」可恢复。 </w:t>
+      </w:r>
+    </w:p>
+    <w:p>
+      <w:pPr>
+        <w:pStyle w:val="BodyText"/>
+        <w:numPr>
+          <w:ilvl w:val="0"/>
+          <w:numId w:val="9"/>
+        </w:numPr>
+        <w:tabs>
+          <w:tab w:val="clear" w:pos="1134"/>
+          <w:tab w:val="left" w:pos="709" w:leader="none"/>
+        </w:tabs>
+        <w:bidi w:val="0"/>
+        <w:ind w:hanging="283" w:left="709"/>
+        <w:jc w:val="left"/>
+        <w:rPr/>
+      </w:pPr>
+      <w:r>
+        <w:rPr/>
+        <w:t xml:space="preserve">管理员账号自身不可被禁用（按钮置灰）。 </w:t>
+      </w:r>
+    </w:p>
+    <w:p>
+      <w:pPr>
+        <w:pStyle w:val="Heading3"/>
+        <w:bidi w:val="0"/>
+        <w:jc w:val="left"/>
+        <w:rPr/>
+      </w:pPr>
+      <w:r>
+        <w:rPr/>
+        <w:t xml:space="preserve">4.5 </w:t>
+      </w:r>
+      <w:r>
+        <w:rPr/>
+        <w:t>订单管理</w:t>
+      </w:r>
+    </w:p>
+    <w:p>
+      <w:pPr>
+        <w:pStyle w:val="BodyText"/>
+        <w:numPr>
+          <w:ilvl w:val="0"/>
+          <w:numId w:val="10"/>
+        </w:numPr>
+        <w:tabs>
+          <w:tab w:val="clear" w:pos="1134"/>
+          <w:tab w:val="left" w:pos="709" w:leader="none"/>
+        </w:tabs>
+        <w:bidi w:val="0"/>
+        <w:spacing w:before="0" w:after="0"/>
+        <w:ind w:hanging="283" w:left="709"/>
+        <w:jc w:val="left"/>
+        <w:rPr/>
+      </w:pPr>
+      <w:r>
+        <w:rPr/>
+        <w:t xml:space="preserve">按状态筛选，分页查看全平台订单。 </w:t>
+      </w:r>
+    </w:p>
+    <w:p>
+      <w:pPr>
+        <w:pStyle w:val="BodyText"/>
+        <w:numPr>
+          <w:ilvl w:val="0"/>
+          <w:numId w:val="10"/>
+        </w:numPr>
+        <w:tabs>
+          <w:tab w:val="clear" w:pos="1134"/>
+          <w:tab w:val="left" w:pos="709" w:leader="none"/>
+        </w:tabs>
+        <w:bidi w:val="0"/>
+        <w:spacing w:before="0" w:after="0"/>
+        <w:ind w:hanging="283" w:left="709"/>
+        <w:jc w:val="left"/>
+        <w:rPr/>
+      </w:pPr>
+      <w:r>
+        <w:rPr/>
+        <w:t>「变更状态」下拉可把订单改为待支付</w:t>
+      </w:r>
+      <w:r>
+        <w:rPr/>
+        <w:t>/</w:t>
+      </w:r>
+      <w:r>
+        <w:rPr/>
+        <w:t>已支付</w:t>
+      </w:r>
+      <w:r>
+        <w:rPr/>
+        <w:t>/</w:t>
+      </w:r>
+      <w:r>
+        <w:rPr/>
+        <w:t>已发货</w:t>
+      </w:r>
+      <w:r>
+        <w:rPr/>
+        <w:t>/</w:t>
+      </w:r>
+      <w:r>
+        <w:rPr/>
+        <w:t>已完成</w:t>
+      </w:r>
+      <w:r>
+        <w:rPr/>
+        <w:t>/</w:t>
+      </w:r>
+      <w:r>
+        <w:rPr/>
+        <w:t xml:space="preserve">已取消： </w:t>
+      </w:r>
+    </w:p>
+    <w:p>
+      <w:pPr>
+        <w:pStyle w:val="BodyText"/>
+        <w:numPr>
+          <w:ilvl w:val="1"/>
+          <w:numId w:val="10"/>
+        </w:numPr>
+        <w:tabs>
+          <w:tab w:val="clear" w:pos="1134"/>
+          <w:tab w:val="left" w:pos="1418" w:leader="none"/>
+        </w:tabs>
+        <w:bidi w:val="0"/>
+        <w:spacing w:before="0" w:after="0"/>
+        <w:ind w:hanging="283" w:left="1418"/>
+        <w:jc w:val="left"/>
+        <w:rPr/>
+      </w:pPr>
+      <w:r>
+        <w:rPr/>
+        <w:t xml:space="preserve">改为「已支付」时，若订单此前没有支付时间，系统自动补记； </w:t>
+      </w:r>
+    </w:p>
+    <w:p>
+      <w:pPr>
+        <w:pStyle w:val="BodyText"/>
+        <w:numPr>
+          <w:ilvl w:val="1"/>
+          <w:numId w:val="10"/>
+        </w:numPr>
+        <w:tabs>
+          <w:tab w:val="clear" w:pos="1134"/>
+          <w:tab w:val="left" w:pos="1418" w:leader="none"/>
+        </w:tabs>
+        <w:bidi w:val="0"/>
+        <w:spacing w:before="0" w:after="0"/>
+        <w:ind w:hanging="283" w:left="1418"/>
+        <w:jc w:val="left"/>
+        <w:rPr/>
+      </w:pPr>
+      <w:r>
+        <w:rPr/>
+        <w:t xml:space="preserve">已取消的订单不可再变更。 </w:t>
+      </w:r>
+    </w:p>
+    <w:p>
+      <w:pPr>
+        <w:pStyle w:val="BodyText"/>
+        <w:numPr>
+          <w:ilvl w:val="0"/>
+          <w:numId w:val="10"/>
+        </w:numPr>
+        <w:tabs>
+          <w:tab w:val="clear" w:pos="1134"/>
+          <w:tab w:val="left" w:pos="709" w:leader="none"/>
+        </w:tabs>
+        <w:bidi w:val="0"/>
+        <w:ind w:hanging="283" w:left="709"/>
+        <w:jc w:val="left"/>
+        <w:rPr/>
+      </w:pPr>
+      <w:r>
+        <w:rPr/>
+        <w:t xml:space="preserve">列表中的商品摘要来自订单明细快照，商品改名或删除不影响历史展示。 </w:t>
       </w:r>
     </w:p>
     <w:p>
@@ -4010,44 +3734,38 @@
     </w:p>
     <w:tbl>
       <w:tblPr>
-        <w:tblW w:w="5000" w:type="pct"/>
-        <w:jc w:val="left"/>
-        <w:tblInd w:w="45" w:type="dxa"/>
+        <w:tblW w:w="4366" w:type="dxa"/>
+        <w:jc w:val="left"/>
+        <w:tblInd w:w="28" w:type="dxa"/>
         <w:tblLayout w:type="fixed"/>
         <w:tblCellMar>
-          <w:top w:w="45" w:type="dxa"/>
-          <w:left w:w="45" w:type="dxa"/>
-          <w:bottom w:w="45" w:type="dxa"/>
-          <w:right w:w="45" w:type="dxa"/>
+          <w:top w:w="28" w:type="dxa"/>
+          <w:left w:w="28" w:type="dxa"/>
+          <w:bottom w:w="28" w:type="dxa"/>
+          <w:right w:w="28" w:type="dxa"/>
         </w:tblCellMar>
       </w:tblPr>
       <w:tblGrid>
-        <w:gridCol w:w="4096"/>
-        <w:gridCol w:w="2392"/>
-        <w:gridCol w:w="2392"/>
-        <w:gridCol w:w="2458"/>
+        <w:gridCol w:w="2167"/>
+        <w:gridCol w:w="514"/>
+        <w:gridCol w:w="922"/>
+        <w:gridCol w:w="763"/>
       </w:tblGrid>
       <w:tr>
-        <w:trPr>
-          <w:tblHeader w:val="true"/>
-        </w:trPr>
-        <w:tc>
-          <w:tcPr>
-            <w:tcW w:w="4096" w:type="dxa"/>
-            <w:tcBorders>
-              <w:top w:val="single" w:sz="6" w:space="0" w:color="808080"/>
-              <w:left w:val="single" w:sz="6" w:space="0" w:color="808080"/>
-              <w:bottom w:val="single" w:sz="2" w:space="0" w:color="808080"/>
-              <w:right w:val="single" w:sz="6" w:space="0" w:color="808080"/>
-            </w:tcBorders>
-            <w:shd w:fill="DCE6F1" w:val="clear"/>
+        <w:trPr/>
+        <w:tc>
+          <w:tcPr>
+            <w:tcW w:w="2167" w:type="dxa"/>
+            <w:tcBorders/>
+            <w:vAlign w:val="center"/>
           </w:tcPr>
           <w:p>
             <w:pPr>
               <w:pStyle w:val="Style19"/>
-              <w:bidi w:val="0"/>
-              <w:spacing w:before="0" w:after="120"/>
-              <w:ind w:hanging="0" w:left="0" w:right="0"/>
+              <w:suppressLineNumbers/>
+              <w:shd w:fill="EEF1F4" w:val="clear"/>
+              <w:bidi w:val="0"/>
+              <w:spacing w:before="0" w:after="283"/>
               <w:jc w:val="left"/>
               <w:rPr/>
             </w:pPr>
@@ -4059,21 +3777,17 @@
         </w:tc>
         <w:tc>
           <w:tcPr>
-            <w:tcW w:w="2392" w:type="dxa"/>
-            <w:tcBorders>
-              <w:top w:val="single" w:sz="6" w:space="0" w:color="808080"/>
-              <w:left w:val="single" w:sz="2" w:space="0" w:color="808080"/>
-              <w:bottom w:val="single" w:sz="2" w:space="0" w:color="808080"/>
-              <w:right w:val="single" w:sz="6" w:space="0" w:color="808080"/>
-            </w:tcBorders>
-            <w:shd w:fill="DCE6F1" w:val="clear"/>
+            <w:tcW w:w="514" w:type="dxa"/>
+            <w:tcBorders/>
+            <w:vAlign w:val="center"/>
           </w:tcPr>
           <w:p>
             <w:pPr>
               <w:pStyle w:val="Style19"/>
-              <w:bidi w:val="0"/>
-              <w:spacing w:before="0" w:after="120"/>
-              <w:ind w:hanging="0" w:left="0" w:right="0"/>
+              <w:suppressLineNumbers/>
+              <w:shd w:fill="EEF1F4" w:val="clear"/>
+              <w:bidi w:val="0"/>
+              <w:spacing w:before="0" w:after="283"/>
               <w:jc w:val="left"/>
               <w:rPr/>
             </w:pPr>
@@ -4085,21 +3799,17 @@
         </w:tc>
         <w:tc>
           <w:tcPr>
-            <w:tcW w:w="2392" w:type="dxa"/>
-            <w:tcBorders>
-              <w:top w:val="single" w:sz="6" w:space="0" w:color="808080"/>
-              <w:left w:val="single" w:sz="2" w:space="0" w:color="808080"/>
-              <w:bottom w:val="single" w:sz="2" w:space="0" w:color="808080"/>
-              <w:right w:val="single" w:sz="6" w:space="0" w:color="808080"/>
-            </w:tcBorders>
-            <w:shd w:fill="DCE6F1" w:val="clear"/>
+            <w:tcW w:w="922" w:type="dxa"/>
+            <w:tcBorders/>
+            <w:vAlign w:val="center"/>
           </w:tcPr>
           <w:p>
             <w:pPr>
               <w:pStyle w:val="Style19"/>
-              <w:bidi w:val="0"/>
-              <w:spacing w:before="0" w:after="120"/>
-              <w:ind w:hanging="0" w:left="0" w:right="0"/>
+              <w:suppressLineNumbers/>
+              <w:shd w:fill="EEF1F4" w:val="clear"/>
+              <w:bidi w:val="0"/>
+              <w:spacing w:before="0" w:after="283"/>
               <w:jc w:val="left"/>
               <w:rPr/>
             </w:pPr>
@@ -4111,21 +3821,17 @@
         </w:tc>
         <w:tc>
           <w:tcPr>
-            <w:tcW w:w="2458" w:type="dxa"/>
-            <w:tcBorders>
-              <w:top w:val="single" w:sz="6" w:space="0" w:color="808080"/>
-              <w:left w:val="single" w:sz="2" w:space="0" w:color="808080"/>
-              <w:bottom w:val="single" w:sz="2" w:space="0" w:color="808080"/>
-              <w:right w:val="single" w:sz="6" w:space="0" w:color="808080"/>
-            </w:tcBorders>
-            <w:shd w:fill="DCE6F1" w:val="clear"/>
+            <w:tcW w:w="763" w:type="dxa"/>
+            <w:tcBorders/>
+            <w:vAlign w:val="center"/>
           </w:tcPr>
           <w:p>
             <w:pPr>
               <w:pStyle w:val="Style19"/>
-              <w:bidi w:val="0"/>
-              <w:spacing w:before="0" w:after="120"/>
-              <w:ind w:hanging="0" w:left="0" w:right="0"/>
+              <w:suppressLineNumbers/>
+              <w:shd w:fill="EEF1F4" w:val="clear"/>
+              <w:bidi w:val="0"/>
+              <w:spacing w:before="0" w:after="283"/>
               <w:jc w:val="left"/>
               <w:rPr/>
             </w:pPr>
@@ -4140,19 +3846,15 @@
         <w:trPr/>
         <w:tc>
           <w:tcPr>
-            <w:tcW w:w="4096" w:type="dxa"/>
-            <w:tcBorders>
-              <w:left w:val="single" w:sz="6" w:space="0" w:color="808080"/>
-              <w:bottom w:val="single" w:sz="2" w:space="0" w:color="808080"/>
-              <w:right w:val="single" w:sz="6" w:space="0" w:color="808080"/>
-            </w:tcBorders>
-          </w:tcPr>
-          <w:p>
-            <w:pPr>
-              <w:pStyle w:val="Style14"/>
-              <w:bidi w:val="0"/>
-              <w:spacing w:before="0" w:after="120"/>
-              <w:ind w:hanging="0" w:left="0" w:right="0"/>
+            <w:tcW w:w="2167" w:type="dxa"/>
+            <w:tcBorders/>
+            <w:vAlign w:val="center"/>
+          </w:tcPr>
+          <w:p>
+            <w:pPr>
+              <w:pStyle w:val="Style14"/>
+              <w:bidi w:val="0"/>
+              <w:spacing w:before="0" w:after="283"/>
               <w:jc w:val="left"/>
               <w:rPr/>
             </w:pPr>
@@ -4180,19 +3882,15 @@
         </w:tc>
         <w:tc>
           <w:tcPr>
-            <w:tcW w:w="2392" w:type="dxa"/>
-            <w:tcBorders>
-              <w:left w:val="single" w:sz="2" w:space="0" w:color="808080"/>
-              <w:bottom w:val="single" w:sz="2" w:space="0" w:color="808080"/>
-              <w:right w:val="single" w:sz="6" w:space="0" w:color="808080"/>
-            </w:tcBorders>
-          </w:tcPr>
-          <w:p>
-            <w:pPr>
-              <w:pStyle w:val="Style14"/>
-              <w:bidi w:val="0"/>
-              <w:spacing w:before="0" w:after="120"/>
-              <w:ind w:hanging="0" w:left="0" w:right="0"/>
+            <w:tcW w:w="514" w:type="dxa"/>
+            <w:tcBorders/>
+            <w:vAlign w:val="center"/>
+          </w:tcPr>
+          <w:p>
+            <w:pPr>
+              <w:pStyle w:val="Style14"/>
+              <w:bidi w:val="0"/>
+              <w:spacing w:before="0" w:after="283"/>
               <w:jc w:val="left"/>
               <w:rPr/>
             </w:pPr>
@@ -4204,19 +3902,15 @@
         </w:tc>
         <w:tc>
           <w:tcPr>
-            <w:tcW w:w="2392" w:type="dxa"/>
-            <w:tcBorders>
-              <w:left w:val="single" w:sz="2" w:space="0" w:color="808080"/>
-              <w:bottom w:val="single" w:sz="2" w:space="0" w:color="808080"/>
-              <w:right w:val="single" w:sz="6" w:space="0" w:color="808080"/>
-            </w:tcBorders>
-          </w:tcPr>
-          <w:p>
-            <w:pPr>
-              <w:pStyle w:val="Style14"/>
-              <w:bidi w:val="0"/>
-              <w:spacing w:before="0" w:after="120"/>
-              <w:ind w:hanging="0" w:left="0" w:right="0"/>
+            <w:tcW w:w="922" w:type="dxa"/>
+            <w:tcBorders/>
+            <w:vAlign w:val="center"/>
+          </w:tcPr>
+          <w:p>
+            <w:pPr>
+              <w:pStyle w:val="Style14"/>
+              <w:bidi w:val="0"/>
+              <w:spacing w:before="0" w:after="283"/>
               <w:jc w:val="left"/>
               <w:rPr/>
             </w:pPr>
@@ -4228,19 +3922,15 @@
         </w:tc>
         <w:tc>
           <w:tcPr>
-            <w:tcW w:w="2458" w:type="dxa"/>
-            <w:tcBorders>
-              <w:left w:val="single" w:sz="2" w:space="0" w:color="808080"/>
-              <w:bottom w:val="single" w:sz="2" w:space="0" w:color="808080"/>
-              <w:right w:val="single" w:sz="6" w:space="0" w:color="808080"/>
-            </w:tcBorders>
-          </w:tcPr>
-          <w:p>
-            <w:pPr>
-              <w:pStyle w:val="Style14"/>
-              <w:bidi w:val="0"/>
-              <w:spacing w:before="0" w:after="120"/>
-              <w:ind w:hanging="0" w:left="0" w:right="0"/>
+            <w:tcW w:w="763" w:type="dxa"/>
+            <w:tcBorders/>
+            <w:vAlign w:val="center"/>
+          </w:tcPr>
+          <w:p>
+            <w:pPr>
+              <w:pStyle w:val="Style14"/>
+              <w:bidi w:val="0"/>
+              <w:spacing w:before="0" w:after="283"/>
               <w:jc w:val="left"/>
               <w:rPr/>
             </w:pPr>
@@ -4255,19 +3945,15 @@
         <w:trPr/>
         <w:tc>
           <w:tcPr>
-            <w:tcW w:w="4096" w:type="dxa"/>
-            <w:tcBorders>
-              <w:left w:val="single" w:sz="6" w:space="0" w:color="808080"/>
-              <w:bottom w:val="single" w:sz="2" w:space="0" w:color="808080"/>
-              <w:right w:val="single" w:sz="6" w:space="0" w:color="808080"/>
-            </w:tcBorders>
-          </w:tcPr>
-          <w:p>
-            <w:pPr>
-              <w:pStyle w:val="Style14"/>
-              <w:bidi w:val="0"/>
-              <w:spacing w:before="0" w:after="120"/>
-              <w:ind w:hanging="0" w:left="0" w:right="0"/>
+            <w:tcW w:w="2167" w:type="dxa"/>
+            <w:tcBorders/>
+            <w:vAlign w:val="center"/>
+          </w:tcPr>
+          <w:p>
+            <w:pPr>
+              <w:pStyle w:val="Style14"/>
+              <w:bidi w:val="0"/>
+              <w:spacing w:before="0" w:after="283"/>
               <w:jc w:val="left"/>
               <w:rPr/>
             </w:pPr>
@@ -4279,19 +3965,15 @@
         </w:tc>
         <w:tc>
           <w:tcPr>
-            <w:tcW w:w="2392" w:type="dxa"/>
-            <w:tcBorders>
-              <w:left w:val="single" w:sz="2" w:space="0" w:color="808080"/>
-              <w:bottom w:val="single" w:sz="2" w:space="0" w:color="808080"/>
-              <w:right w:val="single" w:sz="6" w:space="0" w:color="808080"/>
-            </w:tcBorders>
-          </w:tcPr>
-          <w:p>
-            <w:pPr>
-              <w:pStyle w:val="Style14"/>
-              <w:bidi w:val="0"/>
-              <w:spacing w:before="0" w:after="120"/>
-              <w:ind w:hanging="0" w:left="0" w:right="0"/>
+            <w:tcW w:w="514" w:type="dxa"/>
+            <w:tcBorders/>
+            <w:vAlign w:val="center"/>
+          </w:tcPr>
+          <w:p>
+            <w:pPr>
+              <w:pStyle w:val="Style14"/>
+              <w:bidi w:val="0"/>
+              <w:spacing w:before="0" w:after="283"/>
               <w:jc w:val="left"/>
               <w:rPr/>
             </w:pPr>
@@ -4303,19 +3985,15 @@
         </w:tc>
         <w:tc>
           <w:tcPr>
-            <w:tcW w:w="2392" w:type="dxa"/>
-            <w:tcBorders>
-              <w:left w:val="single" w:sz="2" w:space="0" w:color="808080"/>
-              <w:bottom w:val="single" w:sz="2" w:space="0" w:color="808080"/>
-              <w:right w:val="single" w:sz="6" w:space="0" w:color="808080"/>
-            </w:tcBorders>
-          </w:tcPr>
-          <w:p>
-            <w:pPr>
-              <w:pStyle w:val="Style14"/>
-              <w:bidi w:val="0"/>
-              <w:spacing w:before="0" w:after="120"/>
-              <w:ind w:hanging="0" w:left="0" w:right="0"/>
+            <w:tcW w:w="922" w:type="dxa"/>
+            <w:tcBorders/>
+            <w:vAlign w:val="center"/>
+          </w:tcPr>
+          <w:p>
+            <w:pPr>
+              <w:pStyle w:val="Style14"/>
+              <w:bidi w:val="0"/>
+              <w:spacing w:before="0" w:after="283"/>
               <w:jc w:val="left"/>
               <w:rPr/>
             </w:pPr>
@@ -4327,19 +4005,15 @@
         </w:tc>
         <w:tc>
           <w:tcPr>
-            <w:tcW w:w="2458" w:type="dxa"/>
-            <w:tcBorders>
-              <w:left w:val="single" w:sz="2" w:space="0" w:color="808080"/>
-              <w:bottom w:val="single" w:sz="2" w:space="0" w:color="808080"/>
-              <w:right w:val="single" w:sz="6" w:space="0" w:color="808080"/>
-            </w:tcBorders>
-          </w:tcPr>
-          <w:p>
-            <w:pPr>
-              <w:pStyle w:val="Style14"/>
-              <w:bidi w:val="0"/>
-              <w:spacing w:before="0" w:after="120"/>
-              <w:ind w:hanging="0" w:left="0" w:right="0"/>
+            <w:tcW w:w="763" w:type="dxa"/>
+            <w:tcBorders/>
+            <w:vAlign w:val="center"/>
+          </w:tcPr>
+          <w:p>
+            <w:pPr>
+              <w:pStyle w:val="Style14"/>
+              <w:bidi w:val="0"/>
+              <w:spacing w:before="0" w:after="283"/>
               <w:jc w:val="left"/>
               <w:rPr/>
             </w:pPr>
@@ -4354,19 +4028,15 @@
         <w:trPr/>
         <w:tc>
           <w:tcPr>
-            <w:tcW w:w="4096" w:type="dxa"/>
-            <w:tcBorders>
-              <w:left w:val="single" w:sz="6" w:space="0" w:color="808080"/>
-              <w:bottom w:val="single" w:sz="2" w:space="0" w:color="808080"/>
-              <w:right w:val="single" w:sz="6" w:space="0" w:color="808080"/>
-            </w:tcBorders>
-          </w:tcPr>
-          <w:p>
-            <w:pPr>
-              <w:pStyle w:val="Style14"/>
-              <w:bidi w:val="0"/>
-              <w:spacing w:before="0" w:after="120"/>
-              <w:ind w:hanging="0" w:left="0" w:right="0"/>
+            <w:tcW w:w="2167" w:type="dxa"/>
+            <w:tcBorders/>
+            <w:vAlign w:val="center"/>
+          </w:tcPr>
+          <w:p>
+            <w:pPr>
+              <w:pStyle w:val="Style14"/>
+              <w:bidi w:val="0"/>
+              <w:spacing w:before="0" w:after="283"/>
               <w:jc w:val="left"/>
               <w:rPr/>
             </w:pPr>
@@ -4378,19 +4048,15 @@
         </w:tc>
         <w:tc>
           <w:tcPr>
-            <w:tcW w:w="2392" w:type="dxa"/>
-            <w:tcBorders>
-              <w:left w:val="single" w:sz="2" w:space="0" w:color="808080"/>
-              <w:bottom w:val="single" w:sz="2" w:space="0" w:color="808080"/>
-              <w:right w:val="single" w:sz="6" w:space="0" w:color="808080"/>
-            </w:tcBorders>
-          </w:tcPr>
-          <w:p>
-            <w:pPr>
-              <w:pStyle w:val="Style14"/>
-              <w:bidi w:val="0"/>
-              <w:spacing w:before="0" w:after="120"/>
-              <w:ind w:hanging="0" w:left="0" w:right="0"/>
+            <w:tcW w:w="514" w:type="dxa"/>
+            <w:tcBorders/>
+            <w:vAlign w:val="center"/>
+          </w:tcPr>
+          <w:p>
+            <w:pPr>
+              <w:pStyle w:val="Style14"/>
+              <w:bidi w:val="0"/>
+              <w:spacing w:before="0" w:after="283"/>
               <w:jc w:val="left"/>
               <w:rPr/>
             </w:pPr>
@@ -4402,19 +4068,15 @@
         </w:tc>
         <w:tc>
           <w:tcPr>
-            <w:tcW w:w="2392" w:type="dxa"/>
-            <w:tcBorders>
-              <w:left w:val="single" w:sz="2" w:space="0" w:color="808080"/>
-              <w:bottom w:val="single" w:sz="2" w:space="0" w:color="808080"/>
-              <w:right w:val="single" w:sz="6" w:space="0" w:color="808080"/>
-            </w:tcBorders>
-          </w:tcPr>
-          <w:p>
-            <w:pPr>
-              <w:pStyle w:val="Style14"/>
-              <w:bidi w:val="0"/>
-              <w:spacing w:before="0" w:after="120"/>
-              <w:ind w:hanging="0" w:left="0" w:right="0"/>
+            <w:tcW w:w="922" w:type="dxa"/>
+            <w:tcBorders/>
+            <w:vAlign w:val="center"/>
+          </w:tcPr>
+          <w:p>
+            <w:pPr>
+              <w:pStyle w:val="Style14"/>
+              <w:bidi w:val="0"/>
+              <w:spacing w:before="0" w:after="283"/>
               <w:jc w:val="left"/>
               <w:rPr/>
             </w:pPr>
@@ -4426,19 +4088,15 @@
         </w:tc>
         <w:tc>
           <w:tcPr>
-            <w:tcW w:w="2458" w:type="dxa"/>
-            <w:tcBorders>
-              <w:left w:val="single" w:sz="2" w:space="0" w:color="808080"/>
-              <w:bottom w:val="single" w:sz="2" w:space="0" w:color="808080"/>
-              <w:right w:val="single" w:sz="6" w:space="0" w:color="808080"/>
-            </w:tcBorders>
-          </w:tcPr>
-          <w:p>
-            <w:pPr>
-              <w:pStyle w:val="Style14"/>
-              <w:bidi w:val="0"/>
-              <w:spacing w:before="0" w:after="120"/>
-              <w:ind w:hanging="0" w:left="0" w:right="0"/>
+            <w:tcW w:w="763" w:type="dxa"/>
+            <w:tcBorders/>
+            <w:vAlign w:val="center"/>
+          </w:tcPr>
+          <w:p>
+            <w:pPr>
+              <w:pStyle w:val="Style14"/>
+              <w:bidi w:val="0"/>
+              <w:spacing w:before="0" w:after="283"/>
               <w:jc w:val="left"/>
               <w:rPr/>
             </w:pPr>
@@ -4453,19 +4111,15 @@
         <w:trPr/>
         <w:tc>
           <w:tcPr>
-            <w:tcW w:w="4096" w:type="dxa"/>
-            <w:tcBorders>
-              <w:left w:val="single" w:sz="6" w:space="0" w:color="808080"/>
-              <w:bottom w:val="single" w:sz="2" w:space="0" w:color="808080"/>
-              <w:right w:val="single" w:sz="6" w:space="0" w:color="808080"/>
-            </w:tcBorders>
-          </w:tcPr>
-          <w:p>
-            <w:pPr>
-              <w:pStyle w:val="Style14"/>
-              <w:bidi w:val="0"/>
-              <w:spacing w:before="0" w:after="120"/>
-              <w:ind w:hanging="0" w:left="0" w:right="0"/>
+            <w:tcW w:w="2167" w:type="dxa"/>
+            <w:tcBorders/>
+            <w:vAlign w:val="center"/>
+          </w:tcPr>
+          <w:p>
+            <w:pPr>
+              <w:pStyle w:val="Style14"/>
+              <w:bidi w:val="0"/>
+              <w:spacing w:before="0" w:after="283"/>
               <w:jc w:val="left"/>
               <w:rPr/>
             </w:pPr>
@@ -4477,19 +4131,15 @@
         </w:tc>
         <w:tc>
           <w:tcPr>
-            <w:tcW w:w="2392" w:type="dxa"/>
-            <w:tcBorders>
-              <w:left w:val="single" w:sz="2" w:space="0" w:color="808080"/>
-              <w:bottom w:val="single" w:sz="2" w:space="0" w:color="808080"/>
-              <w:right w:val="single" w:sz="6" w:space="0" w:color="808080"/>
-            </w:tcBorders>
-          </w:tcPr>
-          <w:p>
-            <w:pPr>
-              <w:pStyle w:val="Style14"/>
-              <w:bidi w:val="0"/>
-              <w:spacing w:before="0" w:after="120"/>
-              <w:ind w:hanging="0" w:left="0" w:right="0"/>
+            <w:tcW w:w="514" w:type="dxa"/>
+            <w:tcBorders/>
+            <w:vAlign w:val="center"/>
+          </w:tcPr>
+          <w:p>
+            <w:pPr>
+              <w:pStyle w:val="Style14"/>
+              <w:bidi w:val="0"/>
+              <w:spacing w:before="0" w:after="283"/>
               <w:jc w:val="left"/>
               <w:rPr/>
             </w:pPr>
@@ -4501,19 +4151,15 @@
         </w:tc>
         <w:tc>
           <w:tcPr>
-            <w:tcW w:w="2392" w:type="dxa"/>
-            <w:tcBorders>
-              <w:left w:val="single" w:sz="2" w:space="0" w:color="808080"/>
-              <w:bottom w:val="single" w:sz="2" w:space="0" w:color="808080"/>
-              <w:right w:val="single" w:sz="6" w:space="0" w:color="808080"/>
-            </w:tcBorders>
-          </w:tcPr>
-          <w:p>
-            <w:pPr>
-              <w:pStyle w:val="Style14"/>
-              <w:bidi w:val="0"/>
-              <w:spacing w:before="0" w:after="120"/>
-              <w:ind w:hanging="0" w:left="0" w:right="0"/>
+            <w:tcW w:w="922" w:type="dxa"/>
+            <w:tcBorders/>
+            <w:vAlign w:val="center"/>
+          </w:tcPr>
+          <w:p>
+            <w:pPr>
+              <w:pStyle w:val="Style14"/>
+              <w:bidi w:val="0"/>
+              <w:spacing w:before="0" w:after="283"/>
               <w:jc w:val="left"/>
               <w:rPr/>
             </w:pPr>
@@ -4525,19 +4171,15 @@
         </w:tc>
         <w:tc>
           <w:tcPr>
-            <w:tcW w:w="2458" w:type="dxa"/>
-            <w:tcBorders>
-              <w:left w:val="single" w:sz="2" w:space="0" w:color="808080"/>
-              <w:bottom w:val="single" w:sz="2" w:space="0" w:color="808080"/>
-              <w:right w:val="single" w:sz="6" w:space="0" w:color="808080"/>
-            </w:tcBorders>
-          </w:tcPr>
-          <w:p>
-            <w:pPr>
-              <w:pStyle w:val="Style14"/>
-              <w:bidi w:val="0"/>
-              <w:spacing w:before="0" w:after="120"/>
-              <w:ind w:hanging="0" w:left="0" w:right="0"/>
+            <w:tcW w:w="763" w:type="dxa"/>
+            <w:tcBorders/>
+            <w:vAlign w:val="center"/>
+          </w:tcPr>
+          <w:p>
+            <w:pPr>
+              <w:pStyle w:val="Style14"/>
+              <w:bidi w:val="0"/>
+              <w:spacing w:before="0" w:after="283"/>
               <w:jc w:val="left"/>
               <w:rPr/>
             </w:pPr>
@@ -4552,19 +4194,15 @@
         <w:trPr/>
         <w:tc>
           <w:tcPr>
-            <w:tcW w:w="4096" w:type="dxa"/>
-            <w:tcBorders>
-              <w:left w:val="single" w:sz="6" w:space="0" w:color="808080"/>
-              <w:bottom w:val="single" w:sz="2" w:space="0" w:color="808080"/>
-              <w:right w:val="single" w:sz="6" w:space="0" w:color="808080"/>
-            </w:tcBorders>
-          </w:tcPr>
-          <w:p>
-            <w:pPr>
-              <w:pStyle w:val="Style14"/>
-              <w:bidi w:val="0"/>
-              <w:spacing w:before="0" w:after="120"/>
-              <w:ind w:hanging="0" w:left="0" w:right="0"/>
+            <w:tcW w:w="2167" w:type="dxa"/>
+            <w:tcBorders/>
+            <w:vAlign w:val="center"/>
+          </w:tcPr>
+          <w:p>
+            <w:pPr>
+              <w:pStyle w:val="Style14"/>
+              <w:bidi w:val="0"/>
+              <w:spacing w:before="0" w:after="283"/>
               <w:jc w:val="left"/>
               <w:rPr/>
             </w:pPr>
@@ -4576,19 +4214,15 @@
         </w:tc>
         <w:tc>
           <w:tcPr>
-            <w:tcW w:w="2392" w:type="dxa"/>
-            <w:tcBorders>
-              <w:left w:val="single" w:sz="2" w:space="0" w:color="808080"/>
-              <w:bottom w:val="single" w:sz="2" w:space="0" w:color="808080"/>
-              <w:right w:val="single" w:sz="6" w:space="0" w:color="808080"/>
-            </w:tcBorders>
-          </w:tcPr>
-          <w:p>
-            <w:pPr>
-              <w:pStyle w:val="Style14"/>
-              <w:bidi w:val="0"/>
-              <w:spacing w:before="0" w:after="120"/>
-              <w:ind w:hanging="0" w:left="0" w:right="0"/>
+            <w:tcW w:w="514" w:type="dxa"/>
+            <w:tcBorders/>
+            <w:vAlign w:val="center"/>
+          </w:tcPr>
+          <w:p>
+            <w:pPr>
+              <w:pStyle w:val="Style14"/>
+              <w:bidi w:val="0"/>
+              <w:spacing w:before="0" w:after="283"/>
               <w:jc w:val="left"/>
               <w:rPr/>
             </w:pPr>
@@ -4600,19 +4234,15 @@
         </w:tc>
         <w:tc>
           <w:tcPr>
-            <w:tcW w:w="2392" w:type="dxa"/>
-            <w:tcBorders>
-              <w:left w:val="single" w:sz="2" w:space="0" w:color="808080"/>
-              <w:bottom w:val="single" w:sz="2" w:space="0" w:color="808080"/>
-              <w:right w:val="single" w:sz="6" w:space="0" w:color="808080"/>
-            </w:tcBorders>
-          </w:tcPr>
-          <w:p>
-            <w:pPr>
-              <w:pStyle w:val="Style14"/>
-              <w:bidi w:val="0"/>
-              <w:spacing w:before="0" w:after="120"/>
-              <w:ind w:hanging="0" w:left="0" w:right="0"/>
+            <w:tcW w:w="922" w:type="dxa"/>
+            <w:tcBorders/>
+            <w:vAlign w:val="center"/>
+          </w:tcPr>
+          <w:p>
+            <w:pPr>
+              <w:pStyle w:val="Style14"/>
+              <w:bidi w:val="0"/>
+              <w:spacing w:before="0" w:after="283"/>
               <w:jc w:val="left"/>
               <w:rPr/>
             </w:pPr>
@@ -4624,19 +4254,15 @@
         </w:tc>
         <w:tc>
           <w:tcPr>
-            <w:tcW w:w="2458" w:type="dxa"/>
-            <w:tcBorders>
-              <w:left w:val="single" w:sz="2" w:space="0" w:color="808080"/>
-              <w:bottom w:val="single" w:sz="2" w:space="0" w:color="808080"/>
-              <w:right w:val="single" w:sz="6" w:space="0" w:color="808080"/>
-            </w:tcBorders>
-          </w:tcPr>
-          <w:p>
-            <w:pPr>
-              <w:pStyle w:val="Style14"/>
-              <w:bidi w:val="0"/>
-              <w:spacing w:before="0" w:after="120"/>
-              <w:ind w:hanging="0" w:left="0" w:right="0"/>
+            <w:tcW w:w="763" w:type="dxa"/>
+            <w:tcBorders/>
+            <w:vAlign w:val="center"/>
+          </w:tcPr>
+          <w:p>
+            <w:pPr>
+              <w:pStyle w:val="Style14"/>
+              <w:bidi w:val="0"/>
+              <w:spacing w:before="0" w:after="283"/>
               <w:jc w:val="left"/>
               <w:rPr/>
             </w:pPr>
@@ -4651,19 +4277,15 @@
         <w:trPr/>
         <w:tc>
           <w:tcPr>
-            <w:tcW w:w="4096" w:type="dxa"/>
-            <w:tcBorders>
-              <w:left w:val="single" w:sz="6" w:space="0" w:color="808080"/>
-              <w:bottom w:val="single" w:sz="2" w:space="0" w:color="808080"/>
-              <w:right w:val="single" w:sz="6" w:space="0" w:color="808080"/>
-            </w:tcBorders>
-          </w:tcPr>
-          <w:p>
-            <w:pPr>
-              <w:pStyle w:val="Style14"/>
-              <w:bidi w:val="0"/>
-              <w:spacing w:before="0" w:after="120"/>
-              <w:ind w:hanging="0" w:left="0" w:right="0"/>
+            <w:tcW w:w="2167" w:type="dxa"/>
+            <w:tcBorders/>
+            <w:vAlign w:val="center"/>
+          </w:tcPr>
+          <w:p>
+            <w:pPr>
+              <w:pStyle w:val="Style14"/>
+              <w:bidi w:val="0"/>
+              <w:spacing w:before="0" w:after="283"/>
               <w:jc w:val="left"/>
               <w:rPr/>
             </w:pPr>
@@ -4691,19 +4313,15 @@
         </w:tc>
         <w:tc>
           <w:tcPr>
-            <w:tcW w:w="2392" w:type="dxa"/>
-            <w:tcBorders>
-              <w:left w:val="single" w:sz="2" w:space="0" w:color="808080"/>
-              <w:bottom w:val="single" w:sz="2" w:space="0" w:color="808080"/>
-              <w:right w:val="single" w:sz="6" w:space="0" w:color="808080"/>
-            </w:tcBorders>
-          </w:tcPr>
-          <w:p>
-            <w:pPr>
-              <w:pStyle w:val="Style14"/>
-              <w:bidi w:val="0"/>
-              <w:spacing w:before="0" w:after="120"/>
-              <w:ind w:hanging="0" w:left="0" w:right="0"/>
+            <w:tcW w:w="514" w:type="dxa"/>
+            <w:tcBorders/>
+            <w:vAlign w:val="center"/>
+          </w:tcPr>
+          <w:p>
+            <w:pPr>
+              <w:pStyle w:val="Style14"/>
+              <w:bidi w:val="0"/>
+              <w:spacing w:before="0" w:after="283"/>
               <w:jc w:val="left"/>
               <w:rPr/>
             </w:pPr>
@@ -4715,19 +4333,15 @@
         </w:tc>
         <w:tc>
           <w:tcPr>
-            <w:tcW w:w="2392" w:type="dxa"/>
-            <w:tcBorders>
-              <w:left w:val="single" w:sz="2" w:space="0" w:color="808080"/>
-              <w:bottom w:val="single" w:sz="2" w:space="0" w:color="808080"/>
-              <w:right w:val="single" w:sz="6" w:space="0" w:color="808080"/>
-            </w:tcBorders>
-          </w:tcPr>
-          <w:p>
-            <w:pPr>
-              <w:pStyle w:val="Style14"/>
-              <w:bidi w:val="0"/>
-              <w:spacing w:before="0" w:after="120"/>
-              <w:ind w:hanging="0" w:left="0" w:right="0"/>
+            <w:tcW w:w="922" w:type="dxa"/>
+            <w:tcBorders/>
+            <w:vAlign w:val="center"/>
+          </w:tcPr>
+          <w:p>
+            <w:pPr>
+              <w:pStyle w:val="Style14"/>
+              <w:bidi w:val="0"/>
+              <w:spacing w:before="0" w:after="283"/>
               <w:jc w:val="left"/>
               <w:rPr/>
             </w:pPr>
@@ -4739,19 +4353,15 @@
         </w:tc>
         <w:tc>
           <w:tcPr>
-            <w:tcW w:w="2458" w:type="dxa"/>
-            <w:tcBorders>
-              <w:left w:val="single" w:sz="2" w:space="0" w:color="808080"/>
-              <w:bottom w:val="single" w:sz="2" w:space="0" w:color="808080"/>
-              <w:right w:val="single" w:sz="6" w:space="0" w:color="808080"/>
-            </w:tcBorders>
-          </w:tcPr>
-          <w:p>
-            <w:pPr>
-              <w:pStyle w:val="Style14"/>
-              <w:bidi w:val="0"/>
-              <w:spacing w:before="0" w:after="120"/>
-              <w:ind w:hanging="0" w:left="0" w:right="0"/>
+            <w:tcW w:w="763" w:type="dxa"/>
+            <w:tcBorders/>
+            <w:vAlign w:val="center"/>
+          </w:tcPr>
+          <w:p>
+            <w:pPr>
+              <w:pStyle w:val="Style14"/>
+              <w:bidi w:val="0"/>
+              <w:spacing w:before="0" w:after="283"/>
               <w:jc w:val="left"/>
               <w:rPr/>
             </w:pPr>
@@ -4766,19 +4376,15 @@
         <w:trPr/>
         <w:tc>
           <w:tcPr>
-            <w:tcW w:w="4096" w:type="dxa"/>
-            <w:tcBorders>
-              <w:left w:val="single" w:sz="6" w:space="0" w:color="808080"/>
-              <w:bottom w:val="single" w:sz="2" w:space="0" w:color="808080"/>
-              <w:right w:val="single" w:sz="6" w:space="0" w:color="808080"/>
-            </w:tcBorders>
-          </w:tcPr>
-          <w:p>
-            <w:pPr>
-              <w:pStyle w:val="Style14"/>
-              <w:bidi w:val="0"/>
-              <w:spacing w:before="0" w:after="120"/>
-              <w:ind w:hanging="0" w:left="0" w:right="0"/>
+            <w:tcW w:w="2167" w:type="dxa"/>
+            <w:tcBorders/>
+            <w:vAlign w:val="center"/>
+          </w:tcPr>
+          <w:p>
+            <w:pPr>
+              <w:pStyle w:val="Style14"/>
+              <w:bidi w:val="0"/>
+              <w:spacing w:before="0" w:after="283"/>
               <w:jc w:val="left"/>
               <w:rPr/>
             </w:pPr>
@@ -4790,19 +4396,15 @@
         </w:tc>
         <w:tc>
           <w:tcPr>
-            <w:tcW w:w="2392" w:type="dxa"/>
-            <w:tcBorders>
-              <w:left w:val="single" w:sz="2" w:space="0" w:color="808080"/>
-              <w:bottom w:val="single" w:sz="2" w:space="0" w:color="808080"/>
-              <w:right w:val="single" w:sz="6" w:space="0" w:color="808080"/>
-            </w:tcBorders>
-          </w:tcPr>
-          <w:p>
-            <w:pPr>
-              <w:pStyle w:val="Style14"/>
-              <w:bidi w:val="0"/>
-              <w:spacing w:before="0" w:after="120"/>
-              <w:ind w:hanging="0" w:left="0" w:right="0"/>
+            <w:tcW w:w="514" w:type="dxa"/>
+            <w:tcBorders/>
+            <w:vAlign w:val="center"/>
+          </w:tcPr>
+          <w:p>
+            <w:pPr>
+              <w:pStyle w:val="Style14"/>
+              <w:bidi w:val="0"/>
+              <w:spacing w:before="0" w:after="283"/>
               <w:jc w:val="left"/>
               <w:rPr/>
             </w:pPr>
@@ -4814,19 +4416,15 @@
         </w:tc>
         <w:tc>
           <w:tcPr>
-            <w:tcW w:w="2392" w:type="dxa"/>
-            <w:tcBorders>
-              <w:left w:val="single" w:sz="2" w:space="0" w:color="808080"/>
-              <w:bottom w:val="single" w:sz="2" w:space="0" w:color="808080"/>
-              <w:right w:val="single" w:sz="6" w:space="0" w:color="808080"/>
-            </w:tcBorders>
-          </w:tcPr>
-          <w:p>
-            <w:pPr>
-              <w:pStyle w:val="Style14"/>
-              <w:bidi w:val="0"/>
-              <w:spacing w:before="0" w:after="120"/>
-              <w:ind w:hanging="0" w:left="0" w:right="0"/>
+            <w:tcW w:w="922" w:type="dxa"/>
+            <w:tcBorders/>
+            <w:vAlign w:val="center"/>
+          </w:tcPr>
+          <w:p>
+            <w:pPr>
+              <w:pStyle w:val="Style14"/>
+              <w:bidi w:val="0"/>
+              <w:spacing w:before="0" w:after="283"/>
               <w:jc w:val="left"/>
               <w:rPr/>
             </w:pPr>
@@ -4838,19 +4436,15 @@
         </w:tc>
         <w:tc>
           <w:tcPr>
-            <w:tcW w:w="2458" w:type="dxa"/>
-            <w:tcBorders>
-              <w:left w:val="single" w:sz="2" w:space="0" w:color="808080"/>
-              <w:bottom w:val="single" w:sz="2" w:space="0" w:color="808080"/>
-              <w:right w:val="single" w:sz="6" w:space="0" w:color="808080"/>
-            </w:tcBorders>
-          </w:tcPr>
-          <w:p>
-            <w:pPr>
-              <w:pStyle w:val="Style14"/>
-              <w:bidi w:val="0"/>
-              <w:spacing w:before="0" w:after="120"/>
-              <w:ind w:hanging="0" w:left="0" w:right="0"/>
+            <w:tcW w:w="763" w:type="dxa"/>
+            <w:tcBorders/>
+            <w:vAlign w:val="center"/>
+          </w:tcPr>
+          <w:p>
+            <w:pPr>
+              <w:pStyle w:val="Style14"/>
+              <w:bidi w:val="0"/>
+              <w:spacing w:before="0" w:after="283"/>
               <w:jc w:val="left"/>
               <w:rPr/>
             </w:pPr>
@@ -4865,19 +4459,15 @@
         <w:trPr/>
         <w:tc>
           <w:tcPr>
-            <w:tcW w:w="4096" w:type="dxa"/>
-            <w:tcBorders>
-              <w:left w:val="single" w:sz="6" w:space="0" w:color="808080"/>
-              <w:bottom w:val="single" w:sz="6" w:space="0" w:color="808080"/>
-              <w:right w:val="single" w:sz="6" w:space="0" w:color="808080"/>
-            </w:tcBorders>
-          </w:tcPr>
-          <w:p>
-            <w:pPr>
-              <w:pStyle w:val="Style14"/>
-              <w:bidi w:val="0"/>
-              <w:spacing w:before="0" w:after="120"/>
-              <w:ind w:hanging="0" w:left="0" w:right="0"/>
+            <w:tcW w:w="2167" w:type="dxa"/>
+            <w:tcBorders/>
+            <w:vAlign w:val="center"/>
+          </w:tcPr>
+          <w:p>
+            <w:pPr>
+              <w:pStyle w:val="Style14"/>
+              <w:bidi w:val="0"/>
+              <w:spacing w:before="0" w:after="283"/>
               <w:jc w:val="left"/>
               <w:rPr/>
             </w:pPr>
@@ -4889,19 +4479,15 @@
         </w:tc>
         <w:tc>
           <w:tcPr>
-            <w:tcW w:w="2392" w:type="dxa"/>
-            <w:tcBorders>
-              <w:left w:val="single" w:sz="2" w:space="0" w:color="808080"/>
-              <w:bottom w:val="single" w:sz="6" w:space="0" w:color="808080"/>
-              <w:right w:val="single" w:sz="6" w:space="0" w:color="808080"/>
-            </w:tcBorders>
-          </w:tcPr>
-          <w:p>
-            <w:pPr>
-              <w:pStyle w:val="Style14"/>
-              <w:bidi w:val="0"/>
-              <w:spacing w:before="0" w:after="120"/>
-              <w:ind w:hanging="0" w:left="0" w:right="0"/>
+            <w:tcW w:w="514" w:type="dxa"/>
+            <w:tcBorders/>
+            <w:vAlign w:val="center"/>
+          </w:tcPr>
+          <w:p>
+            <w:pPr>
+              <w:pStyle w:val="Style14"/>
+              <w:bidi w:val="0"/>
+              <w:spacing w:before="0" w:after="283"/>
               <w:jc w:val="left"/>
               <w:rPr/>
             </w:pPr>
@@ -4913,19 +4499,15 @@
         </w:tc>
         <w:tc>
           <w:tcPr>
-            <w:tcW w:w="2392" w:type="dxa"/>
-            <w:tcBorders>
-              <w:left w:val="single" w:sz="2" w:space="0" w:color="808080"/>
-              <w:bottom w:val="single" w:sz="6" w:space="0" w:color="808080"/>
-              <w:right w:val="single" w:sz="6" w:space="0" w:color="808080"/>
-            </w:tcBorders>
-          </w:tcPr>
-          <w:p>
-            <w:pPr>
-              <w:pStyle w:val="Style14"/>
-              <w:bidi w:val="0"/>
-              <w:spacing w:before="0" w:after="120"/>
-              <w:ind w:hanging="0" w:left="0" w:right="0"/>
+            <w:tcW w:w="922" w:type="dxa"/>
+            <w:tcBorders/>
+            <w:vAlign w:val="center"/>
+          </w:tcPr>
+          <w:p>
+            <w:pPr>
+              <w:pStyle w:val="Style14"/>
+              <w:bidi w:val="0"/>
+              <w:spacing w:before="0" w:after="283"/>
               <w:jc w:val="left"/>
               <w:rPr/>
             </w:pPr>
@@ -4937,18 +4519,15 @@
         </w:tc>
         <w:tc>
           <w:tcPr>
-            <w:tcW w:w="2458" w:type="dxa"/>
-            <w:tcBorders>
-              <w:left w:val="single" w:sz="2" w:space="0" w:color="808080"/>
-              <w:bottom w:val="single" w:sz="6" w:space="0" w:color="808080"/>
-              <w:right w:val="single" w:sz="6" w:space="0" w:color="808080"/>
-            </w:tcBorders>
-          </w:tcPr>
-          <w:p>
-            <w:pPr>
-              <w:pStyle w:val="Style14"/>
-              <w:bidi w:val="0"/>
-              <w:spacing w:before="0" w:after="120"/>
+            <w:tcW w:w="763" w:type="dxa"/>
+            <w:tcBorders/>
+            <w:vAlign w:val="center"/>
+          </w:tcPr>
+          <w:p>
+            <w:pPr>
+              <w:pStyle w:val="Style14"/>
+              <w:bidi w:val="0"/>
+              <w:spacing w:before="0" w:after="283"/>
               <w:jc w:val="left"/>
               <w:rPr/>
             </w:pPr>
@@ -4964,6 +4543,7 @@
       <w:pPr>
         <w:pStyle w:val="BodyText"/>
         <w:bidi w:val="0"/>
+        <w:jc w:val="left"/>
         <w:rPr/>
       </w:pPr>
       <w:r>
@@ -5000,42 +4580,36 @@
     </w:p>
     <w:tbl>
       <w:tblPr>
-        <w:tblW w:w="5000" w:type="pct"/>
-        <w:jc w:val="left"/>
-        <w:tblInd w:w="45" w:type="dxa"/>
+        <w:tblW w:w="10268" w:type="dxa"/>
+        <w:jc w:val="left"/>
+        <w:tblInd w:w="28" w:type="dxa"/>
         <w:tblLayout w:type="fixed"/>
         <w:tblCellMar>
-          <w:top w:w="45" w:type="dxa"/>
-          <w:left w:w="45" w:type="dxa"/>
-          <w:bottom w:w="45" w:type="dxa"/>
-          <w:right w:w="45" w:type="dxa"/>
+          <w:top w:w="28" w:type="dxa"/>
+          <w:left w:w="28" w:type="dxa"/>
+          <w:bottom w:w="28" w:type="dxa"/>
+          <w:right w:w="28" w:type="dxa"/>
         </w:tblCellMar>
       </w:tblPr>
       <w:tblGrid>
-        <w:gridCol w:w="4654"/>
-        <w:gridCol w:w="6684"/>
+        <w:gridCol w:w="3385"/>
+        <w:gridCol w:w="6883"/>
       </w:tblGrid>
       <w:tr>
-        <w:trPr>
-          <w:tblHeader w:val="true"/>
-        </w:trPr>
-        <w:tc>
-          <w:tcPr>
-            <w:tcW w:w="4654" w:type="dxa"/>
-            <w:tcBorders>
-              <w:top w:val="single" w:sz="6" w:space="0" w:color="808080"/>
-              <w:left w:val="single" w:sz="6" w:space="0" w:color="808080"/>
-              <w:bottom w:val="single" w:sz="2" w:space="0" w:color="808080"/>
-              <w:right w:val="single" w:sz="6" w:space="0" w:color="808080"/>
-            </w:tcBorders>
-            <w:shd w:fill="DCE6F1" w:val="clear"/>
+        <w:trPr/>
+        <w:tc>
+          <w:tcPr>
+            <w:tcW w:w="3385" w:type="dxa"/>
+            <w:tcBorders/>
+            <w:vAlign w:val="center"/>
           </w:tcPr>
           <w:p>
             <w:pPr>
               <w:pStyle w:val="Style19"/>
-              <w:bidi w:val="0"/>
-              <w:spacing w:before="0" w:after="120"/>
-              <w:ind w:hanging="0" w:left="0" w:right="0"/>
+              <w:suppressLineNumbers/>
+              <w:shd w:fill="EEF1F4" w:val="clear"/>
+              <w:bidi w:val="0"/>
+              <w:spacing w:before="0" w:after="283"/>
               <w:jc w:val="left"/>
               <w:rPr/>
             </w:pPr>
@@ -5047,21 +4621,17 @@
         </w:tc>
         <w:tc>
           <w:tcPr>
-            <w:tcW w:w="6684" w:type="dxa"/>
-            <w:tcBorders>
-              <w:top w:val="single" w:sz="6" w:space="0" w:color="808080"/>
-              <w:left w:val="single" w:sz="2" w:space="0" w:color="808080"/>
-              <w:bottom w:val="single" w:sz="2" w:space="0" w:color="808080"/>
-              <w:right w:val="single" w:sz="6" w:space="0" w:color="808080"/>
-            </w:tcBorders>
-            <w:shd w:fill="DCE6F1" w:val="clear"/>
+            <w:tcW w:w="6883" w:type="dxa"/>
+            <w:tcBorders/>
+            <w:vAlign w:val="center"/>
           </w:tcPr>
           <w:p>
             <w:pPr>
               <w:pStyle w:val="Style19"/>
-              <w:bidi w:val="0"/>
-              <w:spacing w:before="0" w:after="120"/>
-              <w:ind w:hanging="0" w:left="0" w:right="0"/>
+              <w:suppressLineNumbers/>
+              <w:shd w:fill="EEF1F4" w:val="clear"/>
+              <w:bidi w:val="0"/>
+              <w:spacing w:before="0" w:after="283"/>
               <w:jc w:val="left"/>
               <w:rPr/>
             </w:pPr>
@@ -5076,19 +4646,15 @@
         <w:trPr/>
         <w:tc>
           <w:tcPr>
-            <w:tcW w:w="4654" w:type="dxa"/>
-            <w:tcBorders>
-              <w:left w:val="single" w:sz="6" w:space="0" w:color="808080"/>
-              <w:bottom w:val="single" w:sz="2" w:space="0" w:color="808080"/>
-              <w:right w:val="single" w:sz="6" w:space="0" w:color="808080"/>
-            </w:tcBorders>
-          </w:tcPr>
-          <w:p>
-            <w:pPr>
-              <w:pStyle w:val="Style14"/>
-              <w:bidi w:val="0"/>
-              <w:spacing w:before="0" w:after="120"/>
-              <w:ind w:hanging="0" w:left="0" w:right="0"/>
+            <w:tcW w:w="3385" w:type="dxa"/>
+            <w:tcBorders/>
+            <w:vAlign w:val="center"/>
+          </w:tcPr>
+          <w:p>
+            <w:pPr>
+              <w:pStyle w:val="Style14"/>
+              <w:bidi w:val="0"/>
+              <w:spacing w:before="0" w:after="283"/>
               <w:jc w:val="left"/>
               <w:rPr/>
             </w:pPr>
@@ -5100,19 +4666,15 @@
         </w:tc>
         <w:tc>
           <w:tcPr>
-            <w:tcW w:w="6684" w:type="dxa"/>
-            <w:tcBorders>
-              <w:left w:val="single" w:sz="2" w:space="0" w:color="808080"/>
-              <w:bottom w:val="single" w:sz="2" w:space="0" w:color="808080"/>
-              <w:right w:val="single" w:sz="6" w:space="0" w:color="808080"/>
-            </w:tcBorders>
-          </w:tcPr>
-          <w:p>
-            <w:pPr>
-              <w:pStyle w:val="Style14"/>
-              <w:bidi w:val="0"/>
-              <w:spacing w:before="0" w:after="120"/>
-              <w:ind w:hanging="0" w:left="0" w:right="0"/>
+            <w:tcW w:w="6883" w:type="dxa"/>
+            <w:tcBorders/>
+            <w:vAlign w:val="center"/>
+          </w:tcPr>
+          <w:p>
+            <w:pPr>
+              <w:pStyle w:val="Style14"/>
+              <w:bidi w:val="0"/>
+              <w:spacing w:before="0" w:after="283"/>
               <w:jc w:val="left"/>
               <w:rPr/>
             </w:pPr>
@@ -5135,19 +4697,15 @@
         <w:trPr/>
         <w:tc>
           <w:tcPr>
-            <w:tcW w:w="4654" w:type="dxa"/>
-            <w:tcBorders>
-              <w:left w:val="single" w:sz="6" w:space="0" w:color="808080"/>
-              <w:bottom w:val="single" w:sz="2" w:space="0" w:color="808080"/>
-              <w:right w:val="single" w:sz="6" w:space="0" w:color="808080"/>
-            </w:tcBorders>
-          </w:tcPr>
-          <w:p>
-            <w:pPr>
-              <w:pStyle w:val="Style14"/>
-              <w:bidi w:val="0"/>
-              <w:spacing w:before="0" w:after="120"/>
-              <w:ind w:hanging="0" w:left="0" w:right="0"/>
+            <w:tcW w:w="3385" w:type="dxa"/>
+            <w:tcBorders/>
+            <w:vAlign w:val="center"/>
+          </w:tcPr>
+          <w:p>
+            <w:pPr>
+              <w:pStyle w:val="Style14"/>
+              <w:bidi w:val="0"/>
+              <w:spacing w:before="0" w:after="283"/>
               <w:jc w:val="left"/>
               <w:rPr/>
             </w:pPr>
@@ -5159,19 +4717,15 @@
         </w:tc>
         <w:tc>
           <w:tcPr>
-            <w:tcW w:w="6684" w:type="dxa"/>
-            <w:tcBorders>
-              <w:left w:val="single" w:sz="2" w:space="0" w:color="808080"/>
-              <w:bottom w:val="single" w:sz="2" w:space="0" w:color="808080"/>
-              <w:right w:val="single" w:sz="6" w:space="0" w:color="808080"/>
-            </w:tcBorders>
-          </w:tcPr>
-          <w:p>
-            <w:pPr>
-              <w:pStyle w:val="Style14"/>
-              <w:bidi w:val="0"/>
-              <w:spacing w:before="0" w:after="120"/>
-              <w:ind w:hanging="0" w:left="0" w:right="0"/>
+            <w:tcW w:w="6883" w:type="dxa"/>
+            <w:tcBorders/>
+            <w:vAlign w:val="center"/>
+          </w:tcPr>
+          <w:p>
+            <w:pPr>
+              <w:pStyle w:val="Style14"/>
+              <w:bidi w:val="0"/>
+              <w:spacing w:before="0" w:after="283"/>
               <w:jc w:val="left"/>
               <w:rPr/>
             </w:pPr>
@@ -5186,19 +4740,15 @@
         <w:trPr/>
         <w:tc>
           <w:tcPr>
-            <w:tcW w:w="4654" w:type="dxa"/>
-            <w:tcBorders>
-              <w:left w:val="single" w:sz="6" w:space="0" w:color="808080"/>
-              <w:bottom w:val="single" w:sz="2" w:space="0" w:color="808080"/>
-              <w:right w:val="single" w:sz="6" w:space="0" w:color="808080"/>
-            </w:tcBorders>
-          </w:tcPr>
-          <w:p>
-            <w:pPr>
-              <w:pStyle w:val="Style14"/>
-              <w:bidi w:val="0"/>
-              <w:spacing w:before="0" w:after="120"/>
-              <w:ind w:hanging="0" w:left="0" w:right="0"/>
+            <w:tcW w:w="3385" w:type="dxa"/>
+            <w:tcBorders/>
+            <w:vAlign w:val="center"/>
+          </w:tcPr>
+          <w:p>
+            <w:pPr>
+              <w:pStyle w:val="Style14"/>
+              <w:bidi w:val="0"/>
+              <w:spacing w:before="0" w:after="283"/>
               <w:jc w:val="left"/>
               <w:rPr/>
             </w:pPr>
@@ -5210,19 +4760,15 @@
         </w:tc>
         <w:tc>
           <w:tcPr>
-            <w:tcW w:w="6684" w:type="dxa"/>
-            <w:tcBorders>
-              <w:left w:val="single" w:sz="2" w:space="0" w:color="808080"/>
-              <w:bottom w:val="single" w:sz="2" w:space="0" w:color="808080"/>
-              <w:right w:val="single" w:sz="6" w:space="0" w:color="808080"/>
-            </w:tcBorders>
-          </w:tcPr>
-          <w:p>
-            <w:pPr>
-              <w:pStyle w:val="Style14"/>
-              <w:bidi w:val="0"/>
-              <w:spacing w:before="0" w:after="120"/>
-              <w:ind w:hanging="0" w:left="0" w:right="0"/>
+            <w:tcW w:w="6883" w:type="dxa"/>
+            <w:tcBorders/>
+            <w:vAlign w:val="center"/>
+          </w:tcPr>
+          <w:p>
+            <w:pPr>
+              <w:pStyle w:val="Style14"/>
+              <w:bidi w:val="0"/>
+              <w:spacing w:before="0" w:after="283"/>
               <w:jc w:val="left"/>
               <w:rPr/>
             </w:pPr>
@@ -5237,19 +4783,15 @@
         <w:trPr/>
         <w:tc>
           <w:tcPr>
-            <w:tcW w:w="4654" w:type="dxa"/>
-            <w:tcBorders>
-              <w:left w:val="single" w:sz="6" w:space="0" w:color="808080"/>
-              <w:bottom w:val="single" w:sz="2" w:space="0" w:color="808080"/>
-              <w:right w:val="single" w:sz="6" w:space="0" w:color="808080"/>
-            </w:tcBorders>
-          </w:tcPr>
-          <w:p>
-            <w:pPr>
-              <w:pStyle w:val="Style14"/>
-              <w:bidi w:val="0"/>
-              <w:spacing w:before="0" w:after="120"/>
-              <w:ind w:hanging="0" w:left="0" w:right="0"/>
+            <w:tcW w:w="3385" w:type="dxa"/>
+            <w:tcBorders/>
+            <w:vAlign w:val="center"/>
+          </w:tcPr>
+          <w:p>
+            <w:pPr>
+              <w:pStyle w:val="Style14"/>
+              <w:bidi w:val="0"/>
+              <w:spacing w:before="0" w:after="283"/>
               <w:jc w:val="left"/>
               <w:rPr/>
             </w:pPr>
@@ -5261,19 +4803,15 @@
         </w:tc>
         <w:tc>
           <w:tcPr>
-            <w:tcW w:w="6684" w:type="dxa"/>
-            <w:tcBorders>
-              <w:left w:val="single" w:sz="2" w:space="0" w:color="808080"/>
-              <w:bottom w:val="single" w:sz="2" w:space="0" w:color="808080"/>
-              <w:right w:val="single" w:sz="6" w:space="0" w:color="808080"/>
-            </w:tcBorders>
-          </w:tcPr>
-          <w:p>
-            <w:pPr>
-              <w:pStyle w:val="Style14"/>
-              <w:bidi w:val="0"/>
-              <w:spacing w:before="0" w:after="120"/>
-              <w:ind w:hanging="0" w:left="0" w:right="0"/>
+            <w:tcW w:w="6883" w:type="dxa"/>
+            <w:tcBorders/>
+            <w:vAlign w:val="center"/>
+          </w:tcPr>
+          <w:p>
+            <w:pPr>
+              <w:pStyle w:val="Style14"/>
+              <w:bidi w:val="0"/>
+              <w:spacing w:before="0" w:after="283"/>
               <w:jc w:val="left"/>
               <w:rPr/>
             </w:pPr>
@@ -5288,19 +4826,15 @@
         <w:trPr/>
         <w:tc>
           <w:tcPr>
-            <w:tcW w:w="4654" w:type="dxa"/>
-            <w:tcBorders>
-              <w:left w:val="single" w:sz="6" w:space="0" w:color="808080"/>
-              <w:bottom w:val="single" w:sz="2" w:space="0" w:color="808080"/>
-              <w:right w:val="single" w:sz="6" w:space="0" w:color="808080"/>
-            </w:tcBorders>
-          </w:tcPr>
-          <w:p>
-            <w:pPr>
-              <w:pStyle w:val="Style14"/>
-              <w:bidi w:val="0"/>
-              <w:spacing w:before="0" w:after="120"/>
-              <w:ind w:hanging="0" w:left="0" w:right="0"/>
+            <w:tcW w:w="3385" w:type="dxa"/>
+            <w:tcBorders/>
+            <w:vAlign w:val="center"/>
+          </w:tcPr>
+          <w:p>
+            <w:pPr>
+              <w:pStyle w:val="Style14"/>
+              <w:bidi w:val="0"/>
+              <w:spacing w:before="0" w:after="283"/>
               <w:jc w:val="left"/>
               <w:rPr/>
             </w:pPr>
@@ -5312,19 +4846,15 @@
         </w:tc>
         <w:tc>
           <w:tcPr>
-            <w:tcW w:w="6684" w:type="dxa"/>
-            <w:tcBorders>
-              <w:left w:val="single" w:sz="2" w:space="0" w:color="808080"/>
-              <w:bottom w:val="single" w:sz="2" w:space="0" w:color="808080"/>
-              <w:right w:val="single" w:sz="6" w:space="0" w:color="808080"/>
-            </w:tcBorders>
-          </w:tcPr>
-          <w:p>
-            <w:pPr>
-              <w:pStyle w:val="Style14"/>
-              <w:bidi w:val="0"/>
-              <w:spacing w:before="0" w:after="120"/>
-              <w:ind w:hanging="0" w:left="0" w:right="0"/>
+            <w:tcW w:w="6883" w:type="dxa"/>
+            <w:tcBorders/>
+            <w:vAlign w:val="center"/>
+          </w:tcPr>
+          <w:p>
+            <w:pPr>
+              <w:pStyle w:val="Style14"/>
+              <w:bidi w:val="0"/>
+              <w:spacing w:before="0" w:after="283"/>
               <w:jc w:val="left"/>
               <w:rPr/>
             </w:pPr>
@@ -5339,19 +4869,15 @@
         <w:trPr/>
         <w:tc>
           <w:tcPr>
-            <w:tcW w:w="4654" w:type="dxa"/>
-            <w:tcBorders>
-              <w:left w:val="single" w:sz="6" w:space="0" w:color="808080"/>
-              <w:bottom w:val="single" w:sz="2" w:space="0" w:color="808080"/>
-              <w:right w:val="single" w:sz="6" w:space="0" w:color="808080"/>
-            </w:tcBorders>
-          </w:tcPr>
-          <w:p>
-            <w:pPr>
-              <w:pStyle w:val="Style14"/>
-              <w:bidi w:val="0"/>
-              <w:spacing w:before="0" w:after="120"/>
-              <w:ind w:hanging="0" w:left="0" w:right="0"/>
+            <w:tcW w:w="3385" w:type="dxa"/>
+            <w:tcBorders/>
+            <w:vAlign w:val="center"/>
+          </w:tcPr>
+          <w:p>
+            <w:pPr>
+              <w:pStyle w:val="Style14"/>
+              <w:bidi w:val="0"/>
+              <w:spacing w:before="0" w:after="283"/>
               <w:jc w:val="left"/>
               <w:rPr/>
             </w:pPr>
@@ -5363,19 +4889,15 @@
         </w:tc>
         <w:tc>
           <w:tcPr>
-            <w:tcW w:w="6684" w:type="dxa"/>
-            <w:tcBorders>
-              <w:left w:val="single" w:sz="2" w:space="0" w:color="808080"/>
-              <w:bottom w:val="single" w:sz="2" w:space="0" w:color="808080"/>
-              <w:right w:val="single" w:sz="6" w:space="0" w:color="808080"/>
-            </w:tcBorders>
-          </w:tcPr>
-          <w:p>
-            <w:pPr>
-              <w:pStyle w:val="Style14"/>
-              <w:bidi w:val="0"/>
-              <w:spacing w:before="0" w:after="120"/>
-              <w:ind w:hanging="0" w:left="0" w:right="0"/>
+            <w:tcW w:w="6883" w:type="dxa"/>
+            <w:tcBorders/>
+            <w:vAlign w:val="center"/>
+          </w:tcPr>
+          <w:p>
+            <w:pPr>
+              <w:pStyle w:val="Style14"/>
+              <w:bidi w:val="0"/>
+              <w:spacing w:before="0" w:after="283"/>
               <w:jc w:val="left"/>
               <w:rPr/>
             </w:pPr>
@@ -5390,19 +4912,15 @@
         <w:trPr/>
         <w:tc>
           <w:tcPr>
-            <w:tcW w:w="4654" w:type="dxa"/>
-            <w:tcBorders>
-              <w:left w:val="single" w:sz="6" w:space="0" w:color="808080"/>
-              <w:bottom w:val="single" w:sz="2" w:space="0" w:color="808080"/>
-              <w:right w:val="single" w:sz="6" w:space="0" w:color="808080"/>
-            </w:tcBorders>
-          </w:tcPr>
-          <w:p>
-            <w:pPr>
-              <w:pStyle w:val="Style14"/>
-              <w:bidi w:val="0"/>
-              <w:spacing w:before="0" w:after="120"/>
-              <w:ind w:hanging="0" w:left="0" w:right="0"/>
+            <w:tcW w:w="3385" w:type="dxa"/>
+            <w:tcBorders/>
+            <w:vAlign w:val="center"/>
+          </w:tcPr>
+          <w:p>
+            <w:pPr>
+              <w:pStyle w:val="Style14"/>
+              <w:bidi w:val="0"/>
+              <w:spacing w:before="0" w:after="283"/>
               <w:jc w:val="left"/>
               <w:rPr/>
             </w:pPr>
@@ -5414,19 +4932,15 @@
         </w:tc>
         <w:tc>
           <w:tcPr>
-            <w:tcW w:w="6684" w:type="dxa"/>
-            <w:tcBorders>
-              <w:left w:val="single" w:sz="2" w:space="0" w:color="808080"/>
-              <w:bottom w:val="single" w:sz="2" w:space="0" w:color="808080"/>
-              <w:right w:val="single" w:sz="6" w:space="0" w:color="808080"/>
-            </w:tcBorders>
-          </w:tcPr>
-          <w:p>
-            <w:pPr>
-              <w:pStyle w:val="Style14"/>
-              <w:bidi w:val="0"/>
-              <w:spacing w:before="0" w:after="120"/>
-              <w:ind w:hanging="0" w:left="0" w:right="0"/>
+            <w:tcW w:w="6883" w:type="dxa"/>
+            <w:tcBorders/>
+            <w:vAlign w:val="center"/>
+          </w:tcPr>
+          <w:p>
+            <w:pPr>
+              <w:pStyle w:val="Style14"/>
+              <w:bidi w:val="0"/>
+              <w:spacing w:before="0" w:after="283"/>
               <w:jc w:val="left"/>
               <w:rPr/>
             </w:pPr>
@@ -5441,19 +4955,15 @@
         <w:trPr/>
         <w:tc>
           <w:tcPr>
-            <w:tcW w:w="4654" w:type="dxa"/>
-            <w:tcBorders>
-              <w:left w:val="single" w:sz="6" w:space="0" w:color="808080"/>
-              <w:bottom w:val="single" w:sz="2" w:space="0" w:color="808080"/>
-              <w:right w:val="single" w:sz="6" w:space="0" w:color="808080"/>
-            </w:tcBorders>
-          </w:tcPr>
-          <w:p>
-            <w:pPr>
-              <w:pStyle w:val="Style14"/>
-              <w:bidi w:val="0"/>
-              <w:spacing w:before="0" w:after="120"/>
-              <w:ind w:hanging="0" w:left="0" w:right="0"/>
+            <w:tcW w:w="3385" w:type="dxa"/>
+            <w:tcBorders/>
+            <w:vAlign w:val="center"/>
+          </w:tcPr>
+          <w:p>
+            <w:pPr>
+              <w:pStyle w:val="Style14"/>
+              <w:bidi w:val="0"/>
+              <w:spacing w:before="0" w:after="283"/>
               <w:jc w:val="left"/>
               <w:rPr/>
             </w:pPr>
@@ -5465,19 +4975,15 @@
         </w:tc>
         <w:tc>
           <w:tcPr>
-            <w:tcW w:w="6684" w:type="dxa"/>
-            <w:tcBorders>
-              <w:left w:val="single" w:sz="2" w:space="0" w:color="808080"/>
-              <w:bottom w:val="single" w:sz="2" w:space="0" w:color="808080"/>
-              <w:right w:val="single" w:sz="6" w:space="0" w:color="808080"/>
-            </w:tcBorders>
-          </w:tcPr>
-          <w:p>
-            <w:pPr>
-              <w:pStyle w:val="Style14"/>
-              <w:bidi w:val="0"/>
-              <w:spacing w:before="0" w:after="120"/>
-              <w:ind w:hanging="0" w:left="0" w:right="0"/>
+            <w:tcW w:w="6883" w:type="dxa"/>
+            <w:tcBorders/>
+            <w:vAlign w:val="center"/>
+          </w:tcPr>
+          <w:p>
+            <w:pPr>
+              <w:pStyle w:val="Style14"/>
+              <w:bidi w:val="0"/>
+              <w:spacing w:before="0" w:after="283"/>
               <w:jc w:val="left"/>
               <w:rPr/>
             </w:pPr>
@@ -5492,19 +4998,15 @@
         <w:trPr/>
         <w:tc>
           <w:tcPr>
-            <w:tcW w:w="4654" w:type="dxa"/>
-            <w:tcBorders>
-              <w:left w:val="single" w:sz="6" w:space="0" w:color="808080"/>
-              <w:bottom w:val="single" w:sz="2" w:space="0" w:color="808080"/>
-              <w:right w:val="single" w:sz="6" w:space="0" w:color="808080"/>
-            </w:tcBorders>
-          </w:tcPr>
-          <w:p>
-            <w:pPr>
-              <w:pStyle w:val="Style14"/>
-              <w:bidi w:val="0"/>
-              <w:spacing w:before="0" w:after="120"/>
-              <w:ind w:hanging="0" w:left="0" w:right="0"/>
+            <w:tcW w:w="3385" w:type="dxa"/>
+            <w:tcBorders/>
+            <w:vAlign w:val="center"/>
+          </w:tcPr>
+          <w:p>
+            <w:pPr>
+              <w:pStyle w:val="Style14"/>
+              <w:bidi w:val="0"/>
+              <w:spacing w:before="0" w:after="283"/>
               <w:jc w:val="left"/>
               <w:rPr/>
             </w:pPr>
@@ -5516,19 +5018,15 @@
         </w:tc>
         <w:tc>
           <w:tcPr>
-            <w:tcW w:w="6684" w:type="dxa"/>
-            <w:tcBorders>
-              <w:left w:val="single" w:sz="2" w:space="0" w:color="808080"/>
-              <w:bottom w:val="single" w:sz="2" w:space="0" w:color="808080"/>
-              <w:right w:val="single" w:sz="6" w:space="0" w:color="808080"/>
-            </w:tcBorders>
-          </w:tcPr>
-          <w:p>
-            <w:pPr>
-              <w:pStyle w:val="Style14"/>
-              <w:bidi w:val="0"/>
-              <w:spacing w:before="0" w:after="120"/>
-              <w:ind w:hanging="0" w:left="0" w:right="0"/>
+            <w:tcW w:w="6883" w:type="dxa"/>
+            <w:tcBorders/>
+            <w:vAlign w:val="center"/>
+          </w:tcPr>
+          <w:p>
+            <w:pPr>
+              <w:pStyle w:val="Style14"/>
+              <w:bidi w:val="0"/>
+              <w:spacing w:before="0" w:after="283"/>
               <w:jc w:val="left"/>
               <w:rPr/>
             </w:pPr>
@@ -5543,19 +5041,15 @@
         <w:trPr/>
         <w:tc>
           <w:tcPr>
-            <w:tcW w:w="4654" w:type="dxa"/>
-            <w:tcBorders>
-              <w:left w:val="single" w:sz="6" w:space="0" w:color="808080"/>
-              <w:bottom w:val="single" w:sz="6" w:space="0" w:color="808080"/>
-              <w:right w:val="single" w:sz="6" w:space="0" w:color="808080"/>
-            </w:tcBorders>
-          </w:tcPr>
-          <w:p>
-            <w:pPr>
-              <w:pStyle w:val="Style14"/>
-              <w:bidi w:val="0"/>
-              <w:spacing w:before="0" w:after="120"/>
-              <w:ind w:hanging="0" w:left="0" w:right="0"/>
+            <w:tcW w:w="3385" w:type="dxa"/>
+            <w:tcBorders/>
+            <w:vAlign w:val="center"/>
+          </w:tcPr>
+          <w:p>
+            <w:pPr>
+              <w:pStyle w:val="Style14"/>
+              <w:bidi w:val="0"/>
+              <w:spacing w:before="0" w:after="283"/>
               <w:jc w:val="left"/>
               <w:rPr/>
             </w:pPr>
@@ -5567,18 +5061,15 @@
         </w:tc>
         <w:tc>
           <w:tcPr>
-            <w:tcW w:w="6684" w:type="dxa"/>
-            <w:tcBorders>
-              <w:left w:val="single" w:sz="2" w:space="0" w:color="808080"/>
-              <w:bottom w:val="single" w:sz="6" w:space="0" w:color="808080"/>
-              <w:right w:val="single" w:sz="6" w:space="0" w:color="808080"/>
-            </w:tcBorders>
-          </w:tcPr>
-          <w:p>
-            <w:pPr>
-              <w:pStyle w:val="Style14"/>
-              <w:bidi w:val="0"/>
-              <w:spacing w:before="0" w:after="120"/>
+            <w:tcW w:w="6883" w:type="dxa"/>
+            <w:tcBorders/>
+            <w:vAlign w:val="center"/>
+          </w:tcPr>
+          <w:p>
+            <w:pPr>
+              <w:pStyle w:val="Style14"/>
+              <w:bidi w:val="0"/>
+              <w:spacing w:before="0" w:after="283"/>
               <w:jc w:val="left"/>
               <w:rPr/>
             </w:pPr>
@@ -5592,9 +5083,773 @@
     </w:tbl>
     <w:p>
       <w:pPr>
+        <w:pStyle w:val="Heading2"/>
+        <w:bidi w:val="0"/>
+        <w:jc w:val="left"/>
+        <w:rPr/>
+      </w:pPr>
+      <w:r>
+        <w:rPr/>
+        <w:t xml:space="preserve">7. </w:t>
+      </w:r>
+      <w:r>
+        <w:rPr/>
+        <w:t>迭代新增功能使用说明</w:t>
+      </w:r>
+    </w:p>
+    <w:p>
+      <w:pPr>
+        <w:pStyle w:val="Heading3"/>
+        <w:bidi w:val="0"/>
+        <w:jc w:val="left"/>
+        <w:rPr/>
+      </w:pPr>
+      <w:r>
+        <w:rPr/>
+        <w:t xml:space="preserve">7.1 </w:t>
+      </w:r>
+      <w:r>
+        <w:rPr/>
+        <w:t>购物端</w:t>
+      </w:r>
+    </w:p>
+    <w:tbl>
+      <w:tblPr>
+        <w:tblW w:w="11339" w:type="dxa"/>
+        <w:jc w:val="left"/>
+        <w:tblInd w:w="28" w:type="dxa"/>
+        <w:tblLayout w:type="fixed"/>
+        <w:tblCellMar>
+          <w:top w:w="28" w:type="dxa"/>
+          <w:left w:w="28" w:type="dxa"/>
+          <w:bottom w:w="28" w:type="dxa"/>
+          <w:right w:w="28" w:type="dxa"/>
+        </w:tblCellMar>
+      </w:tblPr>
+      <w:tblGrid>
+        <w:gridCol w:w="787"/>
+        <w:gridCol w:w="10552"/>
+      </w:tblGrid>
+      <w:tr>
+        <w:trPr/>
+        <w:tc>
+          <w:tcPr>
+            <w:tcW w:w="787" w:type="dxa"/>
+            <w:tcBorders/>
+            <w:vAlign w:val="center"/>
+          </w:tcPr>
+          <w:p>
+            <w:pPr>
+              <w:pStyle w:val="Style19"/>
+              <w:suppressLineNumbers/>
+              <w:shd w:fill="EEF1F4" w:val="clear"/>
+              <w:bidi w:val="0"/>
+              <w:spacing w:before="0" w:after="283"/>
+              <w:jc w:val="left"/>
+              <w:rPr/>
+            </w:pPr>
+            <w:r>
+              <w:rPr/>
+              <w:t>功能</w:t>
+            </w:r>
+          </w:p>
+        </w:tc>
+        <w:tc>
+          <w:tcPr>
+            <w:tcW w:w="10552" w:type="dxa"/>
+            <w:tcBorders/>
+            <w:vAlign w:val="center"/>
+          </w:tcPr>
+          <w:p>
+            <w:pPr>
+              <w:pStyle w:val="Style19"/>
+              <w:suppressLineNumbers/>
+              <w:shd w:fill="EEF1F4" w:val="clear"/>
+              <w:bidi w:val="0"/>
+              <w:spacing w:before="0" w:after="283"/>
+              <w:jc w:val="left"/>
+              <w:rPr/>
+            </w:pPr>
+            <w:r>
+              <w:rPr/>
+              <w:t>入口与操作</w:t>
+            </w:r>
+          </w:p>
+        </w:tc>
+      </w:tr>
+      <w:tr>
+        <w:trPr/>
+        <w:tc>
+          <w:tcPr>
+            <w:tcW w:w="787" w:type="dxa"/>
+            <w:tcBorders/>
+            <w:vAlign w:val="center"/>
+          </w:tcPr>
+          <w:p>
+            <w:pPr>
+              <w:pStyle w:val="Style14"/>
+              <w:bidi w:val="0"/>
+              <w:spacing w:before="0" w:after="283"/>
+              <w:jc w:val="left"/>
+              <w:rPr/>
+            </w:pPr>
+            <w:r>
+              <w:rPr/>
+              <w:t>结算下单</w:t>
+            </w:r>
+          </w:p>
+        </w:tc>
+        <w:tc>
+          <w:tcPr>
+            <w:tcW w:w="10552" w:type="dxa"/>
+            <w:tcBorders/>
+            <w:vAlign w:val="center"/>
+          </w:tcPr>
+          <w:p>
+            <w:pPr>
+              <w:pStyle w:val="Style14"/>
+              <w:bidi w:val="0"/>
+              <w:spacing w:before="0" w:after="283"/>
+              <w:jc w:val="left"/>
+              <w:rPr/>
+            </w:pPr>
+            <w:r>
+              <w:rPr/>
+              <w:t>购物车勾选商品 → 「去结算」→ 弹窗内选收货地址、支付方式（支付宝</w:t>
+            </w:r>
+            <w:r>
+              <w:rPr/>
+              <w:t>/</w:t>
+            </w:r>
+            <w:r>
+              <w:rPr/>
+              <w:t>微信</w:t>
+            </w:r>
+            <w:r>
+              <w:rPr/>
+              <w:t>/</w:t>
+            </w:r>
+            <w:r>
+              <w:rPr/>
+              <w:t>银行卡）→ 「提交订单」→ 跳转收银台 → 「确认支付」。订单状态变为「已支付」才算下单完成</w:t>
+            </w:r>
+          </w:p>
+        </w:tc>
+      </w:tr>
+      <w:tr>
+        <w:trPr/>
+        <w:tc>
+          <w:tcPr>
+            <w:tcW w:w="787" w:type="dxa"/>
+            <w:tcBorders/>
+            <w:vAlign w:val="center"/>
+          </w:tcPr>
+          <w:p>
+            <w:pPr>
+              <w:pStyle w:val="Style14"/>
+              <w:bidi w:val="0"/>
+              <w:spacing w:before="0" w:after="283"/>
+              <w:jc w:val="left"/>
+              <w:rPr/>
+            </w:pPr>
+            <w:r>
+              <w:rPr/>
+              <w:t>支付方式</w:t>
+            </w:r>
+          </w:p>
+        </w:tc>
+        <w:tc>
+          <w:tcPr>
+            <w:tcW w:w="10552" w:type="dxa"/>
+            <w:tcBorders/>
+            <w:vAlign w:val="center"/>
+          </w:tcPr>
+          <w:p>
+            <w:pPr>
+              <w:pStyle w:val="Style14"/>
+              <w:bidi w:val="0"/>
+              <w:spacing w:before="0" w:after="283"/>
+              <w:jc w:val="left"/>
+              <w:rPr/>
+            </w:pPr>
+            <w:r>
+              <w:rPr/>
+              <w:t>下单时选定，收银台可临时更换；列表与详情均展示支付方式与支付时间</w:t>
+            </w:r>
+          </w:p>
+        </w:tc>
+      </w:tr>
+      <w:tr>
+        <w:trPr/>
+        <w:tc>
+          <w:tcPr>
+            <w:tcW w:w="787" w:type="dxa"/>
+            <w:tcBorders/>
+            <w:vAlign w:val="center"/>
+          </w:tcPr>
+          <w:p>
+            <w:pPr>
+              <w:pStyle w:val="Style14"/>
+              <w:bidi w:val="0"/>
+              <w:spacing w:before="0" w:after="283"/>
+              <w:jc w:val="left"/>
+              <w:rPr/>
+            </w:pPr>
+            <w:r>
+              <w:rPr/>
+              <w:t>查看物流</w:t>
+            </w:r>
+          </w:p>
+        </w:tc>
+        <w:tc>
+          <w:tcPr>
+            <w:tcW w:w="10552" w:type="dxa"/>
+            <w:tcBorders/>
+            <w:vAlign w:val="center"/>
+          </w:tcPr>
+          <w:p>
+            <w:pPr>
+              <w:pStyle w:val="Style14"/>
+              <w:bidi w:val="0"/>
+              <w:spacing w:before="0" w:after="283"/>
+              <w:jc w:val="left"/>
+              <w:rPr/>
+            </w:pPr>
+            <w:r>
+              <w:rPr/>
+              <w:t>订单详情展示配送方（顺丰</w:t>
+            </w:r>
+            <w:r>
+              <w:rPr/>
+              <w:t>/</w:t>
+            </w:r>
+            <w:r>
+              <w:rPr/>
+              <w:t>邮政</w:t>
+            </w:r>
+            <w:r>
+              <w:rPr/>
+              <w:t>/</w:t>
+            </w:r>
+            <w:r>
+              <w:rPr/>
+              <w:t>中通等）、物流单号、发货时间</w:t>
+            </w:r>
+          </w:p>
+        </w:tc>
+      </w:tr>
+      <w:tr>
+        <w:trPr/>
+        <w:tc>
+          <w:tcPr>
+            <w:tcW w:w="787" w:type="dxa"/>
+            <w:tcBorders/>
+            <w:vAlign w:val="center"/>
+          </w:tcPr>
+          <w:p>
+            <w:pPr>
+              <w:pStyle w:val="Style14"/>
+              <w:bidi w:val="0"/>
+              <w:spacing w:before="0" w:after="283"/>
+              <w:jc w:val="left"/>
+              <w:rPr/>
+            </w:pPr>
+            <w:r>
+              <w:rPr/>
+              <w:t>确认收货</w:t>
+            </w:r>
+          </w:p>
+        </w:tc>
+        <w:tc>
+          <w:tcPr>
+            <w:tcW w:w="10552" w:type="dxa"/>
+            <w:tcBorders/>
+            <w:vAlign w:val="center"/>
+          </w:tcPr>
+          <w:p>
+            <w:pPr>
+              <w:pStyle w:val="Style14"/>
+              <w:bidi w:val="0"/>
+              <w:spacing w:before="0" w:after="283"/>
+              <w:jc w:val="left"/>
+              <w:rPr/>
+            </w:pPr>
+            <w:r>
+              <w:rPr/>
+              <w:t xml:space="preserve">已发货订单点「确认收货」即完成交易；不确认的话发货满 </w:t>
+            </w:r>
+            <w:r>
+              <w:rPr/>
+              <w:t xml:space="preserve">7 </w:t>
+            </w:r>
+            <w:r>
+              <w:rPr/>
+              <w:t>天系统自动确认</w:t>
+            </w:r>
+          </w:p>
+        </w:tc>
+      </w:tr>
+      <w:tr>
+        <w:trPr/>
+        <w:tc>
+          <w:tcPr>
+            <w:tcW w:w="787" w:type="dxa"/>
+            <w:tcBorders/>
+            <w:vAlign w:val="center"/>
+          </w:tcPr>
+          <w:p>
+            <w:pPr>
+              <w:pStyle w:val="Style14"/>
+              <w:bidi w:val="0"/>
+              <w:spacing w:before="0" w:after="283"/>
+              <w:jc w:val="left"/>
+              <w:rPr/>
+            </w:pPr>
+            <w:r>
+              <w:rPr/>
+              <w:t>消息通知</w:t>
+            </w:r>
+          </w:p>
+        </w:tc>
+        <w:tc>
+          <w:tcPr>
+            <w:tcW w:w="10552" w:type="dxa"/>
+            <w:tcBorders/>
+            <w:vAlign w:val="center"/>
+          </w:tcPr>
+          <w:p>
+            <w:pPr>
+              <w:pStyle w:val="Style14"/>
+              <w:bidi w:val="0"/>
+              <w:spacing w:before="0" w:after="283"/>
+              <w:jc w:val="left"/>
+              <w:rPr/>
+            </w:pPr>
+            <w:r>
+              <w:rPr/>
+              <w:t>顶栏铃铛显示未读数；支付、发货会收到通知，点击跳转订单页；支持全部已读</w:t>
+            </w:r>
+          </w:p>
+        </w:tc>
+      </w:tr>
+      <w:tr>
+        <w:trPr/>
+        <w:tc>
+          <w:tcPr>
+            <w:tcW w:w="787" w:type="dxa"/>
+            <w:tcBorders/>
+            <w:vAlign w:val="center"/>
+          </w:tcPr>
+          <w:p>
+            <w:pPr>
+              <w:pStyle w:val="Style14"/>
+              <w:bidi w:val="0"/>
+              <w:spacing w:before="0" w:after="283"/>
+              <w:jc w:val="left"/>
+              <w:rPr/>
+            </w:pPr>
+            <w:r>
+              <w:rPr/>
+              <w:t>订单追溯</w:t>
+            </w:r>
+          </w:p>
+        </w:tc>
+        <w:tc>
+          <w:tcPr>
+            <w:tcW w:w="10552" w:type="dxa"/>
+            <w:tcBorders/>
+            <w:vAlign w:val="center"/>
+          </w:tcPr>
+          <w:p>
+            <w:pPr>
+              <w:pStyle w:val="Style14"/>
+              <w:bidi w:val="0"/>
+              <w:spacing w:before="0" w:after="283"/>
+              <w:jc w:val="left"/>
+              <w:rPr/>
+            </w:pPr>
+            <w:r>
+              <w:rPr/>
+              <w:t>订单详情底部的时间轴记录每次状态变更（谁、何时、从什么状态改成什么）</w:t>
+            </w:r>
+          </w:p>
+        </w:tc>
+      </w:tr>
+    </w:tbl>
+    <w:p>
+      <w:pPr>
+        <w:pStyle w:val="Heading3"/>
+        <w:bidi w:val="0"/>
+        <w:jc w:val="left"/>
+        <w:rPr/>
+      </w:pPr>
+      <w:r>
+        <w:rPr/>
+        <w:t xml:space="preserve">7.2 </w:t>
+      </w:r>
+      <w:r>
+        <w:rPr/>
+        <w:t>管理端</w:t>
+      </w:r>
+    </w:p>
+    <w:tbl>
+      <w:tblPr>
+        <w:tblW w:w="11339" w:type="dxa"/>
+        <w:jc w:val="left"/>
+        <w:tblInd w:w="28" w:type="dxa"/>
+        <w:tblLayout w:type="fixed"/>
+        <w:tblCellMar>
+          <w:top w:w="28" w:type="dxa"/>
+          <w:left w:w="28" w:type="dxa"/>
+          <w:bottom w:w="28" w:type="dxa"/>
+          <w:right w:w="28" w:type="dxa"/>
+        </w:tblCellMar>
+      </w:tblPr>
+      <w:tblGrid>
+        <w:gridCol w:w="1143"/>
+        <w:gridCol w:w="10196"/>
+      </w:tblGrid>
+      <w:tr>
+        <w:trPr/>
+        <w:tc>
+          <w:tcPr>
+            <w:tcW w:w="1143" w:type="dxa"/>
+            <w:tcBorders/>
+            <w:vAlign w:val="center"/>
+          </w:tcPr>
+          <w:p>
+            <w:pPr>
+              <w:pStyle w:val="Style19"/>
+              <w:suppressLineNumbers/>
+              <w:shd w:fill="EEF1F4" w:val="clear"/>
+              <w:bidi w:val="0"/>
+              <w:spacing w:before="0" w:after="283"/>
+              <w:jc w:val="left"/>
+              <w:rPr/>
+            </w:pPr>
+            <w:r>
+              <w:rPr/>
+              <w:t>功能</w:t>
+            </w:r>
+          </w:p>
+        </w:tc>
+        <w:tc>
+          <w:tcPr>
+            <w:tcW w:w="10196" w:type="dxa"/>
+            <w:tcBorders/>
+            <w:vAlign w:val="center"/>
+          </w:tcPr>
+          <w:p>
+            <w:pPr>
+              <w:pStyle w:val="Style19"/>
+              <w:suppressLineNumbers/>
+              <w:shd w:fill="EEF1F4" w:val="clear"/>
+              <w:bidi w:val="0"/>
+              <w:spacing w:before="0" w:after="283"/>
+              <w:jc w:val="left"/>
+              <w:rPr/>
+            </w:pPr>
+            <w:r>
+              <w:rPr/>
+              <w:t>入口与操作</w:t>
+            </w:r>
+          </w:p>
+        </w:tc>
+      </w:tr>
+      <w:tr>
+        <w:trPr/>
+        <w:tc>
+          <w:tcPr>
+            <w:tcW w:w="1143" w:type="dxa"/>
+            <w:tcBorders/>
+            <w:vAlign w:val="center"/>
+          </w:tcPr>
+          <w:p>
+            <w:pPr>
+              <w:pStyle w:val="Style14"/>
+              <w:bidi w:val="0"/>
+              <w:spacing w:before="0" w:after="283"/>
+              <w:jc w:val="left"/>
+              <w:rPr/>
+            </w:pPr>
+            <w:r>
+              <w:rPr/>
+              <w:t>发货</w:t>
+            </w:r>
+          </w:p>
+        </w:tc>
+        <w:tc>
+          <w:tcPr>
+            <w:tcW w:w="10196" w:type="dxa"/>
+            <w:tcBorders/>
+            <w:vAlign w:val="center"/>
+          </w:tcPr>
+          <w:p>
+            <w:pPr>
+              <w:pStyle w:val="Style14"/>
+              <w:bidi w:val="0"/>
+              <w:spacing w:before="0" w:after="283"/>
+              <w:jc w:val="left"/>
+              <w:rPr/>
+            </w:pPr>
+            <w:r>
+              <w:rPr/>
+              <w:t>订单管理 → 「发货」→ 选择配送方 → 单号自动生成（可改写、可重新生成）→ 确认发货</w:t>
+            </w:r>
+          </w:p>
+        </w:tc>
+      </w:tr>
+      <w:tr>
+        <w:trPr/>
+        <w:tc>
+          <w:tcPr>
+            <w:tcW w:w="1143" w:type="dxa"/>
+            <w:tcBorders/>
+            <w:vAlign w:val="center"/>
+          </w:tcPr>
+          <w:p>
+            <w:pPr>
+              <w:pStyle w:val="Style14"/>
+              <w:bidi w:val="0"/>
+              <w:spacing w:before="0" w:after="283"/>
+              <w:jc w:val="left"/>
+              <w:rPr/>
+            </w:pPr>
+            <w:r>
+              <w:rPr/>
+              <w:t>确认收货</w:t>
+            </w:r>
+          </w:p>
+        </w:tc>
+        <w:tc>
+          <w:tcPr>
+            <w:tcW w:w="10196" w:type="dxa"/>
+            <w:tcBorders/>
+            <w:vAlign w:val="center"/>
+          </w:tcPr>
+          <w:p>
+            <w:pPr>
+              <w:pStyle w:val="Style14"/>
+              <w:bidi w:val="0"/>
+              <w:spacing w:before="0" w:after="283"/>
+              <w:jc w:val="left"/>
+              <w:rPr/>
+            </w:pPr>
+            <w:r>
+              <w:rPr/>
+              <w:t xml:space="preserve">已发货订单在发货满 </w:t>
+            </w:r>
+            <w:r>
+              <w:rPr/>
+              <w:t xml:space="preserve">7 </w:t>
+            </w:r>
+            <w:r>
+              <w:rPr/>
+              <w:t>天后出现「确认收货」按钮；未到期显示灰色并提示剩余天数</w:t>
+            </w:r>
+          </w:p>
+        </w:tc>
+      </w:tr>
+      <w:tr>
+        <w:trPr/>
+        <w:tc>
+          <w:tcPr>
+            <w:tcW w:w="1143" w:type="dxa"/>
+            <w:tcBorders/>
+            <w:vAlign w:val="center"/>
+          </w:tcPr>
+          <w:p>
+            <w:pPr>
+              <w:pStyle w:val="Style14"/>
+              <w:bidi w:val="0"/>
+              <w:spacing w:before="0" w:after="283"/>
+              <w:jc w:val="left"/>
+              <w:rPr/>
+            </w:pPr>
+            <w:r>
+              <w:rPr/>
+              <w:t>订单操作</w:t>
+            </w:r>
+          </w:p>
+        </w:tc>
+        <w:tc>
+          <w:tcPr>
+            <w:tcW w:w="10196" w:type="dxa"/>
+            <w:tcBorders/>
+            <w:vAlign w:val="center"/>
+          </w:tcPr>
+          <w:p>
+            <w:pPr>
+              <w:pStyle w:val="Style14"/>
+              <w:bidi w:val="0"/>
+              <w:spacing w:before="0" w:after="283"/>
+              <w:jc w:val="left"/>
+              <w:rPr/>
+            </w:pPr>
+            <w:r>
+              <w:rPr/>
+              <w:t>按状态只显示合法操作：待支付</w:t>
+            </w:r>
+            <w:r>
+              <w:rPr/>
+              <w:t>-</w:t>
+            </w:r>
+            <w:r>
+              <w:rPr/>
+              <w:t>取消；已支付</w:t>
+            </w:r>
+            <w:r>
+              <w:rPr/>
+              <w:t>-</w:t>
+            </w:r>
+            <w:r>
+              <w:rPr/>
+              <w:t>发货</w:t>
+            </w:r>
+            <w:r>
+              <w:rPr/>
+              <w:t>/</w:t>
+            </w:r>
+            <w:r>
+              <w:rPr/>
+              <w:t>取消；已发货</w:t>
+            </w:r>
+            <w:r>
+              <w:rPr/>
+              <w:t>-</w:t>
+            </w:r>
+            <w:r>
+              <w:rPr/>
+              <w:t xml:space="preserve">确认收货（满 </w:t>
+            </w:r>
+            <w:r>
+              <w:rPr/>
+              <w:t xml:space="preserve">7 </w:t>
+            </w:r>
+            <w:r>
+              <w:rPr/>
+              <w:t>天）；已完成</w:t>
+            </w:r>
+            <w:r>
+              <w:rPr/>
+              <w:t>/</w:t>
+            </w:r>
+            <w:r>
+              <w:rPr/>
+              <w:t>已取消</w:t>
+            </w:r>
+            <w:r>
+              <w:rPr/>
+              <w:t>-</w:t>
+            </w:r>
+            <w:r>
+              <w:rPr/>
+              <w:t>无操作</w:t>
+            </w:r>
+          </w:p>
+        </w:tc>
+      </w:tr>
+      <w:tr>
+        <w:trPr/>
+        <w:tc>
+          <w:tcPr>
+            <w:tcW w:w="1143" w:type="dxa"/>
+            <w:tcBorders/>
+            <w:vAlign w:val="center"/>
+          </w:tcPr>
+          <w:p>
+            <w:pPr>
+              <w:pStyle w:val="Style14"/>
+              <w:bidi w:val="0"/>
+              <w:spacing w:before="0" w:after="283"/>
+              <w:jc w:val="left"/>
+              <w:rPr/>
+            </w:pPr>
+            <w:r>
+              <w:rPr/>
+              <w:t>刷新推荐模型</w:t>
+            </w:r>
+          </w:p>
+        </w:tc>
+        <w:tc>
+          <w:tcPr>
+            <w:tcW w:w="10196" w:type="dxa"/>
+            <w:tcBorders/>
+            <w:vAlign w:val="center"/>
+          </w:tcPr>
+          <w:p>
+            <w:pPr>
+              <w:pStyle w:val="Style14"/>
+              <w:bidi w:val="0"/>
+              <w:spacing w:before="0" w:after="283"/>
+              <w:jc w:val="left"/>
+              <w:rPr/>
+            </w:pPr>
+            <w:r>
+              <w:rPr/>
+              <w:t xml:space="preserve">概览页「推荐效果离线评测」卡片支持手动运行；批量导入行为数据后可调用 </w:t>
+            </w:r>
+            <w:r>
+              <w:rPr/>
+              <w:t xml:space="preserve">`POST /api/admin/recommend/refresh` </w:t>
+            </w:r>
+            <w:r>
+              <w:rPr/>
+              <w:t>让推荐立即反映新数据</w:t>
+            </w:r>
+          </w:p>
+        </w:tc>
+      </w:tr>
+      <w:tr>
+        <w:trPr/>
+        <w:tc>
+          <w:tcPr>
+            <w:tcW w:w="1143" w:type="dxa"/>
+            <w:tcBorders/>
+            <w:vAlign w:val="center"/>
+          </w:tcPr>
+          <w:p>
+            <w:pPr>
+              <w:pStyle w:val="Style14"/>
+              <w:bidi w:val="0"/>
+              <w:spacing w:before="0" w:after="283"/>
+              <w:jc w:val="left"/>
+              <w:rPr/>
+            </w:pPr>
+            <w:r>
+              <w:rPr/>
+              <w:t>类目管理</w:t>
+            </w:r>
+          </w:p>
+        </w:tc>
+        <w:tc>
+          <w:tcPr>
+            <w:tcW w:w="10196" w:type="dxa"/>
+            <w:tcBorders/>
+            <w:vAlign w:val="center"/>
+          </w:tcPr>
+          <w:p>
+            <w:pPr>
+              <w:pStyle w:val="Style14"/>
+              <w:bidi w:val="0"/>
+              <w:spacing w:before="0" w:after="283"/>
+              <w:jc w:val="left"/>
+              <w:rPr/>
+            </w:pPr>
+            <w:r>
+              <w:rPr/>
+              <w:t>支持三级类目：表格按层级展示、三级后不可再加；新增时下拉自动缩进并提示将创建的层级</w:t>
+            </w:r>
+          </w:p>
+        </w:tc>
+      </w:tr>
+    </w:tbl>
+    <w:p>
+      <w:pPr>
         <w:pStyle w:val="BodyText"/>
         <w:bidi w:val="0"/>
-        <w:spacing w:before="0" w:after="120"/>
+        <w:spacing w:before="0" w:after="283"/>
+        <w:jc w:val="left"/>
         <w:rPr/>
       </w:pPr>
       <w:r>
@@ -5604,11 +5859,11 @@
     <w:sectPr>
       <w:type w:val="nextPage"/>
       <w:pgSz w:w="11906" w:h="16838"/>
-      <w:pgMar w:left="1077" w:right="1077" w:gutter="0" w:header="0" w:top="1247" w:footer="0" w:bottom="1247"/>
+      <w:pgMar w:left="1134" w:right="567" w:gutter="0" w:header="0" w:top="567" w:footer="0" w:bottom="567"/>
       <w:pgNumType w:fmt="decimal"/>
       <w:formProt w:val="false"/>
       <w:textDirection w:val="lrTb"/>
-      <w:docGrid w:type="default" w:linePitch="600" w:charSpace="38911"/>
+      <w:docGrid w:type="default" w:linePitch="600" w:charSpace="36864"/>
     </w:sectPr>
   </w:body>
 </w:document>
@@ -6025,234 +6280,234 @@
     </w:lvl>
     <w:lvl w:ilvl="1">
       <w:start w:val="1"/>
+      <w:numFmt w:val="decimal"/>
+      <w:lvlText w:val="%2."/>
+      <w:lvlJc w:val="left"/>
+      <w:pPr>
+        <w:tabs>
+          <w:tab w:val="num" w:pos="1418"/>
+        </w:tabs>
+        <w:ind w:left="1418" w:hanging="283"/>
+      </w:pPr>
+      <w:rPr/>
+    </w:lvl>
+    <w:lvl w:ilvl="2">
+      <w:start w:val="1"/>
+      <w:numFmt w:val="decimal"/>
+      <w:lvlText w:val="%3."/>
+      <w:lvlJc w:val="left"/>
+      <w:pPr>
+        <w:tabs>
+          <w:tab w:val="num" w:pos="2127"/>
+        </w:tabs>
+        <w:ind w:left="2127" w:hanging="283"/>
+      </w:pPr>
+      <w:rPr/>
+    </w:lvl>
+    <w:lvl w:ilvl="3">
+      <w:start w:val="1"/>
+      <w:numFmt w:val="decimal"/>
+      <w:lvlText w:val="%4."/>
+      <w:lvlJc w:val="left"/>
+      <w:pPr>
+        <w:tabs>
+          <w:tab w:val="num" w:pos="2836"/>
+        </w:tabs>
+        <w:ind w:left="2836" w:hanging="283"/>
+      </w:pPr>
+      <w:rPr/>
+    </w:lvl>
+    <w:lvl w:ilvl="4">
+      <w:start w:val="1"/>
+      <w:numFmt w:val="decimal"/>
+      <w:lvlText w:val="%5."/>
+      <w:lvlJc w:val="left"/>
+      <w:pPr>
+        <w:tabs>
+          <w:tab w:val="num" w:pos="3545"/>
+        </w:tabs>
+        <w:ind w:left="3545" w:hanging="283"/>
+      </w:pPr>
+      <w:rPr/>
+    </w:lvl>
+    <w:lvl w:ilvl="5">
+      <w:start w:val="1"/>
+      <w:numFmt w:val="decimal"/>
+      <w:lvlText w:val="%6."/>
+      <w:lvlJc w:val="left"/>
+      <w:pPr>
+        <w:tabs>
+          <w:tab w:val="num" w:pos="4254"/>
+        </w:tabs>
+        <w:ind w:left="4254" w:hanging="283"/>
+      </w:pPr>
+      <w:rPr/>
+    </w:lvl>
+    <w:lvl w:ilvl="6">
+      <w:start w:val="1"/>
+      <w:numFmt w:val="decimal"/>
+      <w:lvlText w:val="%7."/>
+      <w:lvlJc w:val="left"/>
+      <w:pPr>
+        <w:tabs>
+          <w:tab w:val="num" w:pos="4963"/>
+        </w:tabs>
+        <w:ind w:left="4963" w:hanging="283"/>
+      </w:pPr>
+      <w:rPr/>
+    </w:lvl>
+    <w:lvl w:ilvl="7">
+      <w:start w:val="1"/>
+      <w:numFmt w:val="decimal"/>
+      <w:lvlText w:val="%8."/>
+      <w:lvlJc w:val="left"/>
+      <w:pPr>
+        <w:tabs>
+          <w:tab w:val="num" w:pos="5672"/>
+        </w:tabs>
+        <w:ind w:left="5672" w:hanging="283"/>
+      </w:pPr>
+      <w:rPr/>
+    </w:lvl>
+    <w:lvl w:ilvl="8">
+      <w:start w:val="1"/>
+      <w:numFmt w:val="decimal"/>
+      <w:lvlText w:val="%9."/>
+      <w:lvlJc w:val="left"/>
+      <w:pPr>
+        <w:tabs>
+          <w:tab w:val="num" w:pos="6381"/>
+        </w:tabs>
+        <w:ind w:left="6381" w:hanging="283"/>
+      </w:pPr>
+      <w:rPr/>
+    </w:lvl>
+  </w:abstractNum>
+  <w:abstractNum w:abstractNumId="5">
+    <w:lvl w:ilvl="0">
+      <w:start w:val="1"/>
       <w:numFmt w:val="bullet"/>
       <w:lvlText w:val=""/>
       <w:lvlJc w:val="left"/>
       <w:pPr>
         <w:tabs>
-          <w:tab w:val="num" w:pos="1418"/>
-        </w:tabs>
-        <w:ind w:left="1418" w:hanging="283"/>
+          <w:tab w:val="num" w:pos="709"/>
+        </w:tabs>
+        <w:ind w:left="709" w:hanging="283"/>
       </w:pPr>
       <w:rPr>
         <w:rFonts w:ascii="Symbol" w:hAnsi="Symbol" w:cs="Symbol" w:hint="default"/>
       </w:rPr>
     </w:lvl>
-    <w:lvl w:ilvl="2">
+    <w:lvl w:ilvl="1">
       <w:start w:val="1"/>
       <w:numFmt w:val="bullet"/>
       <w:lvlText w:val=""/>
       <w:lvlJc w:val="left"/>
       <w:pPr>
         <w:tabs>
-          <w:tab w:val="num" w:pos="2127"/>
-        </w:tabs>
-        <w:ind w:left="2127" w:hanging="283"/>
+          <w:tab w:val="num" w:pos="1418"/>
+        </w:tabs>
+        <w:ind w:left="1418" w:hanging="283"/>
       </w:pPr>
       <w:rPr>
         <w:rFonts w:ascii="Symbol" w:hAnsi="Symbol" w:cs="Symbol" w:hint="default"/>
       </w:rPr>
     </w:lvl>
-    <w:lvl w:ilvl="3">
+    <w:lvl w:ilvl="2">
       <w:start w:val="1"/>
       <w:numFmt w:val="bullet"/>
       <w:lvlText w:val=""/>
       <w:lvlJc w:val="left"/>
       <w:pPr>
         <w:tabs>
-          <w:tab w:val="num" w:pos="2836"/>
-        </w:tabs>
-        <w:ind w:left="2836" w:hanging="283"/>
+          <w:tab w:val="num" w:pos="2127"/>
+        </w:tabs>
+        <w:ind w:left="2127" w:hanging="283"/>
       </w:pPr>
       <w:rPr>
         <w:rFonts w:ascii="Symbol" w:hAnsi="Symbol" w:cs="Symbol" w:hint="default"/>
       </w:rPr>
     </w:lvl>
-    <w:lvl w:ilvl="4">
+    <w:lvl w:ilvl="3">
       <w:start w:val="1"/>
       <w:numFmt w:val="bullet"/>
       <w:lvlText w:val=""/>
       <w:lvlJc w:val="left"/>
       <w:pPr>
         <w:tabs>
-          <w:tab w:val="num" w:pos="3545"/>
-        </w:tabs>
-        <w:ind w:left="3545" w:hanging="283"/>
+          <w:tab w:val="num" w:pos="2836"/>
+        </w:tabs>
+        <w:ind w:left="2836" w:hanging="283"/>
       </w:pPr>
       <w:rPr>
         <w:rFonts w:ascii="Symbol" w:hAnsi="Symbol" w:cs="Symbol" w:hint="default"/>
       </w:rPr>
     </w:lvl>
-    <w:lvl w:ilvl="5">
+    <w:lvl w:ilvl="4">
       <w:start w:val="1"/>
       <w:numFmt w:val="bullet"/>
       <w:lvlText w:val=""/>
       <w:lvlJc w:val="left"/>
       <w:pPr>
         <w:tabs>
-          <w:tab w:val="num" w:pos="4254"/>
-        </w:tabs>
-        <w:ind w:left="4254" w:hanging="283"/>
+          <w:tab w:val="num" w:pos="3545"/>
+        </w:tabs>
+        <w:ind w:left="3545" w:hanging="283"/>
       </w:pPr>
       <w:rPr>
         <w:rFonts w:ascii="Symbol" w:hAnsi="Symbol" w:cs="Symbol" w:hint="default"/>
       </w:rPr>
     </w:lvl>
-    <w:lvl w:ilvl="6">
+    <w:lvl w:ilvl="5">
       <w:start w:val="1"/>
       <w:numFmt w:val="bullet"/>
       <w:lvlText w:val=""/>
       <w:lvlJc w:val="left"/>
       <w:pPr>
         <w:tabs>
-          <w:tab w:val="num" w:pos="4963"/>
-        </w:tabs>
-        <w:ind w:left="4963" w:hanging="283"/>
+          <w:tab w:val="num" w:pos="4254"/>
+        </w:tabs>
+        <w:ind w:left="4254" w:hanging="283"/>
       </w:pPr>
       <w:rPr>
         <w:rFonts w:ascii="Symbol" w:hAnsi="Symbol" w:cs="Symbol" w:hint="default"/>
       </w:rPr>
     </w:lvl>
-    <w:lvl w:ilvl="7">
+    <w:lvl w:ilvl="6">
       <w:start w:val="1"/>
       <w:numFmt w:val="bullet"/>
       <w:lvlText w:val=""/>
       <w:lvlJc w:val="left"/>
       <w:pPr>
         <w:tabs>
-          <w:tab w:val="num" w:pos="5672"/>
-        </w:tabs>
-        <w:ind w:left="5672" w:hanging="283"/>
+          <w:tab w:val="num" w:pos="4963"/>
+        </w:tabs>
+        <w:ind w:left="4963" w:hanging="283"/>
       </w:pPr>
       <w:rPr>
         <w:rFonts w:ascii="Symbol" w:hAnsi="Symbol" w:cs="Symbol" w:hint="default"/>
       </w:rPr>
     </w:lvl>
-    <w:lvl w:ilvl="8">
+    <w:lvl w:ilvl="7">
       <w:start w:val="1"/>
       <w:numFmt w:val="bullet"/>
       <w:lvlText w:val=""/>
       <w:lvlJc w:val="left"/>
       <w:pPr>
         <w:tabs>
-          <w:tab w:val="num" w:pos="6381"/>
-        </w:tabs>
-        <w:ind w:left="6381" w:hanging="283"/>
+          <w:tab w:val="num" w:pos="5672"/>
+        </w:tabs>
+        <w:ind w:left="5672" w:hanging="283"/>
       </w:pPr>
       <w:rPr>
         <w:rFonts w:ascii="Symbol" w:hAnsi="Symbol" w:cs="Symbol" w:hint="default"/>
       </w:rPr>
     </w:lvl>
-  </w:abstractNum>
-  <w:abstractNum w:abstractNumId="5">
-    <w:lvl w:ilvl="0">
-      <w:start w:val="1"/>
-      <w:numFmt w:val="decimal"/>
-      <w:lvlText w:val="%1."/>
-      <w:lvlJc w:val="left"/>
-      <w:pPr>
-        <w:tabs>
-          <w:tab w:val="num" w:pos="709"/>
-        </w:tabs>
-        <w:ind w:left="709" w:hanging="283"/>
-      </w:pPr>
-      <w:rPr/>
-    </w:lvl>
-    <w:lvl w:ilvl="1">
-      <w:start w:val="1"/>
-      <w:numFmt w:val="decimal"/>
-      <w:lvlText w:val="%2."/>
-      <w:lvlJc w:val="left"/>
-      <w:pPr>
-        <w:tabs>
-          <w:tab w:val="num" w:pos="1418"/>
-        </w:tabs>
-        <w:ind w:left="1418" w:hanging="283"/>
-      </w:pPr>
-      <w:rPr/>
-    </w:lvl>
-    <w:lvl w:ilvl="2">
-      <w:start w:val="1"/>
-      <w:numFmt w:val="decimal"/>
-      <w:lvlText w:val="%3."/>
-      <w:lvlJc w:val="left"/>
-      <w:pPr>
-        <w:tabs>
-          <w:tab w:val="num" w:pos="2127"/>
-        </w:tabs>
-        <w:ind w:left="2127" w:hanging="283"/>
-      </w:pPr>
-      <w:rPr/>
-    </w:lvl>
-    <w:lvl w:ilvl="3">
-      <w:start w:val="1"/>
-      <w:numFmt w:val="decimal"/>
-      <w:lvlText w:val="%4."/>
-      <w:lvlJc w:val="left"/>
-      <w:pPr>
-        <w:tabs>
-          <w:tab w:val="num" w:pos="2836"/>
-        </w:tabs>
-        <w:ind w:left="2836" w:hanging="283"/>
-      </w:pPr>
-      <w:rPr/>
-    </w:lvl>
-    <w:lvl w:ilvl="4">
-      <w:start w:val="1"/>
-      <w:numFmt w:val="decimal"/>
-      <w:lvlText w:val="%5."/>
-      <w:lvlJc w:val="left"/>
-      <w:pPr>
-        <w:tabs>
-          <w:tab w:val="num" w:pos="3545"/>
-        </w:tabs>
-        <w:ind w:left="3545" w:hanging="283"/>
-      </w:pPr>
-      <w:rPr/>
-    </w:lvl>
-    <w:lvl w:ilvl="5">
-      <w:start w:val="1"/>
-      <w:numFmt w:val="decimal"/>
-      <w:lvlText w:val="%6."/>
-      <w:lvlJc w:val="left"/>
-      <w:pPr>
-        <w:tabs>
-          <w:tab w:val="num" w:pos="4254"/>
-        </w:tabs>
-        <w:ind w:left="4254" w:hanging="283"/>
-      </w:pPr>
-      <w:rPr/>
-    </w:lvl>
-    <w:lvl w:ilvl="6">
-      <w:start w:val="1"/>
-      <w:numFmt w:val="decimal"/>
-      <w:lvlText w:val="%7."/>
-      <w:lvlJc w:val="left"/>
-      <w:pPr>
-        <w:tabs>
-          <w:tab w:val="num" w:pos="4963"/>
-        </w:tabs>
-        <w:ind w:left="4963" w:hanging="283"/>
-      </w:pPr>
-      <w:rPr/>
-    </w:lvl>
-    <w:lvl w:ilvl="7">
-      <w:start w:val="1"/>
-      <w:numFmt w:val="decimal"/>
-      <w:lvlText w:val="%8."/>
-      <w:lvlJc w:val="left"/>
-      <w:pPr>
-        <w:tabs>
-          <w:tab w:val="num" w:pos="5672"/>
-        </w:tabs>
-        <w:ind w:left="5672" w:hanging="283"/>
-      </w:pPr>
-      <w:rPr/>
-    </w:lvl>
     <w:lvl w:ilvl="8">
       <w:start w:val="1"/>
-      <w:numFmt w:val="decimal"/>
-      <w:lvlText w:val="%9."/>
+      <w:numFmt w:val="bullet"/>
+      <w:lvlText w:val=""/>
       <w:lvlJc w:val="left"/>
       <w:pPr>
         <w:tabs>
@@ -6260,12 +6515,133 @@
         </w:tabs>
         <w:ind w:left="6381" w:hanging="283"/>
       </w:pPr>
-      <w:rPr/>
+      <w:rPr>
+        <w:rFonts w:ascii="Symbol" w:hAnsi="Symbol" w:cs="Symbol" w:hint="default"/>
+      </w:rPr>
     </w:lvl>
   </w:abstractNum>
   <w:abstractNum w:abstractNumId="6">
     <w:lvl w:ilvl="0">
       <w:start w:val="1"/>
+      <w:numFmt w:val="decimal"/>
+      <w:lvlText w:val="%1."/>
+      <w:lvlJc w:val="left"/>
+      <w:pPr>
+        <w:tabs>
+          <w:tab w:val="num" w:pos="709"/>
+        </w:tabs>
+        <w:ind w:left="709" w:hanging="283"/>
+      </w:pPr>
+      <w:rPr/>
+    </w:lvl>
+    <w:lvl w:ilvl="1">
+      <w:start w:val="1"/>
+      <w:numFmt w:val="decimal"/>
+      <w:lvlText w:val="%2."/>
+      <w:lvlJc w:val="left"/>
+      <w:pPr>
+        <w:tabs>
+          <w:tab w:val="num" w:pos="1418"/>
+        </w:tabs>
+        <w:ind w:left="1418" w:hanging="283"/>
+      </w:pPr>
+      <w:rPr/>
+    </w:lvl>
+    <w:lvl w:ilvl="2">
+      <w:start w:val="1"/>
+      <w:numFmt w:val="decimal"/>
+      <w:lvlText w:val="%3."/>
+      <w:lvlJc w:val="left"/>
+      <w:pPr>
+        <w:tabs>
+          <w:tab w:val="num" w:pos="2127"/>
+        </w:tabs>
+        <w:ind w:left="2127" w:hanging="283"/>
+      </w:pPr>
+      <w:rPr/>
+    </w:lvl>
+    <w:lvl w:ilvl="3">
+      <w:start w:val="1"/>
+      <w:numFmt w:val="decimal"/>
+      <w:lvlText w:val="%4."/>
+      <w:lvlJc w:val="left"/>
+      <w:pPr>
+        <w:tabs>
+          <w:tab w:val="num" w:pos="2836"/>
+        </w:tabs>
+        <w:ind w:left="2836" w:hanging="283"/>
+      </w:pPr>
+      <w:rPr/>
+    </w:lvl>
+    <w:lvl w:ilvl="4">
+      <w:start w:val="1"/>
+      <w:numFmt w:val="decimal"/>
+      <w:lvlText w:val="%5."/>
+      <w:lvlJc w:val="left"/>
+      <w:pPr>
+        <w:tabs>
+          <w:tab w:val="num" w:pos="3545"/>
+        </w:tabs>
+        <w:ind w:left="3545" w:hanging="283"/>
+      </w:pPr>
+      <w:rPr/>
+    </w:lvl>
+    <w:lvl w:ilvl="5">
+      <w:start w:val="1"/>
+      <w:numFmt w:val="decimal"/>
+      <w:lvlText w:val="%6."/>
+      <w:lvlJc w:val="left"/>
+      <w:pPr>
+        <w:tabs>
+          <w:tab w:val="num" w:pos="4254"/>
+        </w:tabs>
+        <w:ind w:left="4254" w:hanging="283"/>
+      </w:pPr>
+      <w:rPr/>
+    </w:lvl>
+    <w:lvl w:ilvl="6">
+      <w:start w:val="1"/>
+      <w:numFmt w:val="decimal"/>
+      <w:lvlText w:val="%7."/>
+      <w:lvlJc w:val="left"/>
+      <w:pPr>
+        <w:tabs>
+          <w:tab w:val="num" w:pos="4963"/>
+        </w:tabs>
+        <w:ind w:left="4963" w:hanging="283"/>
+      </w:pPr>
+      <w:rPr/>
+    </w:lvl>
+    <w:lvl w:ilvl="7">
+      <w:start w:val="1"/>
+      <w:numFmt w:val="decimal"/>
+      <w:lvlText w:val="%8."/>
+      <w:lvlJc w:val="left"/>
+      <w:pPr>
+        <w:tabs>
+          <w:tab w:val="num" w:pos="5672"/>
+        </w:tabs>
+        <w:ind w:left="5672" w:hanging="283"/>
+      </w:pPr>
+      <w:rPr/>
+    </w:lvl>
+    <w:lvl w:ilvl="8">
+      <w:start w:val="1"/>
+      <w:numFmt w:val="decimal"/>
+      <w:lvlText w:val="%9."/>
+      <w:lvlJc w:val="left"/>
+      <w:pPr>
+        <w:tabs>
+          <w:tab w:val="num" w:pos="6381"/>
+        </w:tabs>
+        <w:ind w:left="6381" w:hanging="283"/>
+      </w:pPr>
+      <w:rPr/>
+    </w:lvl>
+  </w:abstractNum>
+  <w:abstractNum w:abstractNumId="7">
+    <w:lvl w:ilvl="0">
+      <w:start w:val="1"/>
       <w:numFmt w:val="bullet"/>
       <w:lvlText w:val=""/>
       <w:lvlJc w:val="left"/>
@@ -6400,7 +6776,7 @@
       </w:rPr>
     </w:lvl>
   </w:abstractNum>
-  <w:abstractNum w:abstractNumId="7">
+  <w:abstractNum w:abstractNumId="8">
     <w:lvl w:ilvl="0">
       <w:start w:val="1"/>
       <w:numFmt w:val="bullet"/>
@@ -6537,7 +6913,7 @@
       </w:rPr>
     </w:lvl>
   </w:abstractNum>
-  <w:abstractNum w:abstractNumId="8">
+  <w:abstractNum w:abstractNumId="9">
     <w:lvl w:ilvl="0">
       <w:start w:val="1"/>
       <w:numFmt w:val="bullet"/>
@@ -6674,7 +7050,7 @@
       </w:rPr>
     </w:lvl>
   </w:abstractNum>
-  <w:abstractNum w:abstractNumId="9">
+  <w:abstractNum w:abstractNumId="10">
     <w:lvl w:ilvl="0">
       <w:start w:val="1"/>
       <w:numFmt w:val="bullet"/>
@@ -6811,7 +7187,7 @@
       </w:rPr>
     </w:lvl>
   </w:abstractNum>
-  <w:abstractNum w:abstractNumId="10">
+  <w:abstractNum w:abstractNumId="11">
     <w:lvl w:ilvl="0">
       <w:start w:val="1"/>
       <w:numFmt w:val="none"/>
@@ -6965,6 +7341,9 @@
   <w:num w:numId="10">
     <w:abstractNumId w:val="10"/>
   </w:num>
+  <w:num w:numId="11">
+    <w:abstractNumId w:val="11"/>
+  </w:num>
 </w:numbering>
 </file>
 
@@ -6991,13 +7370,13 @@
     <w:pPr>
       <w:widowControl w:val="false"/>
       <w:bidi w:val="0"/>
-      <w:spacing w:lineRule="auto" w:line="372"/>
+      <w:spacing w:lineRule="auto" w:line="384"/>
     </w:pPr>
     <w:rPr>
-      <w:rFonts w:ascii="Microsoft YaHei;SimSun" w:hAnsi="Microsoft YaHei;SimSun" w:eastAsia="Microsoft YaHei;SimSun" w:cs="Microsoft YaHei;SimSun"/>
-      <w:color w:val="000000"/>
-      <w:sz w:val="21"/>
-      <w:szCs w:val="21"/>
+      <w:rFonts w:ascii="Microsoft YaHei;SimSun;sans-serif" w:hAnsi="Microsoft YaHei;SimSun;sans-serif" w:eastAsia="Microsoft YaHei;SimSun;sans-serif" w:cs="Microsoft YaHei;SimSun;sans-serif"/>
+      <w:color w:val="24292F"/>
+      <w:sz w:val="22"/>
+      <w:szCs w:val="22"/>
       <w:lang w:val="en-US" w:eastAsia="zh-CN" w:bidi="hi-IN"/>
     </w:rPr>
   </w:style>
@@ -7007,15 +7386,15 @@
     <w:next w:val="BodyText"/>
     <w:qFormat/>
     <w:pPr>
-      <w:spacing w:before="120" w:after="240"/>
-      <w:ind w:left="120" w:right="120"/>
+      <w:pBdr>
+        <w:bottom w:val="single" w:sz="12" w:space="6" w:color="D0D7DE"/>
+      </w:pBdr>
     </w:pPr>
     <w:rPr>
       <w:b/>
       <w:bCs/>
-      <w:color w:val="1A1A1A"/>
-      <w:sz w:val="38"/>
-      <w:szCs w:val="38"/>
+      <w:sz w:val="40"/>
+      <w:szCs w:val="40"/>
     </w:rPr>
   </w:style>
   <w:style w:type="paragraph" w:styleId="Heading2">
@@ -7024,15 +7403,16 @@
     <w:next w:val="BodyText"/>
     <w:qFormat/>
     <w:pPr>
-      <w:spacing w:before="320" w:after="160"/>
-      <w:ind w:left="320" w:right="320"/>
+      <w:pBdr>
+        <w:bottom w:val="single" w:sz="2" w:space="4" w:color="D8DEE4"/>
+      </w:pBdr>
+      <w:spacing w:before="440" w:after="120"/>
       <w:outlineLvl w:val="1"/>
     </w:pPr>
     <w:rPr>
       <w:rFonts w:ascii="Liberation Serif" w:hAnsi="Liberation Serif" w:eastAsia="新宋体" w:cs="Lucida Sans"/>
       <w:b/>
       <w:bCs/>
-      <w:color w:val="1A1A1A"/>
       <w:sz w:val="30"/>
       <w:szCs w:val="30"/>
     </w:rPr>
@@ -7043,15 +7423,13 @@
     <w:next w:val="BodyText"/>
     <w:qFormat/>
     <w:pPr>
-      <w:spacing w:before="240" w:after="120"/>
-      <w:ind w:left="240" w:right="240"/>
+      <w:spacing w:before="320" w:after="120"/>
       <w:outlineLvl w:val="2"/>
     </w:pPr>
     <w:rPr>
       <w:rFonts w:ascii="Liberation Serif" w:hAnsi="Liberation Serif" w:eastAsia="新宋体" w:cs="Lucida Sans"/>
       <w:b/>
       <w:bCs/>
-      <w:color w:val="1A1A1A"/>
       <w:sz w:val="26"/>
       <w:szCs w:val="26"/>
     </w:rPr>
@@ -7062,8 +7440,7 @@
     <w:next w:val="BodyText"/>
     <w:qFormat/>
     <w:pPr>
-      <w:spacing w:before="200" w:after="100"/>
-      <w:ind w:left="200" w:right="200"/>
+      <w:spacing w:before="120" w:after="120"/>
       <w:outlineLvl w:val="3"/>
     </w:pPr>
     <w:rPr>
@@ -7080,16 +7457,15 @@
     <w:next w:val="BodyText"/>
     <w:qFormat/>
     <w:pPr>
-      <w:spacing w:before="160" w:after="80"/>
-      <w:ind w:left="160" w:right="160"/>
+      <w:spacing w:before="120" w:after="60"/>
       <w:outlineLvl w:val="4"/>
     </w:pPr>
     <w:rPr>
       <w:rFonts w:ascii="Liberation Serif" w:hAnsi="Liberation Serif" w:eastAsia="新宋体" w:cs="Lucida Sans"/>
       <w:b/>
       <w:bCs/>
-      <w:sz w:val="21"/>
-      <w:szCs w:val="21"/>
+      <w:sz w:val="23"/>
+      <w:szCs w:val="23"/>
     </w:rPr>
   </w:style>
   <w:style w:type="paragraph" w:styleId="Heading6">
@@ -7098,16 +7474,15 @@
     <w:next w:val="BodyText"/>
     <w:qFormat/>
     <w:pPr>
-      <w:spacing w:before="160" w:after="80"/>
-      <w:ind w:left="160" w:right="160"/>
+      <w:spacing w:before="60" w:after="60"/>
       <w:outlineLvl w:val="5"/>
     </w:pPr>
     <w:rPr>
       <w:rFonts w:ascii="Liberation Serif" w:hAnsi="Liberation Serif" w:eastAsia="新宋体" w:cs="Lucida Sans"/>
       <w:b/>
       <w:bCs/>
-      <w:sz w:val="21"/>
-      <w:szCs w:val="21"/>
+      <w:sz w:val="23"/>
+      <w:szCs w:val="23"/>
     </w:rPr>
   </w:style>
   <w:style w:type="character" w:styleId="EndnoteReference">
@@ -7137,7 +7512,7 @@
     <w:rPr>
       <w:strike w:val="false"/>
       <w:dstrike w:val="false"/>
-      <w:color w:val="1F4E79"/>
+      <w:color w:val="0969DA"/>
       <w:u w:val="none"/>
       <w:effect w:val="none"/>
     </w:rPr>
@@ -7146,9 +7521,10 @@
     <w:name w:val="源文本"/>
     <w:qFormat/>
     <w:rPr>
-      <w:rFonts w:ascii="Consolas;Courier New" w:hAnsi="Consolas;Courier New" w:eastAsia="Consolas;Courier New" w:cs="Consolas;Courier New"/>
-      <w:sz w:val="18"/>
-      <w:szCs w:val="18"/>
+      <w:rFonts w:ascii="Consolas;Courier New;monospace" w:hAnsi="Consolas;Courier New;monospace" w:eastAsia="Consolas;Courier New;monospace" w:cs="Consolas;Courier New;monospace"/>
+      <w:sz w:val="19"/>
+      <w:szCs w:val="19"/>
+      <w:shd w:fill="F2F3F5" w:val="clear"/>
     </w:rPr>
   </w:style>
   <w:style w:type="character" w:styleId="Style11">
@@ -7168,7 +7544,7 @@
     <w:rPr>
       <w:strike w:val="false"/>
       <w:dstrike w:val="false"/>
-      <w:color w:val="1F4E79"/>
+      <w:color w:val="0969DA"/>
       <w:u w:val="none"/>
       <w:effect w:val="none"/>
     </w:rPr>
@@ -7203,7 +7579,10 @@
     <w:pPr>
       <w:jc w:val="left"/>
     </w:pPr>
-    <w:rPr/>
+    <w:rPr>
+      <w:sz w:val="20"/>
+      <w:szCs w:val="20"/>
+    </w:rPr>
   </w:style>
   <w:style w:type="paragraph" w:styleId="Style15">
     <w:name w:val="索引"/>
@@ -7244,8 +7623,7 @@
     <w:name w:val="Body Text"/>
     <w:basedOn w:val="Normal"/>
     <w:pPr>
-      <w:spacing w:before="0" w:after="120"/>
-      <w:jc w:val="both"/>
+      <w:spacing w:before="0" w:after="283"/>
     </w:pPr>
     <w:rPr/>
   </w:style>
@@ -7270,19 +7648,18 @@
     <w:qFormat/>
     <w:pPr>
       <w:pBdr>
-        <w:top w:val="single" w:sz="6" w:space="5" w:color="C8CCD2"/>
-        <w:left w:val="single" w:sz="6" w:space="5" w:color="C8CCD2"/>
-        <w:bottom w:val="single" w:sz="6" w:space="5" w:color="C8CCD2"/>
-        <w:right w:val="single" w:sz="6" w:space="5" w:color="C8CCD2"/>
+        <w:top w:val="single" w:sz="2" w:space="8" w:color="D8DEE4"/>
+        <w:left w:val="single" w:sz="2" w:space="8" w:color="D8DEE4"/>
+        <w:bottom w:val="single" w:sz="2" w:space="8" w:color="D8DEE4"/>
+        <w:right w:val="single" w:sz="2" w:space="8" w:color="D8DEE4"/>
       </w:pBdr>
-      <w:shd w:fill="F5F6F8" w:val="clear"/>
-      <w:spacing w:lineRule="auto" w:line="300" w:before="100" w:after="160"/>
-      <w:ind w:left="100" w:right="100"/>
+      <w:shd w:fill="F6F8FA" w:val="clear"/>
+      <w:spacing w:before="0" w:after="0"/>
     </w:pPr>
     <w:rPr>
-      <w:rFonts w:ascii="Consolas;Courier New" w:hAnsi="Consolas;Courier New" w:eastAsia="Consolas;Courier New" w:cs="Consolas;Courier New"/>
-      <w:sz w:val="16"/>
-      <w:szCs w:val="16"/>
+      <w:rFonts w:ascii="Liberation Mono" w:hAnsi="Liberation Mono" w:eastAsia="新宋体" w:cs="Liberation Mono"/>
+      <w:sz w:val="19"/>
+      <w:szCs w:val="19"/>
     </w:rPr>
   </w:style>
   <w:style w:type="paragraph" w:styleId="Style18">
@@ -7291,13 +7668,14 @@
     <w:qFormat/>
     <w:pPr>
       <w:pBdr>
-        <w:left w:val="single" w:sz="18" w:space="8" w:color="B7C3CF"/>
+        <w:left w:val="single" w:sz="18" w:space="10" w:color="FF7A45"/>
       </w:pBdr>
-      <w:spacing w:before="80" w:after="160"/>
-      <w:ind w:hanging="0" w:left="200" w:right="80"/>
+      <w:shd w:fill="FFF8F5" w:val="clear"/>
+      <w:spacing w:before="160" w:after="160"/>
+      <w:ind w:hanging="0" w:left="160" w:right="160"/>
     </w:pPr>
     <w:rPr>
-      <w:color w:val="333333"/>
+      <w:color w:val="555555"/>
     </w:rPr>
   </w:style>
   <w:style w:type="paragraph" w:styleId="Style19">
@@ -7306,12 +7684,14 @@
     <w:qFormat/>
     <w:pPr>
       <w:suppressLineNumbers/>
-      <w:shd w:fill="DCE6F1" w:val="clear"/>
+      <w:shd w:fill="EEF1F4" w:val="clear"/>
       <w:jc w:val="left"/>
     </w:pPr>
     <w:rPr>
       <w:b/>
       <w:bCs/>
+      <w:sz w:val="20"/>
+      <w:szCs w:val="20"/>
     </w:rPr>
   </w:style>
 </w:styles>
